--- a/help.docx
+++ b/help.docx
@@ -6,92 +6,5140 @@
       <w:pPr>
         <w:pStyle w:val="Title"/>
         <w:rPr>
-          <w:sz w:val="72"/>
-          <w:szCs w:val="72"/>
+          <w:sz w:val="60"/>
+          <w:szCs w:val="60"/>
+          <w:lang w:val="el-GR"/>
         </w:rPr>
       </w:pPr>
       <w:r>
-        <w:rPr>
-          <w:sz w:val="72"/>
-          <w:szCs w:val="72"/>
-          <w:lang w:val="el-GR"/>
-        </w:rPr>
-        <w:t>Οδηγίες</w:t>
+        <w:t>📘</w:t>
       </w:r>
       <w:r>
         <w:rPr>
-          <w:sz w:val="72"/>
-          <w:szCs w:val="72"/>
+          <w:lang w:val="el-GR"/>
         </w:rPr>
         <w:t xml:space="preserve"> </w:t>
       </w:r>
       <w:r>
         <w:rPr>
-          <w:sz w:val="72"/>
-          <w:szCs w:val="72"/>
-          <w:lang w:val="el-GR"/>
-        </w:rPr>
-        <w:t>Χρήσης</w:t>
+          <w:sz w:val="60"/>
+          <w:szCs w:val="60"/>
+          <w:lang w:val="el-GR"/>
+        </w:rPr>
+        <w:t>Οδηγίες Χρήσης Εφαρμογής</w:t>
       </w:r>
+    </w:p>
+    <w:p>
+      <w:pPr>
+        <w:pStyle w:val="Title"/>
+        <w:jc w:val="center"/>
+        <w:rPr>
+          <w:lang w:val="el-GR"/>
+        </w:rPr>
+      </w:pPr>
       <w:r>
         <w:rPr>
-          <w:sz w:val="72"/>
-          <w:szCs w:val="72"/>
-        </w:rPr>
-        <w:t xml:space="preserve"> </w:t>
+          <w:sz w:val="60"/>
+          <w:szCs w:val="60"/>
+          <w:lang w:val="el-GR"/>
+        </w:rPr>
+        <w:t xml:space="preserve">Συλλόγου </w:t>
       </w:r>
       <w:proofErr w:type="spellStart"/>
       <w:r>
         <w:rPr>
-          <w:sz w:val="72"/>
-          <w:szCs w:val="72"/>
-          <w:lang w:val="el-GR"/>
-        </w:rPr>
-        <w:t>Εφαμογής</w:t>
+          <w:sz w:val="60"/>
+          <w:szCs w:val="60"/>
+          <w:lang w:val="el-GR"/>
+        </w:rPr>
+        <w:t>Τριτέκνων</w:t>
       </w:r>
       <w:proofErr w:type="spellEnd"/>
-    </w:p>
-    <w:p>
-      <w:bookmarkStart w:id="0" w:name="_Hlk487785372"/>
-      <w:bookmarkEnd w:id="0"/>
       <w:r>
-        <w:t>You don’t need to wait until your pages are finalized; i</w:t>
-      </w:r>
-      <w:r>
-        <w:t xml:space="preserve">nserting a table of contents can be an early step in creating your document. </w:t>
-      </w:r>
-      <w:r>
-        <w:t>As the pages of your document develop, Word helps you keep the table of contents up to date.</w:t>
+        <w:rPr>
+          <w:sz w:val="60"/>
+          <w:szCs w:val="60"/>
+          <w:lang w:val="el-GR"/>
+        </w:rPr>
+        <w:t xml:space="preserve"> Έβρου</w:t>
       </w:r>
     </w:p>
     <w:p>
-      <w:pPr>
-        <w:pStyle w:val="TryItBoilerplate"/>
-      </w:pPr>
       <w:r>
-        <w:t>Thi</w:t>
+        <w:rPr>
+          <w:lang w:val="el-GR"/>
+        </w:rPr>
+        <w:t>Έκδοση: 1.0</w:t>
       </w:r>
       <w:r>
-        <w:t xml:space="preserve">s doc isn’t just for reading, it’s for trying too. Watch for the </w:t>
+        <w:rPr>
+          <w:lang w:val="el-GR"/>
+        </w:rPr>
+        <w:br/>
+        <w:t>Ημερομηνία: Αύγουστος 2025</w:t>
+      </w:r>
+    </w:p>
+    <w:p>
+      <w:pPr>
+        <w:jc w:val="center"/>
+        <w:rPr>
+          <w:lang w:val="el-GR"/>
+        </w:rPr>
+      </w:pPr>
+      <w:r>
+        <w:rPr>
+          <w:lang w:val="el-GR"/>
+        </w:rPr>
+        <w:br/>
       </w:r>
       <w:r>
         <w:rPr>
-          <w:rStyle w:val="Emphasis"/>
-        </w:rPr>
-        <w:t>Try it</w:t>
+          <w:noProof/>
+          <w:lang w:val="el-GR"/>
+        </w:rPr>
+        <w:drawing>
+          <wp:inline distT="0" distB="0" distL="0" distR="0" wp14:anchorId="7F74DEFB" wp14:editId="419B3C1E">
+            <wp:extent cx="5978407" cy="4432707"/>
+            <wp:effectExtent l="0" t="0" r="3810" b="6350"/>
+            <wp:docPr id="785309423" name="Picture 1"/>
+            <wp:cNvGraphicFramePr>
+              <a:graphicFrameLocks xmlns:a="http://schemas.openxmlformats.org/drawingml/2006/main" noChangeAspect="1"/>
+            </wp:cNvGraphicFramePr>
+            <a:graphic xmlns:a="http://schemas.openxmlformats.org/drawingml/2006/main">
+              <a:graphicData uri="http://schemas.openxmlformats.org/drawingml/2006/picture">
+                <pic:pic xmlns:pic="http://schemas.openxmlformats.org/drawingml/2006/picture">
+                  <pic:nvPicPr>
+                    <pic:cNvPr id="0" name="Picture 1"/>
+                    <pic:cNvPicPr>
+                      <a:picLocks noChangeAspect="1" noChangeArrowheads="1"/>
+                    </pic:cNvPicPr>
+                  </pic:nvPicPr>
+                  <pic:blipFill>
+                    <a:blip r:embed="rId11">
+                      <a:extLst>
+                        <a:ext uri="{28A0092B-C50C-407E-A947-70E740481C1C}">
+                          <a14:useLocalDpi xmlns:a14="http://schemas.microsoft.com/office/drawing/2010/main" val="0"/>
+                        </a:ext>
+                      </a:extLst>
+                    </a:blip>
+                    <a:srcRect/>
+                    <a:stretch>
+                      <a:fillRect/>
+                    </a:stretch>
+                  </pic:blipFill>
+                  <pic:spPr bwMode="auto">
+                    <a:xfrm>
+                      <a:off x="0" y="0"/>
+                      <a:ext cx="6030431" cy="4471281"/>
+                    </a:xfrm>
+                    <a:prstGeom prst="rect">
+                      <a:avLst/>
+                    </a:prstGeom>
+                    <a:noFill/>
+                    <a:ln>
+                      <a:noFill/>
+                    </a:ln>
+                  </pic:spPr>
+                </pic:pic>
+              </a:graphicData>
+            </a:graphic>
+          </wp:inline>
+        </w:drawing>
+      </w:r>
+    </w:p>
+    <w:p>
+      <w:pPr>
+        <w:rPr>
+          <w:lang w:val="el-GR"/>
+        </w:rPr>
+      </w:pPr>
+      <w:r>
+        <w:rPr>
+          <w:lang w:val="el-GR"/>
+        </w:rPr>
+        <w:br w:type="page"/>
+      </w:r>
+    </w:p>
+    <w:sdt>
+      <w:sdtPr>
+        <w:id w:val="-1304627018"/>
+        <w:docPartObj>
+          <w:docPartGallery w:val="Table of Contents"/>
+          <w:docPartUnique/>
+        </w:docPartObj>
+      </w:sdtPr>
+      <w:sdtEndPr>
+        <w:rPr>
+          <w:rFonts w:asciiTheme="minorHAnsi" w:eastAsiaTheme="minorHAnsi" w:hAnsiTheme="minorHAnsi" w:cstheme="minorBidi"/>
+          <w:b/>
+          <w:bCs/>
+          <w:noProof/>
+          <w:color w:val="auto"/>
+          <w:sz w:val="22"/>
+          <w:szCs w:val="22"/>
+        </w:rPr>
+      </w:sdtEndPr>
+      <w:sdtContent>
+        <w:p>
+          <w:pPr>
+            <w:pStyle w:val="TOCHeading"/>
+            <w:rPr>
+              <w:lang w:val="el-GR"/>
+            </w:rPr>
+          </w:pPr>
+          <w:r>
+            <w:rPr>
+              <w:lang w:val="el-GR"/>
+            </w:rPr>
+            <w:t>Πίνακας Περιεχομένων</w:t>
+          </w:r>
+        </w:p>
+        <w:p>
+          <w:pPr>
+            <w:pStyle w:val="TOC1"/>
+            <w:tabs>
+              <w:tab w:val="right" w:leader="dot" w:pos="9350"/>
+            </w:tabs>
+            <w:rPr>
+              <w:rFonts w:eastAsiaTheme="minorEastAsia"/>
+              <w:kern w:val="2"/>
+              <w:sz w:val="24"/>
+              <w:szCs w:val="24"/>
+              <w14:ligatures w14:val="standardContextual"/>
+            </w:rPr>
+          </w:pPr>
+          <w:r>
+            <w:fldChar w:fldCharType="begin"/>
+          </w:r>
+          <w:r>
+            <w:instrText xml:space="preserve"> TOC \o "1-3" \h \z \u </w:instrText>
+          </w:r>
+          <w:r>
+            <w:fldChar w:fldCharType="separate"/>
+          </w:r>
+          <w:hyperlink w:anchor="_Toc205197959" w:history="1">
+            <w:r>
+              <w:rPr>
+                <w:rStyle w:val="Hyperlink"/>
+                <w:lang w:val="el-GR"/>
+              </w:rPr>
+              <w:t>Γενική Περιγραφή Εφαρμογής</w:t>
+            </w:r>
+            <w:r>
+              <w:rPr>
+                <w:webHidden/>
+              </w:rPr>
+              <w:tab/>
+            </w:r>
+            <w:r>
+              <w:rPr>
+                <w:webHidden/>
+              </w:rPr>
+              <w:fldChar w:fldCharType="begin"/>
+            </w:r>
+            <w:r>
+              <w:rPr>
+                <w:webHidden/>
+              </w:rPr>
+              <w:instrText xml:space="preserve"> PAGEREF _Toc205197959 \h </w:instrText>
+            </w:r>
+            <w:r>
+              <w:rPr>
+                <w:webHidden/>
+              </w:rPr>
+            </w:r>
+            <w:r>
+              <w:rPr>
+                <w:webHidden/>
+              </w:rPr>
+              <w:fldChar w:fldCharType="separate"/>
+            </w:r>
+            <w:r>
+              <w:rPr>
+                <w:webHidden/>
+              </w:rPr>
+              <w:t>3</w:t>
+            </w:r>
+            <w:r>
+              <w:rPr>
+                <w:webHidden/>
+              </w:rPr>
+              <w:fldChar w:fldCharType="end"/>
+            </w:r>
+          </w:hyperlink>
+        </w:p>
+        <w:p>
+          <w:pPr>
+            <w:pStyle w:val="TOC1"/>
+            <w:tabs>
+              <w:tab w:val="right" w:leader="dot" w:pos="9350"/>
+            </w:tabs>
+            <w:rPr>
+              <w:rFonts w:eastAsiaTheme="minorEastAsia"/>
+              <w:kern w:val="2"/>
+              <w:sz w:val="24"/>
+              <w:szCs w:val="24"/>
+              <w14:ligatures w14:val="standardContextual"/>
+            </w:rPr>
+          </w:pPr>
+          <w:hyperlink w:anchor="_Toc205197960" w:history="1">
+            <w:r>
+              <w:rPr>
+                <w:rStyle w:val="Hyperlink"/>
+                <w:lang w:val="el-GR"/>
+              </w:rPr>
+              <w:t>Εγκατάσταση &amp; Εκτέλεση</w:t>
+            </w:r>
+            <w:r>
+              <w:rPr>
+                <w:webHidden/>
+              </w:rPr>
+              <w:tab/>
+            </w:r>
+            <w:r>
+              <w:rPr>
+                <w:webHidden/>
+              </w:rPr>
+              <w:fldChar w:fldCharType="begin"/>
+            </w:r>
+            <w:r>
+              <w:rPr>
+                <w:webHidden/>
+              </w:rPr>
+              <w:instrText xml:space="preserve"> PAGEREF _Toc205197960 \h </w:instrText>
+            </w:r>
+            <w:r>
+              <w:rPr>
+                <w:webHidden/>
+              </w:rPr>
+            </w:r>
+            <w:r>
+              <w:rPr>
+                <w:webHidden/>
+              </w:rPr>
+              <w:fldChar w:fldCharType="separate"/>
+            </w:r>
+            <w:r>
+              <w:rPr>
+                <w:webHidden/>
+              </w:rPr>
+              <w:t>3</w:t>
+            </w:r>
+            <w:r>
+              <w:rPr>
+                <w:webHidden/>
+              </w:rPr>
+              <w:fldChar w:fldCharType="end"/>
+            </w:r>
+          </w:hyperlink>
+        </w:p>
+        <w:p>
+          <w:pPr>
+            <w:pStyle w:val="TOC1"/>
+            <w:tabs>
+              <w:tab w:val="right" w:leader="dot" w:pos="9350"/>
+            </w:tabs>
+            <w:rPr>
+              <w:rFonts w:eastAsiaTheme="minorEastAsia"/>
+              <w:kern w:val="2"/>
+              <w:sz w:val="24"/>
+              <w:szCs w:val="24"/>
+              <w14:ligatures w14:val="standardContextual"/>
+            </w:rPr>
+          </w:pPr>
+          <w:hyperlink w:anchor="_Toc205197961" w:history="1">
+            <w:r>
+              <w:rPr>
+                <w:rStyle w:val="Hyperlink"/>
+                <w:lang w:val="el-GR"/>
+              </w:rPr>
+              <w:t>Αρχικοποίηση Εφαρμογής</w:t>
+            </w:r>
+            <w:r>
+              <w:rPr>
+                <w:webHidden/>
+              </w:rPr>
+              <w:tab/>
+            </w:r>
+            <w:r>
+              <w:rPr>
+                <w:webHidden/>
+              </w:rPr>
+              <w:fldChar w:fldCharType="begin"/>
+            </w:r>
+            <w:r>
+              <w:rPr>
+                <w:webHidden/>
+              </w:rPr>
+              <w:instrText xml:space="preserve"> PAGEREF _Toc205197961 \h </w:instrText>
+            </w:r>
+            <w:r>
+              <w:rPr>
+                <w:webHidden/>
+              </w:rPr>
+            </w:r>
+            <w:r>
+              <w:rPr>
+                <w:webHidden/>
+              </w:rPr>
+              <w:fldChar w:fldCharType="separate"/>
+            </w:r>
+            <w:r>
+              <w:rPr>
+                <w:webHidden/>
+              </w:rPr>
+              <w:t>4</w:t>
+            </w:r>
+            <w:r>
+              <w:rPr>
+                <w:webHidden/>
+              </w:rPr>
+              <w:fldChar w:fldCharType="end"/>
+            </w:r>
+          </w:hyperlink>
+        </w:p>
+        <w:p>
+          <w:pPr>
+            <w:pStyle w:val="TOC1"/>
+            <w:tabs>
+              <w:tab w:val="right" w:leader="dot" w:pos="9350"/>
+            </w:tabs>
+            <w:rPr>
+              <w:rFonts w:eastAsiaTheme="minorEastAsia"/>
+              <w:kern w:val="2"/>
+              <w:sz w:val="24"/>
+              <w:szCs w:val="24"/>
+              <w14:ligatures w14:val="standardContextual"/>
+            </w:rPr>
+          </w:pPr>
+          <w:hyperlink w:anchor="_Toc205197962" w:history="1">
+            <w:r>
+              <w:rPr>
+                <w:rStyle w:val="Hyperlink"/>
+                <w:lang w:val="el-GR"/>
+              </w:rPr>
+              <w:t>Διαχείριση Μελών</w:t>
+            </w:r>
+            <w:r>
+              <w:rPr>
+                <w:webHidden/>
+              </w:rPr>
+              <w:tab/>
+            </w:r>
+            <w:r>
+              <w:rPr>
+                <w:webHidden/>
+              </w:rPr>
+              <w:fldChar w:fldCharType="begin"/>
+            </w:r>
+            <w:r>
+              <w:rPr>
+                <w:webHidden/>
+              </w:rPr>
+              <w:instrText xml:space="preserve"> PAGEREF _Toc205197962 \h </w:instrText>
+            </w:r>
+            <w:r>
+              <w:rPr>
+                <w:webHidden/>
+              </w:rPr>
+            </w:r>
+            <w:r>
+              <w:rPr>
+                <w:webHidden/>
+              </w:rPr>
+              <w:fldChar w:fldCharType="separate"/>
+            </w:r>
+            <w:r>
+              <w:rPr>
+                <w:webHidden/>
+              </w:rPr>
+              <w:t>5</w:t>
+            </w:r>
+            <w:r>
+              <w:rPr>
+                <w:webHidden/>
+              </w:rPr>
+              <w:fldChar w:fldCharType="end"/>
+            </w:r>
+          </w:hyperlink>
+        </w:p>
+        <w:p>
+          <w:pPr>
+            <w:pStyle w:val="TOC1"/>
+            <w:tabs>
+              <w:tab w:val="right" w:leader="dot" w:pos="9350"/>
+            </w:tabs>
+            <w:rPr>
+              <w:rFonts w:eastAsiaTheme="minorEastAsia"/>
+              <w:kern w:val="2"/>
+              <w:sz w:val="24"/>
+              <w:szCs w:val="24"/>
+              <w14:ligatures w14:val="standardContextual"/>
+            </w:rPr>
+          </w:pPr>
+          <w:hyperlink w:anchor="_Toc205197963" w:history="1">
+            <w:r>
+              <w:rPr>
+                <w:rStyle w:val="Hyperlink"/>
+                <w:lang w:val="el-GR"/>
+              </w:rPr>
+              <w:t>Διαχείριση Τέκνων</w:t>
+            </w:r>
+            <w:r>
+              <w:rPr>
+                <w:webHidden/>
+              </w:rPr>
+              <w:tab/>
+            </w:r>
+            <w:r>
+              <w:rPr>
+                <w:webHidden/>
+              </w:rPr>
+              <w:fldChar w:fldCharType="begin"/>
+            </w:r>
+            <w:r>
+              <w:rPr>
+                <w:webHidden/>
+              </w:rPr>
+              <w:instrText xml:space="preserve"> PAGEREF _Toc205197963 \h </w:instrText>
+            </w:r>
+            <w:r>
+              <w:rPr>
+                <w:webHidden/>
+              </w:rPr>
+            </w:r>
+            <w:r>
+              <w:rPr>
+                <w:webHidden/>
+              </w:rPr>
+              <w:fldChar w:fldCharType="separate"/>
+            </w:r>
+            <w:r>
+              <w:rPr>
+                <w:webHidden/>
+              </w:rPr>
+              <w:t>6</w:t>
+            </w:r>
+            <w:r>
+              <w:rPr>
+                <w:webHidden/>
+              </w:rPr>
+              <w:fldChar w:fldCharType="end"/>
+            </w:r>
+          </w:hyperlink>
+        </w:p>
+        <w:p>
+          <w:pPr>
+            <w:pStyle w:val="TOC1"/>
+            <w:tabs>
+              <w:tab w:val="right" w:leader="dot" w:pos="9350"/>
+            </w:tabs>
+            <w:rPr>
+              <w:rFonts w:eastAsiaTheme="minorEastAsia"/>
+              <w:kern w:val="2"/>
+              <w:sz w:val="24"/>
+              <w:szCs w:val="24"/>
+              <w14:ligatures w14:val="standardContextual"/>
+            </w:rPr>
+          </w:pPr>
+          <w:hyperlink w:anchor="_Toc205197964" w:history="1">
+            <w:r>
+              <w:rPr>
+                <w:rStyle w:val="Hyperlink"/>
+                <w:lang w:val="el-GR"/>
+              </w:rPr>
+              <w:t>Διαχείριση Συνδρομών</w:t>
+            </w:r>
+            <w:r>
+              <w:rPr>
+                <w:webHidden/>
+              </w:rPr>
+              <w:tab/>
+            </w:r>
+            <w:r>
+              <w:rPr>
+                <w:webHidden/>
+              </w:rPr>
+              <w:fldChar w:fldCharType="begin"/>
+            </w:r>
+            <w:r>
+              <w:rPr>
+                <w:webHidden/>
+              </w:rPr>
+              <w:instrText xml:space="preserve"> PAGEREF _Toc205197964 \h </w:instrText>
+            </w:r>
+            <w:r>
+              <w:rPr>
+                <w:webHidden/>
+              </w:rPr>
+            </w:r>
+            <w:r>
+              <w:rPr>
+                <w:webHidden/>
+              </w:rPr>
+              <w:fldChar w:fldCharType="separate"/>
+            </w:r>
+            <w:r>
+              <w:rPr>
+                <w:webHidden/>
+              </w:rPr>
+              <w:t>6</w:t>
+            </w:r>
+            <w:r>
+              <w:rPr>
+                <w:webHidden/>
+              </w:rPr>
+              <w:fldChar w:fldCharType="end"/>
+            </w:r>
+          </w:hyperlink>
+        </w:p>
+        <w:p>
+          <w:pPr>
+            <w:pStyle w:val="TOC1"/>
+            <w:tabs>
+              <w:tab w:val="right" w:leader="dot" w:pos="9350"/>
+            </w:tabs>
+            <w:rPr>
+              <w:rFonts w:eastAsiaTheme="minorEastAsia"/>
+              <w:kern w:val="2"/>
+              <w:sz w:val="24"/>
+              <w:szCs w:val="24"/>
+              <w14:ligatures w14:val="standardContextual"/>
+            </w:rPr>
+          </w:pPr>
+          <w:hyperlink w:anchor="_Toc205197965" w:history="1">
+            <w:r>
+              <w:rPr>
+                <w:rStyle w:val="Hyperlink"/>
+                <w:lang w:val="el-GR"/>
+              </w:rPr>
+              <w:t>Αναζητήσεις και Φίλτρα</w:t>
+            </w:r>
+            <w:r>
+              <w:rPr>
+                <w:webHidden/>
+              </w:rPr>
+              <w:tab/>
+            </w:r>
+            <w:r>
+              <w:rPr>
+                <w:webHidden/>
+              </w:rPr>
+              <w:fldChar w:fldCharType="begin"/>
+            </w:r>
+            <w:r>
+              <w:rPr>
+                <w:webHidden/>
+              </w:rPr>
+              <w:instrText xml:space="preserve"> PAGEREF _Toc205197965 \h </w:instrText>
+            </w:r>
+            <w:r>
+              <w:rPr>
+                <w:webHidden/>
+              </w:rPr>
+            </w:r>
+            <w:r>
+              <w:rPr>
+                <w:webHidden/>
+              </w:rPr>
+              <w:fldChar w:fldCharType="separate"/>
+            </w:r>
+            <w:r>
+              <w:rPr>
+                <w:webHidden/>
+              </w:rPr>
+              <w:t>7</w:t>
+            </w:r>
+            <w:r>
+              <w:rPr>
+                <w:webHidden/>
+              </w:rPr>
+              <w:fldChar w:fldCharType="end"/>
+            </w:r>
+          </w:hyperlink>
+        </w:p>
+        <w:p>
+          <w:pPr>
+            <w:pStyle w:val="TOC1"/>
+            <w:tabs>
+              <w:tab w:val="right" w:leader="dot" w:pos="9350"/>
+            </w:tabs>
+            <w:rPr>
+              <w:rFonts w:eastAsiaTheme="minorEastAsia"/>
+              <w:kern w:val="2"/>
+              <w:sz w:val="24"/>
+              <w:szCs w:val="24"/>
+              <w14:ligatures w14:val="standardContextual"/>
+            </w:rPr>
+          </w:pPr>
+          <w:hyperlink w:anchor="_Toc205197966" w:history="1">
+            <w:r>
+              <w:rPr>
+                <w:rStyle w:val="Hyperlink"/>
+                <w:lang w:val="el-GR"/>
+              </w:rPr>
+              <w:t>Εξαγωγές Δεδομένων</w:t>
+            </w:r>
+            <w:r>
+              <w:rPr>
+                <w:webHidden/>
+              </w:rPr>
+              <w:tab/>
+            </w:r>
+            <w:r>
+              <w:rPr>
+                <w:webHidden/>
+              </w:rPr>
+              <w:fldChar w:fldCharType="begin"/>
+            </w:r>
+            <w:r>
+              <w:rPr>
+                <w:webHidden/>
+              </w:rPr>
+              <w:instrText xml:space="preserve"> PAGEREF _Toc205197966 \h </w:instrText>
+            </w:r>
+            <w:r>
+              <w:rPr>
+                <w:webHidden/>
+              </w:rPr>
+            </w:r>
+            <w:r>
+              <w:rPr>
+                <w:webHidden/>
+              </w:rPr>
+              <w:fldChar w:fldCharType="separate"/>
+            </w:r>
+            <w:r>
+              <w:rPr>
+                <w:webHidden/>
+              </w:rPr>
+              <w:t>8</w:t>
+            </w:r>
+            <w:r>
+              <w:rPr>
+                <w:webHidden/>
+              </w:rPr>
+              <w:fldChar w:fldCharType="end"/>
+            </w:r>
+          </w:hyperlink>
+        </w:p>
+        <w:p>
+          <w:pPr>
+            <w:pStyle w:val="TOC1"/>
+            <w:tabs>
+              <w:tab w:val="right" w:leader="dot" w:pos="9350"/>
+            </w:tabs>
+            <w:rPr>
+              <w:rFonts w:eastAsiaTheme="minorEastAsia"/>
+              <w:kern w:val="2"/>
+              <w:sz w:val="24"/>
+              <w:szCs w:val="24"/>
+              <w14:ligatures w14:val="standardContextual"/>
+            </w:rPr>
+          </w:pPr>
+          <w:hyperlink w:anchor="_Toc205197967" w:history="1">
+            <w:r>
+              <w:rPr>
+                <w:rStyle w:val="Hyperlink"/>
+                <w:lang w:val="el-GR"/>
+              </w:rPr>
+              <w:t>Προχωρημένα Ερωτήματα</w:t>
+            </w:r>
+            <w:r>
+              <w:rPr>
+                <w:webHidden/>
+              </w:rPr>
+              <w:tab/>
+            </w:r>
+            <w:r>
+              <w:rPr>
+                <w:webHidden/>
+              </w:rPr>
+              <w:fldChar w:fldCharType="begin"/>
+            </w:r>
+            <w:r>
+              <w:rPr>
+                <w:webHidden/>
+              </w:rPr>
+              <w:instrText xml:space="preserve"> PAGEREF _Toc205197967 \h </w:instrText>
+            </w:r>
+            <w:r>
+              <w:rPr>
+                <w:webHidden/>
+              </w:rPr>
+            </w:r>
+            <w:r>
+              <w:rPr>
+                <w:webHidden/>
+              </w:rPr>
+              <w:fldChar w:fldCharType="separate"/>
+            </w:r>
+            <w:r>
+              <w:rPr>
+                <w:webHidden/>
+              </w:rPr>
+              <w:t>10</w:t>
+            </w:r>
+            <w:r>
+              <w:rPr>
+                <w:webHidden/>
+              </w:rPr>
+              <w:fldChar w:fldCharType="end"/>
+            </w:r>
+          </w:hyperlink>
+        </w:p>
+        <w:p>
+          <w:pPr>
+            <w:pStyle w:val="TOC2"/>
+            <w:tabs>
+              <w:tab w:val="right" w:leader="dot" w:pos="9350"/>
+            </w:tabs>
+            <w:rPr>
+              <w:rFonts w:eastAsiaTheme="minorEastAsia"/>
+              <w:noProof/>
+              <w:kern w:val="2"/>
+              <w:sz w:val="24"/>
+              <w:szCs w:val="24"/>
+              <w14:ligatures w14:val="standardContextual"/>
+            </w:rPr>
+          </w:pPr>
+          <w:hyperlink w:anchor="_Toc205197968" w:history="1">
+            <w:r>
+              <w:rPr>
+                <w:rStyle w:val="Hyperlink"/>
+                <w:noProof/>
+                <w:lang w:val="el-GR"/>
+              </w:rPr>
+              <w:t>Ερωτήματα με εισαγωγή δεδομένων</w:t>
+            </w:r>
+            <w:r>
+              <w:rPr>
+                <w:noProof/>
+                <w:webHidden/>
+              </w:rPr>
+              <w:tab/>
+            </w:r>
+            <w:r>
+              <w:rPr>
+                <w:noProof/>
+                <w:webHidden/>
+              </w:rPr>
+              <w:fldChar w:fldCharType="begin"/>
+            </w:r>
+            <w:r>
+              <w:rPr>
+                <w:noProof/>
+                <w:webHidden/>
+              </w:rPr>
+              <w:instrText xml:space="preserve"> PAGEREF _Toc205197968 \h </w:instrText>
+            </w:r>
+            <w:r>
+              <w:rPr>
+                <w:noProof/>
+                <w:webHidden/>
+              </w:rPr>
+            </w:r>
+            <w:r>
+              <w:rPr>
+                <w:noProof/>
+                <w:webHidden/>
+              </w:rPr>
+              <w:fldChar w:fldCharType="separate"/>
+            </w:r>
+            <w:r>
+              <w:rPr>
+                <w:noProof/>
+                <w:webHidden/>
+              </w:rPr>
+              <w:t>12</w:t>
+            </w:r>
+            <w:r>
+              <w:rPr>
+                <w:noProof/>
+                <w:webHidden/>
+              </w:rPr>
+              <w:fldChar w:fldCharType="end"/>
+            </w:r>
+          </w:hyperlink>
+        </w:p>
+        <w:p>
+          <w:pPr>
+            <w:pStyle w:val="TOC3"/>
+            <w:tabs>
+              <w:tab w:val="right" w:leader="dot" w:pos="9350"/>
+            </w:tabs>
+            <w:rPr>
+              <w:rFonts w:eastAsiaTheme="minorEastAsia"/>
+              <w:noProof/>
+              <w:kern w:val="2"/>
+              <w:sz w:val="24"/>
+              <w:szCs w:val="24"/>
+              <w14:ligatures w14:val="standardContextual"/>
+            </w:rPr>
+          </w:pPr>
+          <w:hyperlink w:anchor="_Toc205197969" w:history="1">
+            <w:r>
+              <w:rPr>
+                <w:rStyle w:val="Hyperlink"/>
+                <w:noProof/>
+                <w:lang w:val="el-GR"/>
+              </w:rPr>
+              <w:t>Τυχαία Επιλογή Μελών</w:t>
+            </w:r>
+            <w:r>
+              <w:rPr>
+                <w:noProof/>
+                <w:webHidden/>
+              </w:rPr>
+              <w:tab/>
+            </w:r>
+            <w:r>
+              <w:rPr>
+                <w:noProof/>
+                <w:webHidden/>
+              </w:rPr>
+              <w:fldChar w:fldCharType="begin"/>
+            </w:r>
+            <w:r>
+              <w:rPr>
+                <w:noProof/>
+                <w:webHidden/>
+              </w:rPr>
+              <w:instrText xml:space="preserve"> PAGEREF _Toc205197969 \h </w:instrText>
+            </w:r>
+            <w:r>
+              <w:rPr>
+                <w:noProof/>
+                <w:webHidden/>
+              </w:rPr>
+            </w:r>
+            <w:r>
+              <w:rPr>
+                <w:noProof/>
+                <w:webHidden/>
+              </w:rPr>
+              <w:fldChar w:fldCharType="separate"/>
+            </w:r>
+            <w:r>
+              <w:rPr>
+                <w:noProof/>
+                <w:webHidden/>
+              </w:rPr>
+              <w:t>13</w:t>
+            </w:r>
+            <w:r>
+              <w:rPr>
+                <w:noProof/>
+                <w:webHidden/>
+              </w:rPr>
+              <w:fldChar w:fldCharType="end"/>
+            </w:r>
+          </w:hyperlink>
+        </w:p>
+        <w:p>
+          <w:pPr>
+            <w:pStyle w:val="TOC1"/>
+            <w:tabs>
+              <w:tab w:val="right" w:leader="dot" w:pos="9350"/>
+            </w:tabs>
+            <w:rPr>
+              <w:rFonts w:eastAsiaTheme="minorEastAsia"/>
+              <w:kern w:val="2"/>
+              <w:sz w:val="24"/>
+              <w:szCs w:val="24"/>
+              <w14:ligatures w14:val="standardContextual"/>
+            </w:rPr>
+          </w:pPr>
+          <w:hyperlink w:anchor="_Toc205197970" w:history="1">
+            <w:r>
+              <w:rPr>
+                <w:rStyle w:val="Hyperlink"/>
+                <w:lang w:val="el-GR"/>
+              </w:rPr>
+              <w:t>Αντίγραφα Ασφαλείας</w:t>
+            </w:r>
+            <w:r>
+              <w:rPr>
+                <w:webHidden/>
+              </w:rPr>
+              <w:tab/>
+            </w:r>
+            <w:r>
+              <w:rPr>
+                <w:webHidden/>
+              </w:rPr>
+              <w:fldChar w:fldCharType="begin"/>
+            </w:r>
+            <w:r>
+              <w:rPr>
+                <w:webHidden/>
+              </w:rPr>
+              <w:instrText xml:space="preserve"> PAGEREF _Toc205197970 \h </w:instrText>
+            </w:r>
+            <w:r>
+              <w:rPr>
+                <w:webHidden/>
+              </w:rPr>
+            </w:r>
+            <w:r>
+              <w:rPr>
+                <w:webHidden/>
+              </w:rPr>
+              <w:fldChar w:fldCharType="separate"/>
+            </w:r>
+            <w:r>
+              <w:rPr>
+                <w:webHidden/>
+              </w:rPr>
+              <w:t>15</w:t>
+            </w:r>
+            <w:r>
+              <w:rPr>
+                <w:webHidden/>
+              </w:rPr>
+              <w:fldChar w:fldCharType="end"/>
+            </w:r>
+          </w:hyperlink>
+        </w:p>
+        <w:p>
+          <w:pPr>
+            <w:pStyle w:val="TOC2"/>
+            <w:tabs>
+              <w:tab w:val="right" w:leader="dot" w:pos="9350"/>
+            </w:tabs>
+            <w:rPr>
+              <w:rFonts w:eastAsiaTheme="minorEastAsia"/>
+              <w:noProof/>
+              <w:kern w:val="2"/>
+              <w:sz w:val="24"/>
+              <w:szCs w:val="24"/>
+              <w14:ligatures w14:val="standardContextual"/>
+            </w:rPr>
+          </w:pPr>
+          <w:hyperlink w:anchor="_Toc205197971" w:history="1">
+            <w:r>
+              <w:rPr>
+                <w:rStyle w:val="Hyperlink"/>
+                <w:noProof/>
+                <w:lang w:val="el-GR"/>
+              </w:rPr>
+              <w:t>Δημιουργία Αντιγράφου Ασφαλείας</w:t>
+            </w:r>
+            <w:r>
+              <w:rPr>
+                <w:noProof/>
+                <w:webHidden/>
+              </w:rPr>
+              <w:tab/>
+            </w:r>
+            <w:r>
+              <w:rPr>
+                <w:noProof/>
+                <w:webHidden/>
+              </w:rPr>
+              <w:fldChar w:fldCharType="begin"/>
+            </w:r>
+            <w:r>
+              <w:rPr>
+                <w:noProof/>
+                <w:webHidden/>
+              </w:rPr>
+              <w:instrText xml:space="preserve"> PAGEREF _Toc205197971 \h </w:instrText>
+            </w:r>
+            <w:r>
+              <w:rPr>
+                <w:noProof/>
+                <w:webHidden/>
+              </w:rPr>
+            </w:r>
+            <w:r>
+              <w:rPr>
+                <w:noProof/>
+                <w:webHidden/>
+              </w:rPr>
+              <w:fldChar w:fldCharType="separate"/>
+            </w:r>
+            <w:r>
+              <w:rPr>
+                <w:noProof/>
+                <w:webHidden/>
+              </w:rPr>
+              <w:t>15</w:t>
+            </w:r>
+            <w:r>
+              <w:rPr>
+                <w:noProof/>
+                <w:webHidden/>
+              </w:rPr>
+              <w:fldChar w:fldCharType="end"/>
+            </w:r>
+          </w:hyperlink>
+        </w:p>
+        <w:p>
+          <w:pPr>
+            <w:pStyle w:val="TOC2"/>
+            <w:tabs>
+              <w:tab w:val="right" w:leader="dot" w:pos="9350"/>
+            </w:tabs>
+            <w:rPr>
+              <w:rFonts w:eastAsiaTheme="minorEastAsia"/>
+              <w:noProof/>
+              <w:kern w:val="2"/>
+              <w:sz w:val="24"/>
+              <w:szCs w:val="24"/>
+              <w14:ligatures w14:val="standardContextual"/>
+            </w:rPr>
+          </w:pPr>
+          <w:hyperlink w:anchor="_Toc205197972" w:history="1">
+            <w:r>
+              <w:rPr>
+                <w:rStyle w:val="Hyperlink"/>
+                <w:noProof/>
+                <w:lang w:val="el-GR"/>
+              </w:rPr>
+              <w:t>Ανάκτηση Δεδομένων</w:t>
+            </w:r>
+            <w:r>
+              <w:rPr>
+                <w:noProof/>
+                <w:webHidden/>
+              </w:rPr>
+              <w:tab/>
+            </w:r>
+            <w:r>
+              <w:rPr>
+                <w:noProof/>
+                <w:webHidden/>
+              </w:rPr>
+              <w:fldChar w:fldCharType="begin"/>
+            </w:r>
+            <w:r>
+              <w:rPr>
+                <w:noProof/>
+                <w:webHidden/>
+              </w:rPr>
+              <w:instrText xml:space="preserve"> PAGEREF _Toc205197972 \h </w:instrText>
+            </w:r>
+            <w:r>
+              <w:rPr>
+                <w:noProof/>
+                <w:webHidden/>
+              </w:rPr>
+            </w:r>
+            <w:r>
+              <w:rPr>
+                <w:noProof/>
+                <w:webHidden/>
+              </w:rPr>
+              <w:fldChar w:fldCharType="separate"/>
+            </w:r>
+            <w:r>
+              <w:rPr>
+                <w:noProof/>
+                <w:webHidden/>
+              </w:rPr>
+              <w:t>16</w:t>
+            </w:r>
+            <w:r>
+              <w:rPr>
+                <w:noProof/>
+                <w:webHidden/>
+              </w:rPr>
+              <w:fldChar w:fldCharType="end"/>
+            </w:r>
+          </w:hyperlink>
+        </w:p>
+        <w:p>
+          <w:pPr>
+            <w:pStyle w:val="TOC2"/>
+            <w:tabs>
+              <w:tab w:val="right" w:leader="dot" w:pos="9350"/>
+            </w:tabs>
+            <w:rPr>
+              <w:rFonts w:eastAsiaTheme="minorEastAsia"/>
+              <w:noProof/>
+              <w:kern w:val="2"/>
+              <w:sz w:val="24"/>
+              <w:szCs w:val="24"/>
+              <w14:ligatures w14:val="standardContextual"/>
+            </w:rPr>
+          </w:pPr>
+          <w:hyperlink w:anchor="_Toc205197973" w:history="1">
+            <w:r>
+              <w:rPr>
+                <w:rStyle w:val="Hyperlink"/>
+                <w:noProof/>
+                <w:lang w:val="el-GR"/>
+              </w:rPr>
+              <w:t>Επαναφορά Εφαρμογής</w:t>
+            </w:r>
+            <w:r>
+              <w:rPr>
+                <w:noProof/>
+                <w:webHidden/>
+              </w:rPr>
+              <w:tab/>
+            </w:r>
+            <w:r>
+              <w:rPr>
+                <w:noProof/>
+                <w:webHidden/>
+              </w:rPr>
+              <w:fldChar w:fldCharType="begin"/>
+            </w:r>
+            <w:r>
+              <w:rPr>
+                <w:noProof/>
+                <w:webHidden/>
+              </w:rPr>
+              <w:instrText xml:space="preserve"> PAGEREF _Toc205197973 \h </w:instrText>
+            </w:r>
+            <w:r>
+              <w:rPr>
+                <w:noProof/>
+                <w:webHidden/>
+              </w:rPr>
+            </w:r>
+            <w:r>
+              <w:rPr>
+                <w:noProof/>
+                <w:webHidden/>
+              </w:rPr>
+              <w:fldChar w:fldCharType="separate"/>
+            </w:r>
+            <w:r>
+              <w:rPr>
+                <w:noProof/>
+                <w:webHidden/>
+              </w:rPr>
+              <w:t>16</w:t>
+            </w:r>
+            <w:r>
+              <w:rPr>
+                <w:noProof/>
+                <w:webHidden/>
+              </w:rPr>
+              <w:fldChar w:fldCharType="end"/>
+            </w:r>
+          </w:hyperlink>
+        </w:p>
+        <w:p>
+          <w:r>
+            <w:rPr>
+              <w:b/>
+              <w:bCs/>
+              <w:noProof/>
+            </w:rPr>
+            <w:fldChar w:fldCharType="end"/>
+          </w:r>
+        </w:p>
+      </w:sdtContent>
+    </w:sdt>
+    <w:p>
+      <w:pPr>
+        <w:rPr>
+          <w:lang w:val="el-GR"/>
+        </w:rPr>
+      </w:pPr>
+      <w:r>
+        <w:fldChar w:fldCharType="begin"/>
       </w:r>
       <w:r>
-        <w:rPr>
-          <w:color w:val="FF0000" w:themeColor="accent2"/>
+        <w:instrText>TOC</w:instrText>
+      </w:r>
+      <w:r>
+        <w:rPr>
+          <w:lang w:val="el-GR"/>
+        </w:rPr>
+        <w:instrText xml:space="preserve"> \</w:instrText>
+      </w:r>
+      <w:r>
+        <w:instrText>o</w:instrText>
+      </w:r>
+      <w:r>
+        <w:rPr>
+          <w:lang w:val="el-GR"/>
+        </w:rPr>
+        <w:instrText xml:space="preserve"> "1-3" \</w:instrText>
+      </w:r>
+      <w:r>
+        <w:instrText>h</w:instrText>
+      </w:r>
+      <w:r>
+        <w:rPr>
+          <w:lang w:val="el-GR"/>
+        </w:rPr>
+        <w:instrText xml:space="preserve"> \</w:instrText>
+      </w:r>
+      <w:r>
+        <w:instrText>z</w:instrText>
+      </w:r>
+      <w:r>
+        <w:rPr>
+          <w:lang w:val="el-GR"/>
+        </w:rPr>
+        <w:instrText xml:space="preserve"> \</w:instrText>
+      </w:r>
+      <w:r>
+        <w:instrText>u</w:instrText>
+      </w:r>
+      <w:r>
+        <w:fldChar w:fldCharType="separate"/>
+      </w:r>
+      <w:r>
+        <w:fldChar w:fldCharType="end"/>
+      </w:r>
+    </w:p>
+    <w:p>
+      <w:pPr>
+        <w:rPr>
+          <w:lang w:val="el-GR"/>
+        </w:rPr>
+      </w:pPr>
+      <w:r>
+        <w:rPr>
+          <w:lang w:val="el-GR"/>
+        </w:rPr>
+        <w:br w:type="page"/>
+      </w:r>
+    </w:p>
+    <w:p>
+      <w:pPr>
+        <w:pStyle w:val="Heading1"/>
+        <w:rPr>
+          <w:lang w:val="el-GR"/>
+        </w:rPr>
+      </w:pPr>
+      <w:bookmarkStart w:id="0" w:name="_Toc1001"/>
+      <w:bookmarkStart w:id="1" w:name="_Toc205197959"/>
+      <w:r>
+        <w:rPr>
+          <w:lang w:val="el-GR"/>
+        </w:rPr>
+        <w:lastRenderedPageBreak/>
+        <w:t>Γενική Περιγραφή Εφαρμογής</w:t>
+      </w:r>
+      <w:bookmarkEnd w:id="0"/>
+      <w:bookmarkEnd w:id="1"/>
+    </w:p>
+    <w:p>
+      <w:pPr>
+        <w:jc w:val="both"/>
+        <w:rPr>
+          <w:lang w:val="el-GR"/>
+        </w:rPr>
+      </w:pPr>
+      <w:r>
+        <w:rPr>
+          <w:lang w:val="el-GR"/>
+        </w:rPr>
+        <w:t xml:space="preserve">Η εφαρμογή </w:t>
+      </w:r>
+      <w:r>
+        <w:rPr>
+          <w:lang w:val="el-GR"/>
+        </w:rPr>
+        <w:t xml:space="preserve">Συλλόγου </w:t>
+      </w:r>
+      <w:proofErr w:type="spellStart"/>
+      <w:r>
+        <w:rPr>
+          <w:lang w:val="el-GR"/>
+        </w:rPr>
+        <w:t>Τριτέκνων</w:t>
+      </w:r>
+      <w:proofErr w:type="spellEnd"/>
+      <w:r>
+        <w:rPr>
+          <w:lang w:val="el-GR"/>
+        </w:rPr>
+        <w:t xml:space="preserve"> Έβρου, </w:t>
+      </w:r>
+      <w:r>
+        <w:rPr>
+          <w:lang w:val="el-GR"/>
+        </w:rPr>
+        <w:t>είναι ένα εργαλείο για την καταγραφή και διαχείριση των μελών ενός τοπικού συλλόγου, μαζί με τις ετήσιες συνδρομές τους και τα προστατευόμενα τέκνα τους.</w:t>
+      </w:r>
+    </w:p>
+    <w:p>
+      <w:pPr>
+        <w:pStyle w:val="Heading1"/>
+        <w:rPr>
+          <w:lang w:val="el-GR"/>
+        </w:rPr>
+      </w:pPr>
+      <w:bookmarkStart w:id="2" w:name="_Toc205197960"/>
+      <w:r>
+        <w:rPr>
+          <w:lang w:val="el-GR"/>
+        </w:rPr>
+        <w:t>Εγκατάσταση &amp; Εκτέλεση</w:t>
+      </w:r>
+      <w:bookmarkEnd w:id="2"/>
+    </w:p>
+    <w:p>
+      <w:pPr>
+        <w:pStyle w:val="ListParagraph"/>
+        <w:numPr>
+          <w:ilvl w:val="0"/>
+          <w:numId w:val="39"/>
+        </w:numPr>
+        <w:rPr>
+          <w:lang w:val="el-GR"/>
+        </w:rPr>
+      </w:pPr>
+      <w:r>
+        <w:rPr>
+          <w:lang w:val="el-GR"/>
+        </w:rPr>
+        <w:t>Αποσυμπιέστε την εφαρμογή στον υπολογιστή σας, σε φάκελο της επιλογής σας.</w:t>
+      </w:r>
+    </w:p>
+    <w:p>
+      <w:pPr>
+        <w:pStyle w:val="ListParagraph"/>
+        <w:numPr>
+          <w:ilvl w:val="0"/>
+          <w:numId w:val="39"/>
+        </w:numPr>
+        <w:rPr>
+          <w:lang w:val="el-GR"/>
+        </w:rPr>
+      </w:pPr>
+      <w:r>
+        <w:rPr>
+          <w:lang w:val="el-GR"/>
+        </w:rPr>
+        <w:t xml:space="preserve">Πατήστε διπλό κλικ </w:t>
+      </w:r>
+      <w:r>
+        <w:rPr>
+          <w:lang w:val="el-GR"/>
+        </w:rPr>
+        <w:t>ή δεξί κλικ και άνοιγμα</w:t>
+      </w:r>
+      <w:r>
+        <w:rPr>
+          <w:lang w:val="el-GR"/>
         </w:rPr>
         <w:t xml:space="preserve"> </w:t>
       </w:r>
       <w:r>
-        <w:t>text in red throughout this document so you can learn by doing.</w:t>
+        <w:rPr>
+          <w:lang w:val="el-GR"/>
+        </w:rPr>
+        <w:t>στο εικονίδιο της εφαρμογής «</w:t>
+      </w:r>
+      <w:proofErr w:type="spellStart"/>
+      <w:r>
+        <w:t>SYLOGOS</w:t>
+      </w:r>
+      <w:proofErr w:type="spellEnd"/>
+      <w:r>
+        <w:rPr>
+          <w:lang w:val="el-GR"/>
+        </w:rPr>
+        <w:t>.</w:t>
+      </w:r>
+      <w:r>
+        <w:t>exe</w:t>
+      </w:r>
+      <w:r>
+        <w:rPr>
+          <w:lang w:val="el-GR"/>
+        </w:rPr>
+        <w:t>»</w:t>
+      </w:r>
+      <w:r>
+        <w:rPr>
+          <w:lang w:val="el-GR"/>
+        </w:rPr>
+        <w:t xml:space="preserve"> </w:t>
+      </w:r>
+      <w:r>
+        <w:rPr>
+          <w:lang w:val="el-GR"/>
+        </w:rPr>
+        <w:t>που βρίσκεται στον φάκελο της εφαρμογής:</w:t>
+      </w:r>
+      <w:r>
+        <w:rPr>
+          <w:lang w:val="el-GR"/>
+        </w:rPr>
+        <w:br/>
+      </w:r>
+      <w:r>
+        <w:rPr>
+          <w:lang w:val="el-GR"/>
+        </w:rPr>
+        <w:br/>
+      </w:r>
+      <w:r>
+        <w:rPr>
+          <w:noProof/>
+        </w:rPr>
+        <w:drawing>
+          <wp:inline distT="0" distB="0" distL="0" distR="0" wp14:anchorId="07252473" wp14:editId="36F406DA">
+            <wp:extent cx="1171575" cy="257175"/>
+            <wp:effectExtent l="0" t="0" r="9525" b="9525"/>
+            <wp:docPr id="36060589" name="Picture 1"/>
+            <wp:cNvGraphicFramePr>
+              <a:graphicFrameLocks xmlns:a="http://schemas.openxmlformats.org/drawingml/2006/main" noChangeAspect="1"/>
+            </wp:cNvGraphicFramePr>
+            <a:graphic xmlns:a="http://schemas.openxmlformats.org/drawingml/2006/main">
+              <a:graphicData uri="http://schemas.openxmlformats.org/drawingml/2006/picture">
+                <pic:pic xmlns:pic="http://schemas.openxmlformats.org/drawingml/2006/picture">
+                  <pic:nvPicPr>
+                    <pic:cNvPr id="36060589" name=""/>
+                    <pic:cNvPicPr/>
+                  </pic:nvPicPr>
+                  <pic:blipFill>
+                    <a:blip r:embed="rId12"/>
+                    <a:stretch>
+                      <a:fillRect/>
+                    </a:stretch>
+                  </pic:blipFill>
+                  <pic:spPr>
+                    <a:xfrm>
+                      <a:off x="0" y="0"/>
+                      <a:ext cx="1171575" cy="257175"/>
+                    </a:xfrm>
+                    <a:prstGeom prst="rect">
+                      <a:avLst/>
+                    </a:prstGeom>
+                  </pic:spPr>
+                </pic:pic>
+              </a:graphicData>
+            </a:graphic>
+          </wp:inline>
+        </w:drawing>
+      </w:r>
+    </w:p>
+    <w:p>
+      <w:pPr>
+        <w:pStyle w:val="ListParagraph"/>
+        <w:rPr>
+          <w:lang w:val="el-GR"/>
+        </w:rPr>
+      </w:pPr>
+    </w:p>
+    <w:p>
+      <w:pPr>
+        <w:pStyle w:val="ListParagraph"/>
+        <w:ind w:left="0"/>
+        <w:rPr>
+          <w:lang w:val="el-GR"/>
+        </w:rPr>
+      </w:pPr>
+      <w:r>
+        <w:rPr>
+          <w:lang w:val="el-GR"/>
+        </w:rPr>
+        <w:t>Για τη διευκόλυνση σας, μπορείτε να δημιουργήσετε συντόμευση στην Επιφάνεια Εργασίας του υπολογιστή σας, ώστε να μην ανοίγετε συνέχεια το φάκελο που έχετε τοποθετήσει την εφαρμογή, κάνοντας τις εξής ενέργειες:</w:t>
+      </w:r>
+      <w:r>
+        <w:rPr>
+          <w:lang w:val="el-GR"/>
+        </w:rPr>
+        <w:br/>
+      </w:r>
+      <w:r>
+        <w:rPr>
+          <w:lang w:val="el-GR"/>
+        </w:rPr>
+        <w:br/>
+        <w:t>Ανοίξτε το φάκελο της εφαρμογής:</w:t>
+      </w:r>
+      <w:r>
+        <w:rPr>
+          <w:lang w:val="el-GR"/>
+        </w:rPr>
+        <w:br/>
+      </w:r>
+      <w:r>
+        <w:rPr>
+          <w:lang w:val="el-GR"/>
+        </w:rPr>
+        <w:br/>
+      </w:r>
+      <w:r>
+        <w:rPr>
+          <w:noProof/>
+        </w:rPr>
+        <w:drawing>
+          <wp:inline distT="0" distB="0" distL="0" distR="0" wp14:anchorId="4AB7A014" wp14:editId="0184F2AA">
+            <wp:extent cx="5943600" cy="2293620"/>
+            <wp:effectExtent l="0" t="0" r="0" b="0"/>
+            <wp:docPr id="1688029458" name="Picture 1"/>
+            <wp:cNvGraphicFramePr>
+              <a:graphicFrameLocks xmlns:a="http://schemas.openxmlformats.org/drawingml/2006/main" noChangeAspect="1"/>
+            </wp:cNvGraphicFramePr>
+            <a:graphic xmlns:a="http://schemas.openxmlformats.org/drawingml/2006/main">
+              <a:graphicData uri="http://schemas.openxmlformats.org/drawingml/2006/picture">
+                <pic:pic xmlns:pic="http://schemas.openxmlformats.org/drawingml/2006/picture">
+                  <pic:nvPicPr>
+                    <pic:cNvPr id="1688029458" name=""/>
+                    <pic:cNvPicPr/>
+                  </pic:nvPicPr>
+                  <pic:blipFill>
+                    <a:blip r:embed="rId13"/>
+                    <a:stretch>
+                      <a:fillRect/>
+                    </a:stretch>
+                  </pic:blipFill>
+                  <pic:spPr>
+                    <a:xfrm>
+                      <a:off x="0" y="0"/>
+                      <a:ext cx="5943600" cy="2293620"/>
+                    </a:xfrm>
+                    <a:prstGeom prst="rect">
+                      <a:avLst/>
+                    </a:prstGeom>
+                  </pic:spPr>
+                </pic:pic>
+              </a:graphicData>
+            </a:graphic>
+          </wp:inline>
+        </w:drawing>
+      </w:r>
+      <w:r>
+        <w:rPr>
+          <w:lang w:val="el-GR"/>
+        </w:rPr>
+        <w:br/>
+      </w:r>
+      <w:r>
+        <w:rPr>
+          <w:lang w:val="el-GR"/>
+        </w:rPr>
+        <w:br/>
+      </w:r>
+      <w:r>
+        <w:rPr>
+          <w:lang w:val="el-GR"/>
+        </w:rPr>
+        <w:t>Κάντε δεξί κλικ στο αρχείο «</w:t>
+      </w:r>
+      <w:proofErr w:type="spellStart"/>
+      <w:r>
+        <w:t>SYLOGOS</w:t>
+      </w:r>
+      <w:proofErr w:type="spellEnd"/>
+      <w:r>
+        <w:rPr>
+          <w:lang w:val="el-GR"/>
+        </w:rPr>
+        <w:t>.</w:t>
+      </w:r>
+      <w:r>
+        <w:t>exe</w:t>
+      </w:r>
+      <w:r>
+        <w:rPr>
+          <w:lang w:val="el-GR"/>
+        </w:rPr>
+        <w:t>» και πατήστε στο μενού «</w:t>
+      </w:r>
+      <w:r>
+        <w:t>Send</w:t>
+      </w:r>
+      <w:r>
+        <w:rPr>
+          <w:lang w:val="el-GR"/>
+        </w:rPr>
+        <w:t xml:space="preserve"> </w:t>
+      </w:r>
+      <w:r>
+        <w:t>to</w:t>
+      </w:r>
+      <w:r>
+        <w:rPr>
+          <w:lang w:val="el-GR"/>
+        </w:rPr>
+        <w:t xml:space="preserve"> -&gt; </w:t>
+      </w:r>
+      <w:r>
+        <w:t>Desktop</w:t>
+      </w:r>
+      <w:r>
+        <w:rPr>
+          <w:lang w:val="el-GR"/>
+        </w:rPr>
+        <w:t xml:space="preserve"> (</w:t>
+      </w:r>
+      <w:r>
+        <w:t>create</w:t>
+      </w:r>
+      <w:r>
+        <w:rPr>
+          <w:lang w:val="el-GR"/>
+        </w:rPr>
+        <w:t xml:space="preserve"> </w:t>
+      </w:r>
+      <w:r>
+        <w:t>shortcut</w:t>
+      </w:r>
+      <w:r>
+        <w:rPr>
+          <w:lang w:val="el-GR"/>
+        </w:rPr>
+        <w:t>)</w:t>
+      </w:r>
+      <w:r>
+        <w:rPr>
+          <w:lang w:val="el-GR"/>
+        </w:rPr>
+        <w:t>»</w:t>
+      </w:r>
+      <w:r>
+        <w:rPr>
+          <w:lang w:val="el-GR"/>
+        </w:rPr>
+        <w:t xml:space="preserve"> </w:t>
+      </w:r>
+      <w:r>
+        <w:rPr>
+          <w:lang w:val="el-GR"/>
+        </w:rPr>
+        <w:t xml:space="preserve">εάν τα </w:t>
+      </w:r>
+      <w:r>
+        <w:t>Windows</w:t>
+      </w:r>
+      <w:r>
+        <w:rPr>
+          <w:lang w:val="el-GR"/>
+        </w:rPr>
+        <w:t xml:space="preserve"> </w:t>
+      </w:r>
+      <w:r>
+        <w:rPr>
+          <w:lang w:val="el-GR"/>
+        </w:rPr>
+        <w:t>είναι στα Αγγλικά ή «Αποστολή -&gt; Επιφάνεια Εργασίας (δημιουργία συντόμευσης)» εάν είναι στα Ελληνικά.</w:t>
+      </w:r>
+      <w:r>
+        <w:rPr>
+          <w:lang w:val="el-GR"/>
+        </w:rPr>
+        <w:t xml:space="preserve"> Θα εμφανιστεί η συντόμευση της εφαρμογής στην Επιφάνεια εργασίας σας.</w:t>
+      </w:r>
+    </w:p>
+    <w:p>
+      <w:pPr>
+        <w:pStyle w:val="ListParagraph"/>
+        <w:ind w:left="0"/>
+        <w:rPr>
+          <w:lang w:val="el-GR"/>
+        </w:rPr>
+      </w:pPr>
+      <w:r>
+        <w:rPr>
+          <w:noProof/>
+        </w:rPr>
+        <w:lastRenderedPageBreak/>
+        <w:drawing>
+          <wp:inline distT="0" distB="0" distL="0" distR="0" wp14:anchorId="645E1D9A" wp14:editId="09A27F7B">
+            <wp:extent cx="1019175" cy="1076325"/>
+            <wp:effectExtent l="0" t="0" r="9525" b="9525"/>
+            <wp:docPr id="1531252725" name="Picture 1"/>
+            <wp:cNvGraphicFramePr>
+              <a:graphicFrameLocks xmlns:a="http://schemas.openxmlformats.org/drawingml/2006/main" noChangeAspect="1"/>
+            </wp:cNvGraphicFramePr>
+            <a:graphic xmlns:a="http://schemas.openxmlformats.org/drawingml/2006/main">
+              <a:graphicData uri="http://schemas.openxmlformats.org/drawingml/2006/picture">
+                <pic:pic xmlns:pic="http://schemas.openxmlformats.org/drawingml/2006/picture">
+                  <pic:nvPicPr>
+                    <pic:cNvPr id="1531252725" name=""/>
+                    <pic:cNvPicPr/>
+                  </pic:nvPicPr>
+                  <pic:blipFill>
+                    <a:blip r:embed="rId14"/>
+                    <a:stretch>
+                      <a:fillRect/>
+                    </a:stretch>
+                  </pic:blipFill>
+                  <pic:spPr>
+                    <a:xfrm>
+                      <a:off x="0" y="0"/>
+                      <a:ext cx="1019175" cy="1076325"/>
+                    </a:xfrm>
+                    <a:prstGeom prst="rect">
+                      <a:avLst/>
+                    </a:prstGeom>
+                  </pic:spPr>
+                </pic:pic>
+              </a:graphicData>
+            </a:graphic>
+          </wp:inline>
+        </w:drawing>
+      </w:r>
+    </w:p>
+    <w:p>
+      <w:pPr>
+        <w:pStyle w:val="ListParagraph"/>
+        <w:ind w:left="0"/>
+        <w:rPr>
+          <w:lang w:val="el-GR"/>
+        </w:rPr>
+      </w:pPr>
+    </w:p>
+    <w:p>
+      <w:pPr>
+        <w:pStyle w:val="ListParagraph"/>
+        <w:ind w:left="0"/>
+        <w:rPr>
+          <w:lang w:val="el-GR"/>
+        </w:rPr>
+      </w:pPr>
+      <w:r>
+        <w:rPr>
+          <w:lang w:val="el-GR"/>
+        </w:rPr>
+        <w:t>Εκεί μπορείτε να μετονομάσετε τη συντόμευση εφόσον το επιθυμείτε σε ότι σας βολεύει.</w:t>
+      </w:r>
+    </w:p>
+    <w:p>
+      <w:pPr>
+        <w:pStyle w:val="Heading1"/>
+        <w:rPr>
+          <w:lang w:val="el-GR"/>
+        </w:rPr>
+      </w:pPr>
+      <w:bookmarkStart w:id="3" w:name="_Toc205197961"/>
+      <w:r>
+        <w:rPr>
+          <w:lang w:val="el-GR"/>
+        </w:rPr>
+        <w:t>Αρχικοποίηση Εφαρμογής</w:t>
+      </w:r>
+      <w:bookmarkEnd w:id="3"/>
+    </w:p>
+    <w:p>
+      <w:pPr>
+        <w:jc w:val="both"/>
+        <w:rPr>
+          <w:lang w:val="el-GR"/>
+        </w:rPr>
+      </w:pPr>
+      <w:r>
+        <w:rPr>
+          <w:lang w:val="el-GR"/>
+        </w:rPr>
+        <w:t>Για την ορθή λειτουργία της εφαρμογής, κατά την πρώτη εκτέλεση, μεταβείτε στις ρυθμίσεις της εφαρμογής (από το κεντρικό μενού ΠΡΟΒΟΛΗ – ΡΥΘΜΙΣΕΙΣ).</w:t>
+      </w:r>
+    </w:p>
+    <w:p>
+      <w:pPr>
+        <w:jc w:val="center"/>
+      </w:pPr>
+      <w:r>
+        <w:rPr>
+          <w:noProof/>
+        </w:rPr>
+        <w:drawing>
+          <wp:inline distT="0" distB="0" distL="0" distR="0" wp14:anchorId="3A014B27" wp14:editId="5EACFD38">
+            <wp:extent cx="3657600" cy="1190625"/>
+            <wp:effectExtent l="0" t="0" r="0" b="9525"/>
+            <wp:docPr id="312562860" name="Picture 1"/>
+            <wp:cNvGraphicFramePr>
+              <a:graphicFrameLocks xmlns:a="http://schemas.openxmlformats.org/drawingml/2006/main" noChangeAspect="1"/>
+            </wp:cNvGraphicFramePr>
+            <a:graphic xmlns:a="http://schemas.openxmlformats.org/drawingml/2006/main">
+              <a:graphicData uri="http://schemas.openxmlformats.org/drawingml/2006/picture">
+                <pic:pic xmlns:pic="http://schemas.openxmlformats.org/drawingml/2006/picture">
+                  <pic:nvPicPr>
+                    <pic:cNvPr id="312562860" name=""/>
+                    <pic:cNvPicPr/>
+                  </pic:nvPicPr>
+                  <pic:blipFill>
+                    <a:blip r:embed="rId15"/>
+                    <a:stretch>
+                      <a:fillRect/>
+                    </a:stretch>
+                  </pic:blipFill>
+                  <pic:spPr>
+                    <a:xfrm>
+                      <a:off x="0" y="0"/>
+                      <a:ext cx="3657600" cy="1190625"/>
+                    </a:xfrm>
+                    <a:prstGeom prst="rect">
+                      <a:avLst/>
+                    </a:prstGeom>
+                  </pic:spPr>
+                </pic:pic>
+              </a:graphicData>
+            </a:graphic>
+          </wp:inline>
+        </w:drawing>
+      </w:r>
+    </w:p>
+    <w:p>
+      <w:pPr>
+        <w:rPr>
+          <w:lang w:val="el-GR"/>
+        </w:rPr>
+      </w:pPr>
+    </w:p>
+    <w:p>
+      <w:pPr>
+        <w:rPr>
+          <w:lang w:val="el-GR"/>
+        </w:rPr>
+      </w:pPr>
+      <w:r>
+        <w:rPr>
+          <w:lang w:val="el-GR"/>
+        </w:rPr>
+        <w:t>Στην οθόνη ρυθμίσεων που θα εμφανιστεί, υπάρχουν 2 κατηγορίες:</w:t>
+      </w:r>
+    </w:p>
+    <w:p>
+      <w:pPr>
+        <w:pStyle w:val="ListParagraph"/>
+        <w:numPr>
+          <w:ilvl w:val="0"/>
+          <w:numId w:val="34"/>
+        </w:numPr>
+        <w:rPr>
+          <w:lang w:val="el-GR"/>
+        </w:rPr>
+      </w:pPr>
+      <w:r>
+        <w:rPr>
+          <w:b/>
+          <w:bCs/>
+          <w:lang w:val="el-GR"/>
+        </w:rPr>
+        <w:t>Στοιχεία Συλλόγου:</w:t>
+      </w:r>
+      <w:r>
+        <w:rPr>
+          <w:lang w:val="el-GR"/>
+        </w:rPr>
+        <w:t xml:space="preserve"> Απαραίτητα στοιχεία τα οποία χρησιμοποιούνται στις αποδείξεις και κάρτες μελών και τα οποία θα πρέπει να συμπληρώσετε για την βέλτιστη λειτουργία της εφαρμογής.</w:t>
+      </w:r>
+    </w:p>
+    <w:p>
+      <w:pPr>
+        <w:pStyle w:val="ListParagraph"/>
+        <w:numPr>
+          <w:ilvl w:val="1"/>
+          <w:numId w:val="34"/>
+        </w:numPr>
+        <w:rPr>
+          <w:lang w:val="el-GR"/>
+        </w:rPr>
+      </w:pPr>
+      <w:r>
+        <w:rPr>
+          <w:b/>
+          <w:bCs/>
+          <w:lang w:val="el-GR"/>
+        </w:rPr>
+        <w:t>Ονομασία Συλλόγου:</w:t>
+      </w:r>
+      <w:r>
+        <w:rPr>
+          <w:lang w:val="el-GR"/>
+        </w:rPr>
+        <w:t xml:space="preserve"> Όπως θα φαίνεται στα εξαγόμενα αρχεία</w:t>
+      </w:r>
+    </w:p>
+    <w:p>
+      <w:pPr>
+        <w:pStyle w:val="ListParagraph"/>
+        <w:numPr>
+          <w:ilvl w:val="1"/>
+          <w:numId w:val="34"/>
+        </w:numPr>
+        <w:rPr>
+          <w:lang w:val="el-GR"/>
+        </w:rPr>
+      </w:pPr>
+      <w:r>
+        <w:rPr>
+          <w:b/>
+          <w:bCs/>
+          <w:lang w:val="el-GR"/>
+        </w:rPr>
+        <w:t xml:space="preserve">Τηλέφωνο: </w:t>
+      </w:r>
+      <w:r>
+        <w:rPr>
+          <w:lang w:val="el-GR"/>
+        </w:rPr>
+        <w:t>Όπως θα φαίνεται στα εξαγόμενα αρχεία</w:t>
+      </w:r>
+    </w:p>
+    <w:p>
+      <w:pPr>
+        <w:pStyle w:val="ListParagraph"/>
+        <w:numPr>
+          <w:ilvl w:val="1"/>
+          <w:numId w:val="34"/>
+        </w:numPr>
+        <w:rPr>
+          <w:lang w:val="el-GR"/>
+        </w:rPr>
+      </w:pPr>
+      <w:r>
+        <w:rPr>
+          <w:b/>
+          <w:bCs/>
+        </w:rPr>
+        <w:t>Email</w:t>
+      </w:r>
+      <w:r>
+        <w:rPr>
+          <w:b/>
+          <w:bCs/>
+          <w:lang w:val="el-GR"/>
+        </w:rPr>
+        <w:t>:</w:t>
+      </w:r>
+      <w:r>
+        <w:rPr>
+          <w:lang w:val="el-GR"/>
+        </w:rPr>
+        <w:t xml:space="preserve"> </w:t>
+      </w:r>
+      <w:r>
+        <w:rPr>
+          <w:lang w:val="el-GR"/>
+        </w:rPr>
+        <w:t>Όπως θα φαίνεται στα εξαγόμενα αρχεία</w:t>
+      </w:r>
+    </w:p>
+    <w:p>
+      <w:pPr>
+        <w:pStyle w:val="ListParagraph"/>
+        <w:numPr>
+          <w:ilvl w:val="1"/>
+          <w:numId w:val="34"/>
+        </w:numPr>
+        <w:rPr>
+          <w:lang w:val="el-GR"/>
+        </w:rPr>
+      </w:pPr>
+      <w:r>
+        <w:rPr>
+          <w:b/>
+          <w:bCs/>
+          <w:lang w:val="el-GR"/>
+        </w:rPr>
+        <w:t xml:space="preserve">Ιστοσελίδα: </w:t>
+      </w:r>
+      <w:r>
+        <w:rPr>
+          <w:lang w:val="el-GR"/>
+        </w:rPr>
+        <w:t>Όπως θα φαίνεται στα εξαγόμενα αρχεία</w:t>
+      </w:r>
+      <w:r>
+        <w:rPr>
+          <w:lang w:val="el-GR"/>
+        </w:rPr>
+        <w:t>. Προσοχή όχι πολύ μεγάλες διευθύνσεις, πιθανό να δημιουργηθεί πρόβλημα στη διάταξη των εξαγόμενων αρχείων.</w:t>
+      </w:r>
+    </w:p>
+    <w:p>
+      <w:pPr>
+        <w:pStyle w:val="ListParagraph"/>
+        <w:numPr>
+          <w:ilvl w:val="1"/>
+          <w:numId w:val="34"/>
+        </w:numPr>
+        <w:rPr>
+          <w:lang w:val="el-GR"/>
+        </w:rPr>
+      </w:pPr>
+      <w:r>
+        <w:rPr>
+          <w:b/>
+          <w:bCs/>
+        </w:rPr>
+        <w:t>Logo</w:t>
+      </w:r>
+      <w:r>
+        <w:rPr>
+          <w:b/>
+          <w:bCs/>
+          <w:lang w:val="el-GR"/>
+        </w:rPr>
+        <w:t>:</w:t>
+      </w:r>
+      <w:r>
+        <w:rPr>
+          <w:lang w:val="el-GR"/>
+        </w:rPr>
+        <w:t xml:space="preserve"> </w:t>
+      </w:r>
+      <w:r>
+        <w:rPr>
+          <w:lang w:val="el-GR"/>
+        </w:rPr>
+        <w:t>Όπως θα φαίνεται στα εξαγόμενα αρχεία</w:t>
+      </w:r>
+      <w:r>
+        <w:rPr>
+          <w:lang w:val="el-GR"/>
+        </w:rPr>
+        <w:t xml:space="preserve"> το λογότυπο του συλλόγου</w:t>
+      </w:r>
+    </w:p>
+    <w:p>
+      <w:pPr>
+        <w:pStyle w:val="ListParagraph"/>
+        <w:numPr>
+          <w:ilvl w:val="1"/>
+          <w:numId w:val="34"/>
+        </w:numPr>
+        <w:rPr>
+          <w:lang w:val="el-GR"/>
+        </w:rPr>
+      </w:pPr>
+      <w:r>
+        <w:rPr>
+          <w:b/>
+          <w:bCs/>
+          <w:lang w:val="el-GR"/>
+        </w:rPr>
+        <w:t>Αρχικός Αριθμός Αποδείξεων:</w:t>
+      </w:r>
+      <w:r>
+        <w:rPr>
+          <w:lang w:val="el-GR"/>
+        </w:rPr>
+        <w:t xml:space="preserve"> </w:t>
+      </w:r>
+      <w:r>
+        <w:rPr>
+          <w:lang w:val="el-GR"/>
+        </w:rPr>
+        <w:t>Δηλώνει από πού θα αρχίσει η εφαρμογή</w:t>
+      </w:r>
+      <w:r>
+        <w:rPr>
+          <w:lang w:val="el-GR"/>
+        </w:rPr>
+        <w:t xml:space="preserve"> </w:t>
+      </w:r>
+      <w:r>
+        <w:rPr>
+          <w:lang w:val="el-GR"/>
+        </w:rPr>
+        <w:t>αυτόματα</w:t>
+      </w:r>
+      <w:r>
+        <w:rPr>
+          <w:lang w:val="el-GR"/>
+        </w:rPr>
+        <w:t xml:space="preserve"> να δημιουργεί σειρά αριθμών για τις αποδείξεις. </w:t>
+      </w:r>
+      <w:r>
+        <w:rPr>
+          <w:b/>
+          <w:bCs/>
+          <w:u w:val="single"/>
+          <w:lang w:val="el-GR"/>
+        </w:rPr>
+        <w:t>ΠΡΟΣΟΧΗ</w:t>
+      </w:r>
+      <w:r>
+        <w:rPr>
+          <w:u w:val="single"/>
+          <w:lang w:val="el-GR"/>
+        </w:rPr>
+        <w:t>, αυτή η ρύθμιση άπαξ και εκδοθεί η 1</w:t>
+      </w:r>
+      <w:r>
+        <w:rPr>
+          <w:u w:val="single"/>
+          <w:vertAlign w:val="superscript"/>
+          <w:lang w:val="el-GR"/>
+        </w:rPr>
+        <w:t>η</w:t>
+      </w:r>
+      <w:r>
+        <w:rPr>
+          <w:u w:val="single"/>
+          <w:lang w:val="el-GR"/>
+        </w:rPr>
+        <w:t xml:space="preserve"> απόδειξη του έτους, δεν είναι δυνατό να αλλάξει. Σε περίπτωση αλλαγής ενδιάμεσα του έτους η υπόψη αλλαγή θα πραγματοποιείται από το επόμενο έτος.</w:t>
+      </w:r>
+    </w:p>
+    <w:p>
+      <w:pPr>
+        <w:pStyle w:val="ListParagraph"/>
+        <w:numPr>
+          <w:ilvl w:val="0"/>
+          <w:numId w:val="34"/>
+        </w:numPr>
+        <w:rPr>
+          <w:lang w:val="el-GR"/>
+        </w:rPr>
+      </w:pPr>
+      <w:r>
+        <w:rPr>
+          <w:b/>
+          <w:bCs/>
+          <w:lang w:val="el-GR"/>
+        </w:rPr>
+        <w:lastRenderedPageBreak/>
+        <w:t>Ρυθμίσεις Εφαρμογής:</w:t>
+      </w:r>
+      <w:r>
+        <w:rPr>
+          <w:lang w:val="el-GR"/>
+        </w:rPr>
+        <w:t xml:space="preserve"> Το οπτικό θέμα της εφαρμογής και το μέγεθος της γραμματοσειράς της εφαρμογής, το οποίο δεν επηρεάζει τα εξαγόμενα αρχεία.</w:t>
+      </w:r>
+    </w:p>
+    <w:p>
+      <w:pPr>
+        <w:rPr>
+          <w:lang w:val="el-GR"/>
+        </w:rPr>
+      </w:pPr>
+      <w:r>
+        <w:rPr>
+          <w:noProof/>
+        </w:rPr>
+        <w:drawing>
+          <wp:inline distT="0" distB="0" distL="0" distR="0" wp14:anchorId="2D7B3652" wp14:editId="6ADFAD9F">
+            <wp:extent cx="5943600" cy="3208655"/>
+            <wp:effectExtent l="0" t="0" r="0" b="0"/>
+            <wp:docPr id="389333122" name="Picture 1"/>
+            <wp:cNvGraphicFramePr>
+              <a:graphicFrameLocks xmlns:a="http://schemas.openxmlformats.org/drawingml/2006/main" noChangeAspect="1"/>
+            </wp:cNvGraphicFramePr>
+            <a:graphic xmlns:a="http://schemas.openxmlformats.org/drawingml/2006/main">
+              <a:graphicData uri="http://schemas.openxmlformats.org/drawingml/2006/picture">
+                <pic:pic xmlns:pic="http://schemas.openxmlformats.org/drawingml/2006/picture">
+                  <pic:nvPicPr>
+                    <pic:cNvPr id="389333122" name=""/>
+                    <pic:cNvPicPr/>
+                  </pic:nvPicPr>
+                  <pic:blipFill>
+                    <a:blip r:embed="rId16"/>
+                    <a:stretch>
+                      <a:fillRect/>
+                    </a:stretch>
+                  </pic:blipFill>
+                  <pic:spPr>
+                    <a:xfrm>
+                      <a:off x="0" y="0"/>
+                      <a:ext cx="5943600" cy="3208655"/>
+                    </a:xfrm>
+                    <a:prstGeom prst="rect">
+                      <a:avLst/>
+                    </a:prstGeom>
+                  </pic:spPr>
+                </pic:pic>
+              </a:graphicData>
+            </a:graphic>
+          </wp:inline>
+        </w:drawing>
+      </w:r>
+    </w:p>
+    <w:p>
+      <w:pPr>
+        <w:rPr>
+          <w:lang w:val="el-GR"/>
+        </w:rPr>
+      </w:pPr>
+      <w:r>
+        <w:rPr>
+          <w:lang w:val="el-GR"/>
+        </w:rPr>
+        <w:t>Μετά από κάθε αλλαγή στην οθόνη ρυθμίσεων απαιτείται να πατήσετε το κουμπί «Αποθήκευση Ρυθμίσεων».</w:t>
+      </w:r>
+    </w:p>
+    <w:p>
+      <w:pPr>
+        <w:rPr>
+          <w:lang w:val="el-GR"/>
+        </w:rPr>
+      </w:pPr>
+    </w:p>
+    <w:p>
+      <w:pPr>
+        <w:pStyle w:val="Heading1"/>
+        <w:rPr>
+          <w:lang w:val="el-GR"/>
+        </w:rPr>
+      </w:pPr>
+      <w:bookmarkStart w:id="4" w:name="_Toc1002"/>
+      <w:bookmarkStart w:id="5" w:name="_Toc205197962"/>
+      <w:r>
+        <w:rPr>
+          <w:lang w:val="el-GR"/>
+        </w:rPr>
+        <w:t>Διαχείριση Μελών</w:t>
+      </w:r>
+      <w:bookmarkEnd w:id="4"/>
+      <w:bookmarkEnd w:id="5"/>
+    </w:p>
+    <w:p>
+      <w:pPr>
+        <w:jc w:val="both"/>
+        <w:rPr>
+          <w:lang w:val="el-GR"/>
+        </w:rPr>
+      </w:pPr>
+      <w:r>
+        <w:rPr>
+          <w:lang w:val="el-GR"/>
+        </w:rPr>
+        <w:t>Μπορείτε να προσθέσετε, επεξεργαστείτε ή διαγράψετε μέλη μέσω της κύριας φόρμας.</w:t>
+      </w:r>
+    </w:p>
+    <w:p>
+      <w:pPr>
+        <w:jc w:val="both"/>
+        <w:rPr>
+          <w:lang w:val="el-GR"/>
+        </w:rPr>
+      </w:pPr>
+      <w:r>
+        <w:rPr>
+          <w:lang w:val="el-GR"/>
+        </w:rPr>
+        <w:t>Το κάθε μέλος έχει μοναδικό αριθμό, ο οποίος δημιουργείται αυτόματα και δεν αλλάζει.</w:t>
+      </w:r>
+    </w:p>
+    <w:p>
+      <w:pPr>
+        <w:jc w:val="both"/>
+        <w:rPr>
+          <w:lang w:val="el-GR"/>
+        </w:rPr>
+      </w:pPr>
+      <w:r>
+        <w:rPr>
+          <w:lang w:val="el-GR"/>
+        </w:rPr>
+        <w:t xml:space="preserve">Οι βασικές πληροφορίες περιλαμβάνουν όνομα, πόλη, τηλέφωνο, διεύθυνση, </w:t>
+      </w:r>
+      <w:r>
+        <w:t>email</w:t>
+      </w:r>
+      <w:r>
+        <w:rPr>
+          <w:lang w:val="el-GR"/>
+        </w:rPr>
+        <w:t>, και στοιχεία πιστοποιητικού</w:t>
+      </w:r>
+      <w:r>
+        <w:rPr>
+          <w:lang w:val="el-GR"/>
+        </w:rPr>
+        <w:t xml:space="preserve"> οικογενειακής κατάστασης</w:t>
+      </w:r>
+      <w:r>
+        <w:rPr>
+          <w:lang w:val="el-GR"/>
+        </w:rPr>
+        <w:t>.</w:t>
+      </w:r>
+    </w:p>
+    <w:p>
+      <w:pPr>
+        <w:jc w:val="center"/>
+        <w:rPr>
+          <w:lang w:val="el-GR"/>
+        </w:rPr>
+      </w:pPr>
+      <w:r>
+        <w:rPr>
+          <w:lang w:val="el-GR"/>
+        </w:rPr>
+        <w:t>ΚΑΘΕ ΑΛΛΑΓΗ ΣΤΗΝ ΟΘΟΝΗ ΔΙΑΧΕΙΡΙΣΗΣ ΜΕΛΩΝ – ΤΕΚΝΩΝ – ΣΥΝΔΡΟΜΩΝ, ΘΑ ΠΡΕΠΕΙ ΝΑ ΑΚΟΛΟΥΘΕΙΤΑΙ ΜΕ ΤΟ ΠΑΤΗΜΑ ΤΟΥ ΚΟΥΜΠΙΟΥ «Αποθήκευση». Αυτό το ισχύει για αλλαγές – εισαγωγές στη φόρμα μέλους αλλά και για τις φόρμες «Τέκνα» και «Συνδρομές Μελών»</w:t>
+      </w:r>
+    </w:p>
+    <w:p>
+      <w:pPr>
+        <w:jc w:val="center"/>
+        <w:rPr>
+          <w:lang w:val="el-GR"/>
+        </w:rPr>
+      </w:pPr>
+    </w:p>
+    <w:p>
+      <w:pPr>
+        <w:jc w:val="center"/>
+        <w:rPr>
+          <w:lang w:val="el-GR"/>
+        </w:rPr>
+      </w:pPr>
+      <w:r>
+        <w:rPr>
+          <w:noProof/>
+        </w:rPr>
+        <w:lastRenderedPageBreak/>
+        <w:drawing>
+          <wp:inline distT="0" distB="0" distL="0" distR="0" wp14:anchorId="221491B1" wp14:editId="0A26008E">
+            <wp:extent cx="5943600" cy="3200400"/>
+            <wp:effectExtent l="0" t="0" r="0" b="0"/>
+            <wp:docPr id="965957770" name="Picture 1"/>
+            <wp:cNvGraphicFramePr>
+              <a:graphicFrameLocks xmlns:a="http://schemas.openxmlformats.org/drawingml/2006/main" noChangeAspect="1"/>
+            </wp:cNvGraphicFramePr>
+            <a:graphic xmlns:a="http://schemas.openxmlformats.org/drawingml/2006/main">
+              <a:graphicData uri="http://schemas.openxmlformats.org/drawingml/2006/picture">
+                <pic:pic xmlns:pic="http://schemas.openxmlformats.org/drawingml/2006/picture">
+                  <pic:nvPicPr>
+                    <pic:cNvPr id="965957770" name=""/>
+                    <pic:cNvPicPr/>
+                  </pic:nvPicPr>
+                  <pic:blipFill>
+                    <a:blip r:embed="rId17"/>
+                    <a:stretch>
+                      <a:fillRect/>
+                    </a:stretch>
+                  </pic:blipFill>
+                  <pic:spPr>
+                    <a:xfrm>
+                      <a:off x="0" y="0"/>
+                      <a:ext cx="5943600" cy="3200400"/>
+                    </a:xfrm>
+                    <a:prstGeom prst="rect">
+                      <a:avLst/>
+                    </a:prstGeom>
+                  </pic:spPr>
+                </pic:pic>
+              </a:graphicData>
+            </a:graphic>
+          </wp:inline>
+        </w:drawing>
+      </w:r>
+    </w:p>
+    <w:p>
+      <w:pPr>
+        <w:pStyle w:val="Heading1"/>
+        <w:rPr>
+          <w:lang w:val="el-GR"/>
+        </w:rPr>
+      </w:pPr>
+      <w:bookmarkStart w:id="6" w:name="_Toc1003"/>
+      <w:bookmarkStart w:id="7" w:name="_Toc205197963"/>
+      <w:r>
+        <w:rPr>
+          <w:lang w:val="el-GR"/>
+        </w:rPr>
+        <w:t>Διαχείριση Τέκνων</w:t>
+      </w:r>
+      <w:bookmarkEnd w:id="6"/>
+      <w:bookmarkEnd w:id="7"/>
+    </w:p>
+    <w:p>
+      <w:pPr>
+        <w:jc w:val="both"/>
+        <w:rPr>
+          <w:lang w:val="el-GR"/>
+        </w:rPr>
+      </w:pPr>
+      <w:r>
+        <w:rPr>
+          <w:lang w:val="el-GR"/>
+        </w:rPr>
+        <w:t>Σε κάθε μέλος μπορούν να καταχωρηθούν τέκνα.</w:t>
+      </w:r>
+    </w:p>
+    <w:p>
+      <w:pPr>
+        <w:jc w:val="both"/>
+        <w:rPr>
+          <w:lang w:val="el-GR"/>
+        </w:rPr>
+      </w:pPr>
+      <w:r>
+        <w:rPr>
+          <w:lang w:val="el-GR"/>
+        </w:rPr>
+        <w:t>Για κάθε τέκνο καταγράφεται το ονοματεπώνυμο και η ημερομηνία γέννησης.</w:t>
+      </w:r>
+    </w:p>
+    <w:p>
+      <w:pPr>
+        <w:jc w:val="both"/>
+        <w:rPr>
+          <w:lang w:val="el-GR"/>
+        </w:rPr>
+      </w:pPr>
+      <w:r>
+        <w:rPr>
+          <w:lang w:val="el-GR"/>
+        </w:rPr>
+        <w:t>Μπορείτε να προσθέσετε, διαγράψετε και να επεξεργαστείτε τέκνα μέσα από την αντίστοιχη λίστα.</w:t>
+      </w:r>
+      <w:r>
+        <w:rPr>
+          <w:lang w:val="el-GR"/>
+        </w:rPr>
+        <w:t xml:space="preserve"> Πάντα στο τέλος της διαδικασίας πατήστε το κουμπί «Αποθήκευση»</w:t>
+      </w:r>
+      <w:r>
+        <w:rPr>
+          <w:lang w:val="el-GR"/>
+        </w:rPr>
+        <w:t>.</w:t>
+      </w:r>
+    </w:p>
+    <w:p>
+      <w:pPr>
+        <w:rPr>
+          <w:lang w:val="el-GR"/>
+        </w:rPr>
+      </w:pPr>
+    </w:p>
+    <w:p>
+      <w:pPr>
+        <w:pStyle w:val="Heading1"/>
+        <w:rPr>
+          <w:lang w:val="el-GR"/>
+        </w:rPr>
+      </w:pPr>
+      <w:bookmarkStart w:id="8" w:name="_Toc1004"/>
+      <w:bookmarkStart w:id="9" w:name="_Toc205197964"/>
+      <w:r>
+        <w:rPr>
+          <w:lang w:val="el-GR"/>
+        </w:rPr>
+        <w:t>Διαχείριση Συνδρομών</w:t>
+      </w:r>
+      <w:bookmarkEnd w:id="8"/>
+      <w:bookmarkEnd w:id="9"/>
+    </w:p>
+    <w:p>
+      <w:pPr>
+        <w:jc w:val="both"/>
+        <w:rPr>
+          <w:lang w:val="el-GR"/>
+        </w:rPr>
+      </w:pPr>
+      <w:r>
+        <w:rPr>
+          <w:lang w:val="el-GR"/>
+        </w:rPr>
+        <w:t>Οι συνδρομές καταχωρούνται ετησίως.</w:t>
+      </w:r>
+    </w:p>
+    <w:p>
+      <w:pPr>
+        <w:jc w:val="both"/>
+        <w:rPr>
+          <w:lang w:val="el-GR"/>
+        </w:rPr>
+      </w:pPr>
+      <w:r>
+        <w:rPr>
+          <w:lang w:val="el-GR"/>
+        </w:rPr>
+        <w:t>Για κάθε χρονιά μπορείτε να καταχωρήσετε ποσό και να εκδοθεί απόδειξη.</w:t>
+      </w:r>
+    </w:p>
+    <w:p>
+      <w:pPr>
+        <w:jc w:val="both"/>
+        <w:rPr>
+          <w:lang w:val="el-GR"/>
+        </w:rPr>
+      </w:pPr>
+      <w:r>
+        <w:rPr>
+          <w:lang w:val="el-GR"/>
+        </w:rPr>
+        <w:t>Οι αποδείξεις αριθμούνται αυτόματα με βάση τον καθορισμένο αρχικό αριθμό για το έτος.</w:t>
+      </w:r>
+    </w:p>
+    <w:p>
+      <w:pPr>
+        <w:jc w:val="both"/>
+        <w:rPr>
+          <w:u w:val="single"/>
+          <w:lang w:val="el-GR"/>
+        </w:rPr>
+      </w:pPr>
+      <w:r>
+        <w:rPr>
+          <w:u w:val="single"/>
+          <w:lang w:val="el-GR"/>
+        </w:rPr>
+        <w:t xml:space="preserve">Πατώντας το κουμπί </w:t>
+      </w:r>
+      <w:r>
+        <w:rPr>
+          <w:u w:val="single"/>
+          <w:lang w:val="el-GR"/>
+        </w:rPr>
+        <w:t>«Αποθήκευση»</w:t>
+      </w:r>
+      <w:r>
+        <w:rPr>
+          <w:u w:val="single"/>
+          <w:lang w:val="el-GR"/>
+        </w:rPr>
+        <w:t>, η συνδρομή θεωρείται ότι έχει καταβληθεί και το έτος κλειδώνει χωρίς δυνατότητα αλλαγής έτους.</w:t>
+      </w:r>
+    </w:p>
+    <w:p>
+      <w:pPr>
+        <w:jc w:val="both"/>
+        <w:rPr>
+          <w:lang w:val="el-GR"/>
+        </w:rPr>
+      </w:pPr>
+    </w:p>
+    <w:p>
+      <w:pPr>
+        <w:jc w:val="both"/>
+        <w:rPr>
+          <w:i/>
+          <w:iCs/>
+          <w:lang w:val="el-GR"/>
+        </w:rPr>
+      </w:pPr>
+      <w:r>
+        <w:rPr>
+          <w:i/>
+          <w:iCs/>
+          <w:lang w:val="el-GR"/>
+        </w:rPr>
+        <w:lastRenderedPageBreak/>
+        <w:t>Παράδειγμα ολοκληρωμένης – κλειδωμένης συνδρομής</w:t>
+      </w:r>
+    </w:p>
+    <w:p>
+      <w:pPr>
+        <w:jc w:val="both"/>
+        <w:rPr>
+          <w:lang w:val="el-GR"/>
+        </w:rPr>
+      </w:pPr>
+      <w:r>
+        <w:rPr>
+          <w:noProof/>
+        </w:rPr>
+        <w:drawing>
+          <wp:inline distT="0" distB="0" distL="0" distR="0" wp14:anchorId="6EF00579" wp14:editId="090EF483">
+            <wp:extent cx="5943600" cy="1014095"/>
+            <wp:effectExtent l="0" t="0" r="0" b="0"/>
+            <wp:docPr id="790057633" name="Picture 1"/>
+            <wp:cNvGraphicFramePr>
+              <a:graphicFrameLocks xmlns:a="http://schemas.openxmlformats.org/drawingml/2006/main" noChangeAspect="1"/>
+            </wp:cNvGraphicFramePr>
+            <a:graphic xmlns:a="http://schemas.openxmlformats.org/drawingml/2006/main">
+              <a:graphicData uri="http://schemas.openxmlformats.org/drawingml/2006/picture">
+                <pic:pic xmlns:pic="http://schemas.openxmlformats.org/drawingml/2006/picture">
+                  <pic:nvPicPr>
+                    <pic:cNvPr id="790057633" name=""/>
+                    <pic:cNvPicPr/>
+                  </pic:nvPicPr>
+                  <pic:blipFill>
+                    <a:blip r:embed="rId18"/>
+                    <a:stretch>
+                      <a:fillRect/>
+                    </a:stretch>
+                  </pic:blipFill>
+                  <pic:spPr>
+                    <a:xfrm>
+                      <a:off x="0" y="0"/>
+                      <a:ext cx="5943600" cy="1014095"/>
+                    </a:xfrm>
+                    <a:prstGeom prst="rect">
+                      <a:avLst/>
+                    </a:prstGeom>
+                  </pic:spPr>
+                </pic:pic>
+              </a:graphicData>
+            </a:graphic>
+          </wp:inline>
+        </w:drawing>
+      </w:r>
+    </w:p>
+    <w:p>
+      <w:pPr>
+        <w:jc w:val="both"/>
+        <w:rPr>
+          <w:lang w:val="el-GR"/>
+        </w:rPr>
+      </w:pPr>
+      <w:r>
+        <w:rPr>
+          <w:lang w:val="el-GR"/>
+        </w:rPr>
+        <w:t xml:space="preserve">Η εφαρμογή δίνει την δυνατότητα για εισαγωγή παρελθόντων ετών. Πατήστε «Εισαγωγή Συνδρομής», αμέσως πριν πατήσετε </w:t>
+      </w:r>
+      <w:r>
+        <w:rPr>
+          <w:lang w:val="el-GR"/>
+        </w:rPr>
+        <w:t>«Αποθήκευση»</w:t>
+      </w:r>
+      <w:r>
+        <w:rPr>
+          <w:lang w:val="el-GR"/>
+        </w:rPr>
+        <w:t xml:space="preserve"> αλλάξτε το έτος στην επιθυμητή τιμή, συμπληρώστε το ποσό και τέλος πατήστε </w:t>
+      </w:r>
+      <w:r>
+        <w:rPr>
+          <w:lang w:val="el-GR"/>
+        </w:rPr>
+        <w:t>«Αποθήκευση»</w:t>
+      </w:r>
+      <w:r>
+        <w:rPr>
+          <w:lang w:val="el-GR"/>
+        </w:rPr>
+        <w:t>.</w:t>
+      </w:r>
+      <w:r>
+        <w:rPr>
+          <w:lang w:val="el-GR"/>
+        </w:rPr>
+        <w:br/>
+      </w:r>
+      <w:r>
+        <w:rPr>
+          <w:lang w:val="el-GR"/>
+        </w:rPr>
+        <w:br/>
+        <w:t>Επίσης με παρόμοιο τρόπο, μπορούν να δημιουργηθούν μελλοντικές εισφορές συνδρομών, σε περίπτωση που υπάρχουν μέλη που επιθυμούν να καταβάλουν μελλοντικές συνδρομές.</w:t>
+      </w:r>
+    </w:p>
+    <w:p>
+      <w:pPr>
+        <w:jc w:val="both"/>
+        <w:rPr>
+          <w:lang w:val="el-GR"/>
+        </w:rPr>
+      </w:pPr>
+      <w:r>
+        <w:rPr>
+          <w:lang w:val="el-GR"/>
+        </w:rPr>
+        <w:t>Τέλος, δίνεται η δυνατότητα να οριστεί ποσό συνδρομής 0€, ως πακέτο προσφοράς, για επίτιμα μέλη η για άλλους πιθανούς λόγους που μπορεί να συντρέχουν.</w:t>
+      </w:r>
+    </w:p>
+    <w:p>
+      <w:pPr>
+        <w:pStyle w:val="Heading1"/>
+        <w:rPr>
+          <w:lang w:val="el-GR"/>
+        </w:rPr>
+      </w:pPr>
+      <w:bookmarkStart w:id="10" w:name="_Toc1005"/>
+      <w:bookmarkStart w:id="11" w:name="_Toc205197965"/>
+      <w:r>
+        <w:rPr>
+          <w:lang w:val="el-GR"/>
+        </w:rPr>
+        <w:t>Αναζητήσεις και Φίλτρα</w:t>
+      </w:r>
+      <w:bookmarkEnd w:id="10"/>
+      <w:bookmarkEnd w:id="11"/>
+    </w:p>
+    <w:p>
+      <w:pPr>
+        <w:jc w:val="both"/>
+        <w:rPr>
+          <w:lang w:val="el-GR"/>
+        </w:rPr>
+      </w:pPr>
+      <w:r>
+        <w:rPr>
+          <w:lang w:val="el-GR"/>
+        </w:rPr>
+        <w:t xml:space="preserve">Μπορείτε να φιλτράρετε μέλη με βάση αριθμό, όνομα, πόλη, στοιχεία συζύγου, </w:t>
+      </w:r>
+      <w:r>
+        <w:t>email</w:t>
+      </w:r>
+      <w:r>
+        <w:rPr>
+          <w:lang w:val="el-GR"/>
+        </w:rPr>
+        <w:t xml:space="preserve"> και άλλα.</w:t>
+      </w:r>
+    </w:p>
+    <w:p>
+      <w:pPr>
+        <w:jc w:val="both"/>
+        <w:rPr>
+          <w:lang w:val="el-GR"/>
+        </w:rPr>
+      </w:pPr>
+      <w:r>
+        <w:rPr>
+          <w:lang w:val="el-GR"/>
+        </w:rPr>
+        <w:t>Επιπλέον μπορείτε να φιλτράρετε βάσει ύπαρξης συνδρομής ή συγκεκριμένων ετών εγγραφής.</w:t>
+      </w:r>
+    </w:p>
+    <w:p>
+      <w:pPr>
+        <w:rPr>
+          <w:lang w:val="el-GR"/>
+        </w:rPr>
+      </w:pPr>
+      <w:r>
+        <w:rPr>
+          <w:lang w:val="el-GR"/>
+        </w:rPr>
+        <w:t>Επιλέξτε τον τύπο του φίλτρου που επιθυμείτε, εισάγετε τα στοιχεία που αναζητείτε και πατήστε αναζήτηση. Τα αποτελέσματα αναζήτησης, θα εμφανιστούν στην παρούσα οθόνη της εφαρμογής. Για καθαρισμό και επαναφορά πατήστε το κουμπί «Εκκαθάριση»</w:t>
+      </w:r>
+    </w:p>
+    <w:p>
+      <w:pPr>
+        <w:rPr>
+          <w:lang w:val="el-GR"/>
+        </w:rPr>
+      </w:pPr>
+    </w:p>
+    <w:p>
+      <w:pPr>
+        <w:rPr>
+          <w:i/>
+          <w:iCs/>
+          <w:lang w:val="el-GR"/>
+        </w:rPr>
+      </w:pPr>
+      <w:r>
+        <w:rPr>
+          <w:i/>
+          <w:iCs/>
+          <w:lang w:val="el-GR"/>
+        </w:rPr>
+        <w:t>Αναζήτηση/Φιλτράρισμα δεδομένων</w:t>
+      </w:r>
+    </w:p>
+    <w:p>
+      <w:pPr>
+        <w:rPr>
+          <w:lang w:val="el-GR"/>
+        </w:rPr>
+      </w:pPr>
+      <w:r>
+        <w:rPr>
+          <w:noProof/>
+        </w:rPr>
+        <w:drawing>
+          <wp:inline distT="0" distB="0" distL="0" distR="0" wp14:anchorId="1DC6FB51" wp14:editId="75A40EF7">
+            <wp:extent cx="5943600" cy="1932305"/>
+            <wp:effectExtent l="0" t="0" r="0" b="0"/>
+            <wp:docPr id="831952159" name="Picture 1"/>
+            <wp:cNvGraphicFramePr>
+              <a:graphicFrameLocks xmlns:a="http://schemas.openxmlformats.org/drawingml/2006/main" noChangeAspect="1"/>
+            </wp:cNvGraphicFramePr>
+            <a:graphic xmlns:a="http://schemas.openxmlformats.org/drawingml/2006/main">
+              <a:graphicData uri="http://schemas.openxmlformats.org/drawingml/2006/picture">
+                <pic:pic xmlns:pic="http://schemas.openxmlformats.org/drawingml/2006/picture">
+                  <pic:nvPicPr>
+                    <pic:cNvPr id="831952159" name=""/>
+                    <pic:cNvPicPr/>
+                  </pic:nvPicPr>
+                  <pic:blipFill>
+                    <a:blip r:embed="rId19"/>
+                    <a:stretch>
+                      <a:fillRect/>
+                    </a:stretch>
+                  </pic:blipFill>
+                  <pic:spPr>
+                    <a:xfrm>
+                      <a:off x="0" y="0"/>
+                      <a:ext cx="5943600" cy="1932305"/>
+                    </a:xfrm>
+                    <a:prstGeom prst="rect">
+                      <a:avLst/>
+                    </a:prstGeom>
+                  </pic:spPr>
+                </pic:pic>
+              </a:graphicData>
+            </a:graphic>
+          </wp:inline>
+        </w:drawing>
+      </w:r>
+    </w:p>
+    <w:p>
+      <w:pPr>
+        <w:pStyle w:val="Heading1"/>
+        <w:rPr>
+          <w:lang w:val="el-GR"/>
+        </w:rPr>
+      </w:pPr>
+      <w:bookmarkStart w:id="12" w:name="_Toc1006"/>
+      <w:bookmarkStart w:id="13" w:name="_Toc205197966"/>
+      <w:r>
+        <w:rPr>
+          <w:lang w:val="el-GR"/>
+        </w:rPr>
+        <w:lastRenderedPageBreak/>
+        <w:t>Εξαγωγές Δεδομένων</w:t>
+      </w:r>
+      <w:bookmarkEnd w:id="12"/>
+      <w:bookmarkEnd w:id="13"/>
+    </w:p>
+    <w:p>
+      <w:pPr>
+        <w:jc w:val="both"/>
+        <w:rPr>
+          <w:lang w:val="el-GR"/>
+        </w:rPr>
+      </w:pPr>
+      <w:r>
+        <w:rPr>
+          <w:lang w:val="el-GR"/>
+        </w:rPr>
+        <w:t xml:space="preserve">Υποστηρίζεται </w:t>
+      </w:r>
+      <w:r>
+        <w:rPr>
+          <w:lang w:val="el-GR"/>
+        </w:rPr>
+        <w:t xml:space="preserve">η </w:t>
+      </w:r>
+      <w:r>
+        <w:rPr>
+          <w:lang w:val="el-GR"/>
+        </w:rPr>
+        <w:t>εξαγωγή σε</w:t>
+      </w:r>
+      <w:r>
+        <w:rPr>
+          <w:lang w:val="el-GR"/>
+        </w:rPr>
+        <w:t xml:space="preserve"> </w:t>
+      </w:r>
+      <w:r>
+        <w:rPr>
+          <w:lang w:val="el-GR"/>
+        </w:rPr>
+        <w:t>αρχεί</w:t>
+      </w:r>
+      <w:r>
+        <w:rPr>
+          <w:lang w:val="el-GR"/>
+        </w:rPr>
+        <w:t>α</w:t>
+      </w:r>
+      <w:r>
+        <w:rPr>
+          <w:lang w:val="el-GR"/>
+        </w:rPr>
+        <w:t xml:space="preserve"> </w:t>
+      </w:r>
+      <w:r>
+        <w:t>PDF</w:t>
+      </w:r>
+      <w:r>
+        <w:rPr>
+          <w:lang w:val="el-GR"/>
+        </w:rPr>
+        <w:t xml:space="preserve"> και </w:t>
+      </w:r>
+      <w:r>
+        <w:t>Excel</w:t>
+      </w:r>
+      <w:r>
+        <w:rPr>
+          <w:lang w:val="el-GR"/>
+        </w:rPr>
+        <w:t xml:space="preserve"> από διάφορα σημεία της εφαρμογής</w:t>
+      </w:r>
+      <w:r>
+        <w:rPr>
+          <w:lang w:val="el-GR"/>
+        </w:rPr>
+        <w:t>, ανάλογα με τη φύση των δεδομένων.</w:t>
+      </w:r>
+    </w:p>
+    <w:p>
+      <w:pPr>
+        <w:jc w:val="both"/>
+        <w:rPr>
+          <w:lang w:val="el-GR"/>
+        </w:rPr>
+      </w:pPr>
+      <w:r>
+        <w:rPr>
+          <w:lang w:val="el-GR"/>
+        </w:rPr>
+        <w:t>Όλες οι εξαγωγές αρχείων, αποθηκεύονται στην Επιφάνεια Εργασίας.</w:t>
+      </w:r>
+    </w:p>
+    <w:p>
+      <w:pPr>
+        <w:jc w:val="both"/>
+        <w:rPr>
+          <w:lang w:val="el-GR"/>
+        </w:rPr>
+      </w:pPr>
+      <w:r>
+        <w:rPr>
+          <w:lang w:val="el-GR"/>
+        </w:rPr>
+        <w:t xml:space="preserve">Οι αποδείξεις και οι κάρτες μελών εξάγονται σε </w:t>
+      </w:r>
+      <w:r>
+        <w:t>PD</w:t>
+      </w:r>
+      <w:r>
+        <w:t>F</w:t>
+      </w:r>
+      <w:r>
+        <w:rPr>
+          <w:lang w:val="el-GR"/>
+        </w:rPr>
+        <w:t xml:space="preserve"> και είναι διαθέσιμες</w:t>
+      </w:r>
+      <w:r>
+        <w:rPr>
+          <w:lang w:val="el-GR"/>
+        </w:rPr>
+        <w:t xml:space="preserve"> </w:t>
+      </w:r>
+      <w:r>
+        <w:rPr>
+          <w:lang w:val="el-GR"/>
+        </w:rPr>
+        <w:t>με δεξί κλικ στους αντίστοιχους πίνακες.</w:t>
+      </w:r>
+    </w:p>
+    <w:p>
+      <w:pPr>
+        <w:jc w:val="both"/>
+        <w:rPr>
+          <w:lang w:val="el-GR"/>
+        </w:rPr>
+      </w:pPr>
+    </w:p>
+    <w:p>
+      <w:pPr>
+        <w:jc w:val="both"/>
+        <w:rPr>
+          <w:i/>
+          <w:iCs/>
+          <w:lang w:val="el-GR"/>
+        </w:rPr>
+      </w:pPr>
+      <w:r>
+        <w:rPr>
+          <w:i/>
+          <w:iCs/>
+          <w:lang w:val="el-GR"/>
+        </w:rPr>
+        <w:t>Εξαγωγή απόδειξης είσπραξης (δεξί κλικ στο πίνακα συνδρομών επάνω στην εκάστοτε συνδρομή)</w:t>
+      </w:r>
+    </w:p>
+    <w:p>
+      <w:pPr>
+        <w:jc w:val="both"/>
+        <w:rPr>
+          <w:lang w:val="el-GR"/>
+        </w:rPr>
+      </w:pPr>
+      <w:r>
+        <w:rPr>
+          <w:noProof/>
+        </w:rPr>
+        <w:drawing>
+          <wp:inline distT="0" distB="0" distL="0" distR="0" wp14:anchorId="31DF10F1" wp14:editId="5599C717">
+            <wp:extent cx="5943600" cy="1168400"/>
+            <wp:effectExtent l="0" t="0" r="0" b="0"/>
+            <wp:docPr id="1644418247" name="Picture 1"/>
+            <wp:cNvGraphicFramePr>
+              <a:graphicFrameLocks xmlns:a="http://schemas.openxmlformats.org/drawingml/2006/main" noChangeAspect="1"/>
+            </wp:cNvGraphicFramePr>
+            <a:graphic xmlns:a="http://schemas.openxmlformats.org/drawingml/2006/main">
+              <a:graphicData uri="http://schemas.openxmlformats.org/drawingml/2006/picture">
+                <pic:pic xmlns:pic="http://schemas.openxmlformats.org/drawingml/2006/picture">
+                  <pic:nvPicPr>
+                    <pic:cNvPr id="1644418247" name=""/>
+                    <pic:cNvPicPr/>
+                  </pic:nvPicPr>
+                  <pic:blipFill>
+                    <a:blip r:embed="rId20"/>
+                    <a:stretch>
+                      <a:fillRect/>
+                    </a:stretch>
+                  </pic:blipFill>
+                  <pic:spPr>
+                    <a:xfrm>
+                      <a:off x="0" y="0"/>
+                      <a:ext cx="5943600" cy="1168400"/>
+                    </a:xfrm>
+                    <a:prstGeom prst="rect">
+                      <a:avLst/>
+                    </a:prstGeom>
+                  </pic:spPr>
+                </pic:pic>
+              </a:graphicData>
+            </a:graphic>
+          </wp:inline>
+        </w:drawing>
+      </w:r>
+    </w:p>
+    <w:p>
+      <w:pPr>
+        <w:jc w:val="both"/>
+        <w:rPr>
+          <w:lang w:val="el-GR"/>
+        </w:rPr>
+      </w:pPr>
+      <w:r>
+        <w:rPr>
+          <w:noProof/>
+        </w:rPr>
+        <w:drawing>
+          <wp:inline distT="0" distB="0" distL="0" distR="0" wp14:anchorId="07779985" wp14:editId="124946D4">
+            <wp:extent cx="3600450" cy="1428750"/>
+            <wp:effectExtent l="0" t="0" r="0" b="0"/>
+            <wp:docPr id="1626320306" name="Picture 1"/>
+            <wp:cNvGraphicFramePr>
+              <a:graphicFrameLocks xmlns:a="http://schemas.openxmlformats.org/drawingml/2006/main" noChangeAspect="1"/>
+            </wp:cNvGraphicFramePr>
+            <a:graphic xmlns:a="http://schemas.openxmlformats.org/drawingml/2006/main">
+              <a:graphicData uri="http://schemas.openxmlformats.org/drawingml/2006/picture">
+                <pic:pic xmlns:pic="http://schemas.openxmlformats.org/drawingml/2006/picture">
+                  <pic:nvPicPr>
+                    <pic:cNvPr id="1626320306" name=""/>
+                    <pic:cNvPicPr/>
+                  </pic:nvPicPr>
+                  <pic:blipFill>
+                    <a:blip r:embed="rId21"/>
+                    <a:stretch>
+                      <a:fillRect/>
+                    </a:stretch>
+                  </pic:blipFill>
+                  <pic:spPr>
+                    <a:xfrm>
+                      <a:off x="0" y="0"/>
+                      <a:ext cx="3600450" cy="1428750"/>
+                    </a:xfrm>
+                    <a:prstGeom prst="rect">
+                      <a:avLst/>
+                    </a:prstGeom>
+                  </pic:spPr>
+                </pic:pic>
+              </a:graphicData>
+            </a:graphic>
+          </wp:inline>
+        </w:drawing>
+      </w:r>
+    </w:p>
+    <w:p>
+      <w:pPr>
+        <w:jc w:val="both"/>
+        <w:rPr>
+          <w:lang w:val="el-GR"/>
+        </w:rPr>
+      </w:pPr>
+      <w:r>
+        <w:rPr>
+          <w:lang w:val="el-GR"/>
+        </w:rPr>
+        <w:t>Το εξαγόμενο αρχείο απόδειξης έχει τον τίτλο «</w:t>
+      </w:r>
+      <w:proofErr w:type="spellStart"/>
+      <w:r>
+        <w:rPr>
+          <w:lang w:val="el-GR"/>
+        </w:rPr>
+        <w:t>Απόδειξη_ΟΝΟΜΑ_ΜΕΛΟΥΣ_ΕΤΟΣ</w:t>
+      </w:r>
+      <w:proofErr w:type="spellEnd"/>
+      <w:r>
+        <w:rPr>
+          <w:lang w:val="el-GR"/>
+        </w:rPr>
+        <w:t>.</w:t>
+      </w:r>
+      <w:r>
+        <w:t>pdf</w:t>
+      </w:r>
+      <w:r>
+        <w:rPr>
+          <w:lang w:val="el-GR"/>
+        </w:rPr>
+        <w:t>”</w:t>
+      </w:r>
+      <w:r>
+        <w:rPr>
+          <w:lang w:val="el-GR"/>
+        </w:rPr>
+        <w:t xml:space="preserve"> (π.χ. </w:t>
+      </w:r>
+      <w:proofErr w:type="spellStart"/>
+      <w:r>
+        <w:rPr>
+          <w:lang w:val="el-GR"/>
+        </w:rPr>
+        <w:t>Απόδειξη_ΙΕΡΟΚΛΗΣ</w:t>
+      </w:r>
+      <w:proofErr w:type="spellEnd"/>
+      <w:r>
+        <w:rPr>
+          <w:lang w:val="el-GR"/>
+        </w:rPr>
+        <w:t xml:space="preserve"> ΔΑΜΙΑΝΟΣ_2025</w:t>
+      </w:r>
+      <w:r>
+        <w:rPr>
+          <w:lang w:val="el-GR"/>
+        </w:rPr>
+        <w:t>.</w:t>
+      </w:r>
+      <w:r>
+        <w:t>pdf</w:t>
+      </w:r>
+      <w:r>
+        <w:rPr>
+          <w:lang w:val="el-GR"/>
+        </w:rPr>
+        <w:t>) όπως φαίνεται στις φωτογραφίες.</w:t>
+      </w:r>
+    </w:p>
+    <w:p>
+      <w:pPr>
+        <w:jc w:val="both"/>
+        <w:rPr>
+          <w:lang w:val="el-GR"/>
+        </w:rPr>
+      </w:pPr>
+    </w:p>
+    <w:p>
+      <w:pPr>
+        <w:jc w:val="both"/>
+        <w:rPr>
+          <w:lang w:val="el-GR"/>
+        </w:rPr>
+      </w:pPr>
+      <w:r>
+        <w:rPr>
+          <w:noProof/>
+        </w:rPr>
+        <w:lastRenderedPageBreak/>
+        <w:drawing>
+          <wp:inline distT="0" distB="0" distL="0" distR="0" wp14:anchorId="202EFFBF" wp14:editId="4615F5DD">
+            <wp:extent cx="5943600" cy="3737610"/>
+            <wp:effectExtent l="0" t="0" r="0" b="0"/>
+            <wp:docPr id="1287131628" name="Picture 1"/>
+            <wp:cNvGraphicFramePr>
+              <a:graphicFrameLocks xmlns:a="http://schemas.openxmlformats.org/drawingml/2006/main" noChangeAspect="1"/>
+            </wp:cNvGraphicFramePr>
+            <a:graphic xmlns:a="http://schemas.openxmlformats.org/drawingml/2006/main">
+              <a:graphicData uri="http://schemas.openxmlformats.org/drawingml/2006/picture">
+                <pic:pic xmlns:pic="http://schemas.openxmlformats.org/drawingml/2006/picture">
+                  <pic:nvPicPr>
+                    <pic:cNvPr id="1287131628" name=""/>
+                    <pic:cNvPicPr/>
+                  </pic:nvPicPr>
+                  <pic:blipFill>
+                    <a:blip r:embed="rId22"/>
+                    <a:stretch>
+                      <a:fillRect/>
+                    </a:stretch>
+                  </pic:blipFill>
+                  <pic:spPr>
+                    <a:xfrm>
+                      <a:off x="0" y="0"/>
+                      <a:ext cx="5943600" cy="3737610"/>
+                    </a:xfrm>
+                    <a:prstGeom prst="rect">
+                      <a:avLst/>
+                    </a:prstGeom>
+                  </pic:spPr>
+                </pic:pic>
+              </a:graphicData>
+            </a:graphic>
+          </wp:inline>
+        </w:drawing>
+      </w:r>
+    </w:p>
+    <w:p>
+      <w:pPr>
+        <w:jc w:val="both"/>
+        <w:rPr>
+          <w:lang w:val="el-GR"/>
+        </w:rPr>
+      </w:pPr>
+      <w:r>
+        <w:rPr>
+          <w:lang w:val="el-GR"/>
+        </w:rPr>
+        <w:t>Ο πίνακας μελών υποστηρίζει εξαγωγή πλήρους λίστας</w:t>
+      </w:r>
+      <w:r>
+        <w:rPr>
+          <w:lang w:val="el-GR"/>
+        </w:rPr>
+        <w:t xml:space="preserve"> </w:t>
+      </w:r>
+      <w:r>
+        <w:rPr>
+          <w:lang w:val="el-GR"/>
+        </w:rPr>
+        <w:t>των μελών που είναι γραμμένα στην εφαρμογής</w:t>
+      </w:r>
+      <w:r>
+        <w:rPr>
+          <w:lang w:val="el-GR"/>
+        </w:rPr>
+        <w:t xml:space="preserve"> </w:t>
+      </w:r>
+      <w:r>
+        <w:rPr>
+          <w:lang w:val="el-GR"/>
+        </w:rPr>
+        <w:t>καθώς και την εξαγωγή κάρτας μέλους για το επιλεγμένο μέλος</w:t>
+      </w:r>
+      <w:r>
+        <w:rPr>
+          <w:lang w:val="el-GR"/>
+        </w:rPr>
+        <w:t>.</w:t>
+      </w:r>
+    </w:p>
+    <w:p>
+      <w:r>
+        <w:rPr>
+          <w:noProof/>
+        </w:rPr>
+        <w:drawing>
+          <wp:inline distT="0" distB="0" distL="0" distR="0" wp14:anchorId="5385F0F5" wp14:editId="5479C064">
+            <wp:extent cx="6337446" cy="2784143"/>
+            <wp:effectExtent l="0" t="0" r="6350" b="0"/>
+            <wp:docPr id="1530867157" name="Picture 1"/>
+            <wp:cNvGraphicFramePr>
+              <a:graphicFrameLocks xmlns:a="http://schemas.openxmlformats.org/drawingml/2006/main" noChangeAspect="1"/>
+            </wp:cNvGraphicFramePr>
+            <a:graphic xmlns:a="http://schemas.openxmlformats.org/drawingml/2006/main">
+              <a:graphicData uri="http://schemas.openxmlformats.org/drawingml/2006/picture">
+                <pic:pic xmlns:pic="http://schemas.openxmlformats.org/drawingml/2006/picture">
+                  <pic:nvPicPr>
+                    <pic:cNvPr id="1530867157" name=""/>
+                    <pic:cNvPicPr/>
+                  </pic:nvPicPr>
+                  <pic:blipFill>
+                    <a:blip r:embed="rId23"/>
+                    <a:stretch>
+                      <a:fillRect/>
+                    </a:stretch>
+                  </pic:blipFill>
+                  <pic:spPr>
+                    <a:xfrm>
+                      <a:off x="0" y="0"/>
+                      <a:ext cx="6344269" cy="2787140"/>
+                    </a:xfrm>
+                    <a:prstGeom prst="rect">
+                      <a:avLst/>
+                    </a:prstGeom>
+                  </pic:spPr>
+                </pic:pic>
+              </a:graphicData>
+            </a:graphic>
+          </wp:inline>
+        </w:drawing>
+      </w:r>
+    </w:p>
+    <w:p>
+      <w:pPr>
+        <w:rPr>
+          <w:lang w:val="el-GR"/>
+        </w:rPr>
+      </w:pPr>
+      <w:r>
+        <w:rPr>
+          <w:lang w:val="el-GR"/>
+        </w:rPr>
+        <w:t>Η κάρτα μέλους, δημιουργείται σε στυλ εμπρός – πίσω, ώστε να μπορεί να διπλωθεί και να πλαστικοποιηθεί.</w:t>
+      </w:r>
+    </w:p>
+    <w:p>
+      <w:pPr>
+        <w:rPr>
+          <w:lang w:val="el-GR"/>
+        </w:rPr>
+      </w:pPr>
+      <w:r>
+        <w:rPr>
+          <w:noProof/>
+        </w:rPr>
+        <w:lastRenderedPageBreak/>
+        <w:drawing>
+          <wp:inline distT="0" distB="0" distL="0" distR="0" wp14:anchorId="5DD6B0EA" wp14:editId="104DF320">
+            <wp:extent cx="5943600" cy="2636520"/>
+            <wp:effectExtent l="0" t="0" r="0" b="0"/>
+            <wp:docPr id="1570478838" name="Picture 1"/>
+            <wp:cNvGraphicFramePr>
+              <a:graphicFrameLocks xmlns:a="http://schemas.openxmlformats.org/drawingml/2006/main" noChangeAspect="1"/>
+            </wp:cNvGraphicFramePr>
+            <a:graphic xmlns:a="http://schemas.openxmlformats.org/drawingml/2006/main">
+              <a:graphicData uri="http://schemas.openxmlformats.org/drawingml/2006/picture">
+                <pic:pic xmlns:pic="http://schemas.openxmlformats.org/drawingml/2006/picture">
+                  <pic:nvPicPr>
+                    <pic:cNvPr id="1570478838" name=""/>
+                    <pic:cNvPicPr/>
+                  </pic:nvPicPr>
+                  <pic:blipFill>
+                    <a:blip r:embed="rId24"/>
+                    <a:stretch>
+                      <a:fillRect/>
+                    </a:stretch>
+                  </pic:blipFill>
+                  <pic:spPr>
+                    <a:xfrm>
+                      <a:off x="0" y="0"/>
+                      <a:ext cx="5943600" cy="2636520"/>
+                    </a:xfrm>
+                    <a:prstGeom prst="rect">
+                      <a:avLst/>
+                    </a:prstGeom>
+                  </pic:spPr>
+                </pic:pic>
+              </a:graphicData>
+            </a:graphic>
+          </wp:inline>
+        </w:drawing>
+      </w:r>
+    </w:p>
+    <w:p>
+      <w:pPr>
+        <w:rPr>
+          <w:lang w:val="el-GR"/>
+        </w:rPr>
+      </w:pPr>
+      <w:r>
+        <w:rPr>
+          <w:lang w:val="el-GR"/>
+        </w:rPr>
+        <w:t xml:space="preserve">Η εξαγωγή όλων των μελών, γίνεται σε αρχείο </w:t>
+      </w:r>
+      <w:r>
+        <w:t>Excel</w:t>
+      </w:r>
+      <w:r>
+        <w:rPr>
+          <w:lang w:val="el-GR"/>
+        </w:rPr>
+        <w:t xml:space="preserve">, </w:t>
+      </w:r>
+      <w:r>
+        <w:rPr>
+          <w:lang w:val="el-GR"/>
+        </w:rPr>
+        <w:t>με τον τίτλο «</w:t>
+      </w:r>
+      <w:r>
+        <w:rPr>
+          <w:lang w:val="el-GR"/>
+        </w:rPr>
+        <w:t>Όλα τα Μέλη.xlsx</w:t>
+      </w:r>
+      <w:r>
+        <w:rPr>
+          <w:lang w:val="el-GR"/>
+        </w:rPr>
+        <w:t>».</w:t>
+      </w:r>
+    </w:p>
+    <w:p>
+      <w:pPr>
+        <w:rPr>
+          <w:lang w:val="el-GR"/>
+        </w:rPr>
+      </w:pPr>
+      <w:r>
+        <w:rPr>
+          <w:noProof/>
+        </w:rPr>
+        <w:drawing>
+          <wp:inline distT="0" distB="0" distL="0" distR="0" wp14:anchorId="1974DE9B" wp14:editId="338C9AD4">
+            <wp:extent cx="5943600" cy="445135"/>
+            <wp:effectExtent l="0" t="0" r="0" b="0"/>
+            <wp:docPr id="61885454" name="Picture 1"/>
+            <wp:cNvGraphicFramePr>
+              <a:graphicFrameLocks xmlns:a="http://schemas.openxmlformats.org/drawingml/2006/main" noChangeAspect="1"/>
+            </wp:cNvGraphicFramePr>
+            <a:graphic xmlns:a="http://schemas.openxmlformats.org/drawingml/2006/main">
+              <a:graphicData uri="http://schemas.openxmlformats.org/drawingml/2006/picture">
+                <pic:pic xmlns:pic="http://schemas.openxmlformats.org/drawingml/2006/picture">
+                  <pic:nvPicPr>
+                    <pic:cNvPr id="61885454" name=""/>
+                    <pic:cNvPicPr/>
+                  </pic:nvPicPr>
+                  <pic:blipFill>
+                    <a:blip r:embed="rId25"/>
+                    <a:stretch>
+                      <a:fillRect/>
+                    </a:stretch>
+                  </pic:blipFill>
+                  <pic:spPr>
+                    <a:xfrm>
+                      <a:off x="0" y="0"/>
+                      <a:ext cx="5943600" cy="445135"/>
+                    </a:xfrm>
+                    <a:prstGeom prst="rect">
+                      <a:avLst/>
+                    </a:prstGeom>
+                  </pic:spPr>
+                </pic:pic>
+              </a:graphicData>
+            </a:graphic>
+          </wp:inline>
+        </w:drawing>
+      </w:r>
+    </w:p>
+    <w:p>
+      <w:pPr>
+        <w:pStyle w:val="Heading1"/>
+        <w:rPr>
+          <w:lang w:val="el-GR"/>
+        </w:rPr>
+      </w:pPr>
+      <w:bookmarkStart w:id="14" w:name="_Toc1007"/>
+      <w:bookmarkStart w:id="15" w:name="_Toc205197967"/>
+      <w:r>
+        <w:rPr>
+          <w:lang w:val="el-GR"/>
+        </w:rPr>
+        <w:t>Προχωρημένα Ερωτήματα</w:t>
+      </w:r>
+      <w:bookmarkEnd w:id="14"/>
+      <w:bookmarkEnd w:id="15"/>
+    </w:p>
+    <w:p>
+      <w:pPr>
+        <w:jc w:val="both"/>
+        <w:rPr>
+          <w:lang w:val="el-GR"/>
+        </w:rPr>
+      </w:pPr>
+      <w:r>
+        <w:rPr>
+          <w:lang w:val="el-GR"/>
+        </w:rPr>
+        <w:t xml:space="preserve">Υπάρχει ειδικό μενού με έτοιμα ερωτήματα για: απλήρωτες συνδρομές, φίλτρα </w:t>
+      </w:r>
+      <w:r>
+        <w:rPr>
+          <w:lang w:val="el-GR"/>
+        </w:rPr>
+        <w:t xml:space="preserve">μελών </w:t>
+      </w:r>
+      <w:r>
+        <w:rPr>
+          <w:lang w:val="el-GR"/>
+        </w:rPr>
+        <w:t xml:space="preserve">ανά πόλη, ηλικίες τέκνων, λοταρίες </w:t>
+      </w:r>
+      <w:proofErr w:type="spellStart"/>
+      <w:r>
+        <w:rPr>
+          <w:lang w:val="el-GR"/>
+        </w:rPr>
+        <w:t>κ.ά</w:t>
+      </w:r>
+      <w:proofErr w:type="spellEnd"/>
+      <w:r>
+        <w:rPr>
+          <w:lang w:val="el-GR"/>
+        </w:rPr>
+        <w:t>, διαθέσιμο από το κεντρικό μενού της εφαρμογής «ΕΡΩΤΗΜΑΤΑ»</w:t>
+      </w:r>
+    </w:p>
+    <w:p>
+      <w:pPr>
+        <w:jc w:val="both"/>
+        <w:rPr>
+          <w:lang w:val="el-GR"/>
+        </w:rPr>
+      </w:pPr>
+      <w:r>
+        <w:rPr>
+          <w:noProof/>
+        </w:rPr>
+        <w:drawing>
+          <wp:inline distT="0" distB="0" distL="0" distR="0" wp14:anchorId="341C8B89" wp14:editId="4621DC6A">
+            <wp:extent cx="5943600" cy="2840355"/>
+            <wp:effectExtent l="0" t="0" r="0" b="0"/>
+            <wp:docPr id="574107877" name="Picture 1"/>
+            <wp:cNvGraphicFramePr>
+              <a:graphicFrameLocks xmlns:a="http://schemas.openxmlformats.org/drawingml/2006/main" noChangeAspect="1"/>
+            </wp:cNvGraphicFramePr>
+            <a:graphic xmlns:a="http://schemas.openxmlformats.org/drawingml/2006/main">
+              <a:graphicData uri="http://schemas.openxmlformats.org/drawingml/2006/picture">
+                <pic:pic xmlns:pic="http://schemas.openxmlformats.org/drawingml/2006/picture">
+                  <pic:nvPicPr>
+                    <pic:cNvPr id="574107877" name=""/>
+                    <pic:cNvPicPr/>
+                  </pic:nvPicPr>
+                  <pic:blipFill>
+                    <a:blip r:embed="rId26"/>
+                    <a:stretch>
+                      <a:fillRect/>
+                    </a:stretch>
+                  </pic:blipFill>
+                  <pic:spPr>
+                    <a:xfrm>
+                      <a:off x="0" y="0"/>
+                      <a:ext cx="5943600" cy="2840355"/>
+                    </a:xfrm>
+                    <a:prstGeom prst="rect">
+                      <a:avLst/>
+                    </a:prstGeom>
+                  </pic:spPr>
+                </pic:pic>
+              </a:graphicData>
+            </a:graphic>
+          </wp:inline>
+        </w:drawing>
+      </w:r>
+    </w:p>
+    <w:p>
+      <w:pPr>
+        <w:jc w:val="both"/>
+        <w:rPr>
+          <w:lang w:val="el-GR"/>
+        </w:rPr>
+      </w:pPr>
+    </w:p>
+    <w:p>
+      <w:pPr>
+        <w:jc w:val="both"/>
+        <w:rPr>
+          <w:lang w:val="el-GR"/>
+        </w:rPr>
+      </w:pPr>
+      <w:r>
+        <w:rPr>
+          <w:lang w:val="el-GR"/>
+        </w:rPr>
+        <w:t xml:space="preserve">Τα αποτελέσματα εμφανίζονται </w:t>
+      </w:r>
+      <w:r>
+        <w:rPr>
+          <w:lang w:val="el-GR"/>
+        </w:rPr>
+        <w:t xml:space="preserve">των παραπάνω ερωτημάτων, εμφανίζονται σε νέο παράθυρο, στο οποίο υπάρχουν διαθέσιμες λειτουργίες φόρτωσης στη κύρια οθόνη για επεξεργασία – προβολή ή εξαγωγής σε αρχείο </w:t>
+      </w:r>
+      <w:r>
+        <w:t>Excel</w:t>
+      </w:r>
+      <w:r>
+        <w:rPr>
+          <w:lang w:val="el-GR"/>
+        </w:rPr>
+        <w:t>.</w:t>
+      </w:r>
+    </w:p>
+    <w:p>
+      <w:r>
+        <w:rPr>
+          <w:noProof/>
+        </w:rPr>
+        <w:drawing>
+          <wp:inline distT="0" distB="0" distL="0" distR="0" wp14:anchorId="1C119997" wp14:editId="6A3DE97B">
+            <wp:extent cx="5943600" cy="3129915"/>
+            <wp:effectExtent l="0" t="0" r="0" b="0"/>
+            <wp:docPr id="797362379" name="Picture 1"/>
+            <wp:cNvGraphicFramePr>
+              <a:graphicFrameLocks xmlns:a="http://schemas.openxmlformats.org/drawingml/2006/main" noChangeAspect="1"/>
+            </wp:cNvGraphicFramePr>
+            <a:graphic xmlns:a="http://schemas.openxmlformats.org/drawingml/2006/main">
+              <a:graphicData uri="http://schemas.openxmlformats.org/drawingml/2006/picture">
+                <pic:pic xmlns:pic="http://schemas.openxmlformats.org/drawingml/2006/picture">
+                  <pic:nvPicPr>
+                    <pic:cNvPr id="797362379" name=""/>
+                    <pic:cNvPicPr/>
+                  </pic:nvPicPr>
+                  <pic:blipFill>
+                    <a:blip r:embed="rId27"/>
+                    <a:stretch>
+                      <a:fillRect/>
+                    </a:stretch>
+                  </pic:blipFill>
+                  <pic:spPr>
+                    <a:xfrm>
+                      <a:off x="0" y="0"/>
+                      <a:ext cx="5943600" cy="3129915"/>
+                    </a:xfrm>
+                    <a:prstGeom prst="rect">
+                      <a:avLst/>
+                    </a:prstGeom>
+                  </pic:spPr>
+                </pic:pic>
+              </a:graphicData>
+            </a:graphic>
+          </wp:inline>
+        </w:drawing>
+      </w:r>
+    </w:p>
+    <w:p/>
+    <w:p>
+      <w:pPr>
+        <w:rPr>
+          <w:lang w:val="el-GR"/>
+        </w:rPr>
+      </w:pPr>
+      <w:r>
+        <w:rPr>
+          <w:lang w:val="el-GR"/>
+        </w:rPr>
+        <w:t>Πατώντας επάνω σε 1 αποτέλεσμα για στη συνέχεια στο κουμπί «Φόρτωση Επιλογής», η εγγραφή φορτώνεται στη κύρια σελίδα…</w:t>
+      </w:r>
+      <w:r>
+        <w:rPr>
+          <w:lang w:val="el-GR"/>
+        </w:rPr>
+        <w:br/>
+      </w:r>
+      <w:r>
+        <w:rPr>
+          <w:lang w:val="el-GR"/>
+        </w:rPr>
+        <w:br/>
+      </w:r>
+      <w:r>
+        <w:rPr>
+          <w:noProof/>
+        </w:rPr>
+        <w:drawing>
+          <wp:inline distT="0" distB="0" distL="0" distR="0" wp14:anchorId="6432F34A" wp14:editId="11AC5566">
+            <wp:extent cx="5943600" cy="2707005"/>
+            <wp:effectExtent l="0" t="0" r="0" b="0"/>
+            <wp:docPr id="2111447617" name="Picture 1"/>
+            <wp:cNvGraphicFramePr>
+              <a:graphicFrameLocks xmlns:a="http://schemas.openxmlformats.org/drawingml/2006/main" noChangeAspect="1"/>
+            </wp:cNvGraphicFramePr>
+            <a:graphic xmlns:a="http://schemas.openxmlformats.org/drawingml/2006/main">
+              <a:graphicData uri="http://schemas.openxmlformats.org/drawingml/2006/picture">
+                <pic:pic xmlns:pic="http://schemas.openxmlformats.org/drawingml/2006/picture">
+                  <pic:nvPicPr>
+                    <pic:cNvPr id="2111447617" name=""/>
+                    <pic:cNvPicPr/>
+                  </pic:nvPicPr>
+                  <pic:blipFill>
+                    <a:blip r:embed="rId28"/>
+                    <a:stretch>
+                      <a:fillRect/>
+                    </a:stretch>
+                  </pic:blipFill>
+                  <pic:spPr>
+                    <a:xfrm>
+                      <a:off x="0" y="0"/>
+                      <a:ext cx="5943600" cy="2707005"/>
+                    </a:xfrm>
+                    <a:prstGeom prst="rect">
+                      <a:avLst/>
+                    </a:prstGeom>
+                  </pic:spPr>
+                </pic:pic>
+              </a:graphicData>
+            </a:graphic>
+          </wp:inline>
+        </w:drawing>
+      </w:r>
+    </w:p>
+    <w:p>
+      <w:pPr>
+        <w:rPr>
+          <w:lang w:val="el-GR"/>
+        </w:rPr>
+      </w:pPr>
+      <w:r>
+        <w:rPr>
+          <w:lang w:val="el-GR"/>
+        </w:rPr>
+        <w:lastRenderedPageBreak/>
+        <w:t xml:space="preserve">Επιπρόσθετα, πατώντας το κουμπί «Εξαγωγή σε </w:t>
+      </w:r>
+      <w:r>
+        <w:t>Excel</w:t>
+      </w:r>
+      <w:r>
+        <w:rPr>
+          <w:lang w:val="el-GR"/>
+        </w:rPr>
+        <w:t>»</w:t>
+      </w:r>
+      <w:r>
+        <w:rPr>
+          <w:lang w:val="el-GR"/>
+        </w:rPr>
+        <w:t xml:space="preserve">, </w:t>
+      </w:r>
+      <w:r>
+        <w:rPr>
+          <w:lang w:val="el-GR"/>
+        </w:rPr>
+        <w:t xml:space="preserve">εξάγονται τα αποτελέσματα του ερωτήματος, σε αρχείο </w:t>
+      </w:r>
+      <w:r>
+        <w:t>Excel</w:t>
+      </w:r>
+      <w:r>
+        <w:rPr>
+          <w:lang w:val="el-GR"/>
+        </w:rPr>
+        <w:t>, έχοντας ως όνομα αρχείου, σχετικά στοιχεία με το ερώτημα.</w:t>
+      </w:r>
+    </w:p>
+    <w:p>
+      <w:pPr>
+        <w:jc w:val="center"/>
+        <w:rPr>
+          <w:lang w:val="el-GR"/>
+        </w:rPr>
+      </w:pPr>
+      <w:r>
+        <w:rPr>
+          <w:noProof/>
+        </w:rPr>
+        <w:drawing>
+          <wp:inline distT="0" distB="0" distL="0" distR="0" wp14:anchorId="1B54D2AB" wp14:editId="2022AED5">
+            <wp:extent cx="2705100" cy="1447800"/>
+            <wp:effectExtent l="0" t="0" r="0" b="0"/>
+            <wp:docPr id="320896482" name="Picture 1"/>
+            <wp:cNvGraphicFramePr>
+              <a:graphicFrameLocks xmlns:a="http://schemas.openxmlformats.org/drawingml/2006/main" noChangeAspect="1"/>
+            </wp:cNvGraphicFramePr>
+            <a:graphic xmlns:a="http://schemas.openxmlformats.org/drawingml/2006/main">
+              <a:graphicData uri="http://schemas.openxmlformats.org/drawingml/2006/picture">
+                <pic:pic xmlns:pic="http://schemas.openxmlformats.org/drawingml/2006/picture">
+                  <pic:nvPicPr>
+                    <pic:cNvPr id="320896482" name=""/>
+                    <pic:cNvPicPr/>
+                  </pic:nvPicPr>
+                  <pic:blipFill>
+                    <a:blip r:embed="rId29"/>
+                    <a:stretch>
+                      <a:fillRect/>
+                    </a:stretch>
+                  </pic:blipFill>
+                  <pic:spPr>
+                    <a:xfrm>
+                      <a:off x="0" y="0"/>
+                      <a:ext cx="2705100" cy="1447800"/>
+                    </a:xfrm>
+                    <a:prstGeom prst="rect">
+                      <a:avLst/>
+                    </a:prstGeom>
+                  </pic:spPr>
+                </pic:pic>
+              </a:graphicData>
+            </a:graphic>
+          </wp:inline>
+        </w:drawing>
+      </w:r>
+    </w:p>
+    <w:p>
+      <w:pPr>
+        <w:rPr>
+          <w:lang w:val="el-GR"/>
+        </w:rPr>
+      </w:pPr>
+    </w:p>
+    <w:p>
+      <w:pPr>
+        <w:rPr>
+          <w:lang w:val="el-GR"/>
+        </w:rPr>
+      </w:pPr>
+      <w:r>
+        <w:rPr>
+          <w:noProof/>
+        </w:rPr>
+        <w:drawing>
+          <wp:inline distT="0" distB="0" distL="0" distR="0" wp14:anchorId="6D99EA82" wp14:editId="44C661DB">
+            <wp:extent cx="5943600" cy="447040"/>
+            <wp:effectExtent l="0" t="0" r="0" b="0"/>
+            <wp:docPr id="182189433" name="Picture 1"/>
+            <wp:cNvGraphicFramePr>
+              <a:graphicFrameLocks xmlns:a="http://schemas.openxmlformats.org/drawingml/2006/main" noChangeAspect="1"/>
+            </wp:cNvGraphicFramePr>
+            <a:graphic xmlns:a="http://schemas.openxmlformats.org/drawingml/2006/main">
+              <a:graphicData uri="http://schemas.openxmlformats.org/drawingml/2006/picture">
+                <pic:pic xmlns:pic="http://schemas.openxmlformats.org/drawingml/2006/picture">
+                  <pic:nvPicPr>
+                    <pic:cNvPr id="182189433" name=""/>
+                    <pic:cNvPicPr/>
+                  </pic:nvPicPr>
+                  <pic:blipFill>
+                    <a:blip r:embed="rId30"/>
+                    <a:stretch>
+                      <a:fillRect/>
+                    </a:stretch>
+                  </pic:blipFill>
+                  <pic:spPr>
+                    <a:xfrm>
+                      <a:off x="0" y="0"/>
+                      <a:ext cx="5943600" cy="447040"/>
+                    </a:xfrm>
+                    <a:prstGeom prst="rect">
+                      <a:avLst/>
+                    </a:prstGeom>
+                  </pic:spPr>
+                </pic:pic>
+              </a:graphicData>
+            </a:graphic>
+          </wp:inline>
+        </w:drawing>
+      </w:r>
+    </w:p>
+    <w:p>
+      <w:pPr>
+        <w:rPr>
+          <w:lang w:val="el-GR"/>
+        </w:rPr>
+      </w:pPr>
+      <w:r>
+        <w:rPr>
+          <w:lang w:val="el-GR"/>
+        </w:rPr>
+        <w:t>Τέλος το κουμπί «Αντιγραφή», αντιγράφει στη μνήμη (</w:t>
+      </w:r>
+      <w:r>
+        <w:t>Clipboard</w:t>
+      </w:r>
+      <w:r>
+        <w:rPr>
+          <w:lang w:val="el-GR"/>
+        </w:rPr>
+        <w:t>)</w:t>
+      </w:r>
+      <w:r>
+        <w:rPr>
+          <w:lang w:val="el-GR"/>
+        </w:rPr>
+        <w:t xml:space="preserve"> την επιλεγμένη εγγραφή, για εργασίες αντιγραφής – επικόλλησης.</w:t>
+      </w:r>
+    </w:p>
+    <w:p>
+      <w:pPr>
+        <w:rPr>
+          <w:lang w:val="el-GR"/>
+        </w:rPr>
+      </w:pPr>
+    </w:p>
+    <w:p>
+      <w:pPr>
+        <w:pStyle w:val="Heading2"/>
+        <w:rPr>
+          <w:lang w:val="el-GR"/>
+        </w:rPr>
+      </w:pPr>
+      <w:bookmarkStart w:id="16" w:name="_Toc205197968"/>
+      <w:r>
+        <w:rPr>
+          <w:lang w:val="el-GR"/>
+        </w:rPr>
+        <w:t>Ερωτήματα με εισαγωγή δεδομένων</w:t>
+      </w:r>
+      <w:bookmarkEnd w:id="16"/>
+    </w:p>
+    <w:p>
+      <w:pPr>
+        <w:rPr>
+          <w:lang w:val="el-GR"/>
+        </w:rPr>
+      </w:pPr>
+      <w:r>
+        <w:rPr>
+          <w:lang w:val="el-GR"/>
+        </w:rPr>
+        <w:t>Υπάρχουν προχωρημένα ερωτήματα, τα οποία απαιτούν εισαγωγή δεδομένων για να εκτελεστούν ορθά ώστε να υπάρχουν σαφή αποτελέσματα. Σε πολλές περιπτώσεις η εισαγωγή των δεδομένων για φιλτράρισμα είναι αναγκαία, διαφορετικά δεν εκτελείται το ερώτημα.</w:t>
+      </w:r>
+    </w:p>
+    <w:p>
+      <w:pPr>
+        <w:rPr>
+          <w:i/>
+          <w:iCs/>
+          <w:lang w:val="el-GR"/>
+        </w:rPr>
+      </w:pPr>
+      <w:r>
+        <w:rPr>
+          <w:i/>
+          <w:iCs/>
+          <w:lang w:val="el-GR"/>
+        </w:rPr>
+        <w:t>Ερώτημα: Συνδρομές ανά Έτος</w:t>
+      </w:r>
+    </w:p>
+    <w:p>
+      <w:pPr>
+        <w:rPr>
+          <w:lang w:val="el-GR"/>
+        </w:rPr>
+      </w:pPr>
+      <w:r>
+        <w:rPr>
+          <w:noProof/>
+        </w:rPr>
+        <w:drawing>
+          <wp:inline distT="0" distB="0" distL="0" distR="0" wp14:anchorId="09A4E64E" wp14:editId="1623E65A">
+            <wp:extent cx="5943600" cy="2289810"/>
+            <wp:effectExtent l="0" t="0" r="0" b="0"/>
+            <wp:docPr id="148647410" name="Picture 1"/>
+            <wp:cNvGraphicFramePr>
+              <a:graphicFrameLocks xmlns:a="http://schemas.openxmlformats.org/drawingml/2006/main" noChangeAspect="1"/>
+            </wp:cNvGraphicFramePr>
+            <a:graphic xmlns:a="http://schemas.openxmlformats.org/drawingml/2006/main">
+              <a:graphicData uri="http://schemas.openxmlformats.org/drawingml/2006/picture">
+                <pic:pic xmlns:pic="http://schemas.openxmlformats.org/drawingml/2006/picture">
+                  <pic:nvPicPr>
+                    <pic:cNvPr id="148647410" name=""/>
+                    <pic:cNvPicPr/>
+                  </pic:nvPicPr>
+                  <pic:blipFill>
+                    <a:blip r:embed="rId31"/>
+                    <a:stretch>
+                      <a:fillRect/>
+                    </a:stretch>
+                  </pic:blipFill>
+                  <pic:spPr>
+                    <a:xfrm>
+                      <a:off x="0" y="0"/>
+                      <a:ext cx="5943600" cy="2289810"/>
+                    </a:xfrm>
+                    <a:prstGeom prst="rect">
+                      <a:avLst/>
+                    </a:prstGeom>
+                  </pic:spPr>
+                </pic:pic>
+              </a:graphicData>
+            </a:graphic>
+          </wp:inline>
+        </w:drawing>
+      </w:r>
+    </w:p>
+    <w:p>
+      <w:pPr>
+        <w:rPr>
+          <w:i/>
+          <w:iCs/>
+          <w:lang w:val="el-GR"/>
+        </w:rPr>
+      </w:pPr>
+      <w:r>
+        <w:rPr>
+          <w:i/>
+          <w:iCs/>
+          <w:lang w:val="el-GR"/>
+        </w:rPr>
+        <w:t xml:space="preserve">Ερώτημα: </w:t>
+      </w:r>
+      <w:r>
+        <w:rPr>
+          <w:i/>
+          <w:iCs/>
+          <w:lang w:val="el-GR"/>
+        </w:rPr>
+        <w:t xml:space="preserve">Πρόσφατα Εγγεγραμμένα Μέλη (μήνες). Εισαγωγή των τελευταίων </w:t>
+      </w:r>
+      <w:r>
+        <w:rPr>
+          <w:i/>
+          <w:iCs/>
+        </w:rPr>
+        <w:t>x</w:t>
+      </w:r>
+      <w:r>
+        <w:rPr>
+          <w:i/>
+          <w:iCs/>
+          <w:lang w:val="el-GR"/>
+        </w:rPr>
+        <w:t xml:space="preserve"> </w:t>
+      </w:r>
+      <w:r>
+        <w:rPr>
+          <w:i/>
+          <w:iCs/>
+          <w:lang w:val="el-GR"/>
+        </w:rPr>
+        <w:t>μηνών</w:t>
+      </w:r>
+    </w:p>
+    <w:p>
+      <w:pPr>
+        <w:rPr>
+          <w:i/>
+          <w:iCs/>
+          <w:lang w:val="el-GR"/>
+        </w:rPr>
+      </w:pPr>
+      <w:r>
+        <w:rPr>
+          <w:noProof/>
+        </w:rPr>
+        <w:lastRenderedPageBreak/>
+        <w:drawing>
+          <wp:inline distT="0" distB="0" distL="0" distR="0" wp14:anchorId="7A48BE05" wp14:editId="53AEAFEA">
+            <wp:extent cx="5943600" cy="2255520"/>
+            <wp:effectExtent l="0" t="0" r="0" b="0"/>
+            <wp:docPr id="1455664903" name="Picture 1"/>
+            <wp:cNvGraphicFramePr>
+              <a:graphicFrameLocks xmlns:a="http://schemas.openxmlformats.org/drawingml/2006/main" noChangeAspect="1"/>
+            </wp:cNvGraphicFramePr>
+            <a:graphic xmlns:a="http://schemas.openxmlformats.org/drawingml/2006/main">
+              <a:graphicData uri="http://schemas.openxmlformats.org/drawingml/2006/picture">
+                <pic:pic xmlns:pic="http://schemas.openxmlformats.org/drawingml/2006/picture">
+                  <pic:nvPicPr>
+                    <pic:cNvPr id="1455664903" name=""/>
+                    <pic:cNvPicPr/>
+                  </pic:nvPicPr>
+                  <pic:blipFill>
+                    <a:blip r:embed="rId32"/>
+                    <a:stretch>
+                      <a:fillRect/>
+                    </a:stretch>
+                  </pic:blipFill>
+                  <pic:spPr>
+                    <a:xfrm>
+                      <a:off x="0" y="0"/>
+                      <a:ext cx="5943600" cy="2255520"/>
+                    </a:xfrm>
+                    <a:prstGeom prst="rect">
+                      <a:avLst/>
+                    </a:prstGeom>
+                  </pic:spPr>
+                </pic:pic>
+              </a:graphicData>
+            </a:graphic>
+          </wp:inline>
+        </w:drawing>
+      </w:r>
+    </w:p>
+    <w:p>
+      <w:pPr>
+        <w:rPr>
+          <w:lang w:val="el-GR"/>
+        </w:rPr>
+      </w:pPr>
+    </w:p>
+    <w:p>
+      <w:pPr>
+        <w:rPr>
+          <w:i/>
+          <w:iCs/>
+          <w:lang w:val="el-GR"/>
+        </w:rPr>
+      </w:pPr>
+      <w:r>
+        <w:rPr>
+          <w:i/>
+          <w:iCs/>
+          <w:lang w:val="el-GR"/>
+        </w:rPr>
+        <w:t>Ερώτημα:</w:t>
+      </w:r>
+      <w:r>
+        <w:rPr>
+          <w:i/>
+          <w:iCs/>
+          <w:lang w:val="el-GR"/>
+        </w:rPr>
+        <w:t xml:space="preserve"> Μέλη ανά Πόλη</w:t>
+      </w:r>
+    </w:p>
+    <w:p>
+      <w:pPr>
+        <w:rPr>
+          <w:lang w:val="el-GR"/>
+        </w:rPr>
+      </w:pPr>
+      <w:r>
+        <w:rPr>
+          <w:noProof/>
+        </w:rPr>
+        <w:drawing>
+          <wp:inline distT="0" distB="0" distL="0" distR="0" wp14:anchorId="6F9F85A3" wp14:editId="55D6B20E">
+            <wp:extent cx="5943600" cy="2247265"/>
+            <wp:effectExtent l="0" t="0" r="0" b="635"/>
+            <wp:docPr id="618435392" name="Picture 1"/>
+            <wp:cNvGraphicFramePr>
+              <a:graphicFrameLocks xmlns:a="http://schemas.openxmlformats.org/drawingml/2006/main" noChangeAspect="1"/>
+            </wp:cNvGraphicFramePr>
+            <a:graphic xmlns:a="http://schemas.openxmlformats.org/drawingml/2006/main">
+              <a:graphicData uri="http://schemas.openxmlformats.org/drawingml/2006/picture">
+                <pic:pic xmlns:pic="http://schemas.openxmlformats.org/drawingml/2006/picture">
+                  <pic:nvPicPr>
+                    <pic:cNvPr id="618435392" name=""/>
+                    <pic:cNvPicPr/>
+                  </pic:nvPicPr>
+                  <pic:blipFill>
+                    <a:blip r:embed="rId33"/>
+                    <a:stretch>
+                      <a:fillRect/>
+                    </a:stretch>
+                  </pic:blipFill>
+                  <pic:spPr>
+                    <a:xfrm>
+                      <a:off x="0" y="0"/>
+                      <a:ext cx="5943600" cy="2247265"/>
+                    </a:xfrm>
+                    <a:prstGeom prst="rect">
+                      <a:avLst/>
+                    </a:prstGeom>
+                  </pic:spPr>
+                </pic:pic>
+              </a:graphicData>
+            </a:graphic>
+          </wp:inline>
+        </w:drawing>
+      </w:r>
+    </w:p>
+    <w:p>
+      <w:pPr>
+        <w:pStyle w:val="Heading3"/>
+        <w:rPr>
+          <w:lang w:val="el-GR"/>
+        </w:rPr>
+      </w:pPr>
+    </w:p>
+    <w:p>
+      <w:pPr>
+        <w:pStyle w:val="Heading3"/>
+        <w:rPr>
+          <w:lang w:val="el-GR"/>
+        </w:rPr>
+      </w:pPr>
+      <w:bookmarkStart w:id="17" w:name="_Toc205197969"/>
+      <w:r>
+        <w:rPr>
+          <w:lang w:val="el-GR"/>
+        </w:rPr>
+        <w:t>Τυχαία Επιλογή Μελών</w:t>
+      </w:r>
+      <w:bookmarkEnd w:id="17"/>
+    </w:p>
+    <w:p>
+      <w:pPr>
+        <w:rPr>
+          <w:lang w:val="el-GR"/>
+        </w:rPr>
+      </w:pPr>
+      <w:r>
+        <w:rPr>
+          <w:lang w:val="el-GR"/>
+        </w:rPr>
+        <w:t>Τέλος, στα ΕΡΩΤΗΜΑΤΑ, υπάρχουν 2 επιλογές ερωτημάτων, τα οποία επιλέγουν τυχαία εγγεγραμμένα μέλη, βάσει των εισαχθέντων στοιχείων που ορίζει ο χρήστης της εφαρμογής.</w:t>
+      </w:r>
+    </w:p>
+    <w:p>
+      <w:pPr>
+        <w:rPr>
+          <w:lang w:val="el-GR"/>
+        </w:rPr>
+      </w:pPr>
+      <w:r>
+        <w:rPr>
+          <w:lang w:val="el-GR"/>
+        </w:rPr>
+        <w:t>Αυτή η δυνατότητα μπορεί να χρησιμοποιηθεί για τυχόν λοταρίες που εκτελεί ο σύλλογος για διάθεση δώρων στα μέλη του.</w:t>
+      </w:r>
+    </w:p>
+    <w:p>
+      <w:pPr>
+        <w:rPr>
+          <w:lang w:val="el-GR"/>
+        </w:rPr>
+      </w:pPr>
+    </w:p>
+    <w:p>
+      <w:pPr>
+        <w:rPr>
+          <w:i/>
+          <w:iCs/>
+          <w:lang w:val="el-GR"/>
+        </w:rPr>
+      </w:pPr>
+      <w:r>
+        <w:rPr>
+          <w:i/>
+          <w:iCs/>
+          <w:lang w:val="el-GR"/>
+        </w:rPr>
+        <w:t>Ερώτημα:</w:t>
+      </w:r>
+      <w:r>
+        <w:rPr>
+          <w:i/>
+          <w:iCs/>
+          <w:lang w:val="el-GR"/>
+        </w:rPr>
+        <w:t xml:space="preserve"> Τυχαία Επιλογή Αριθμού Μελών</w:t>
+      </w:r>
+    </w:p>
+    <w:p>
+      <w:pPr>
+        <w:rPr>
+          <w:lang w:val="el-GR"/>
+        </w:rPr>
+      </w:pPr>
+      <w:r>
+        <w:rPr>
+          <w:noProof/>
+        </w:rPr>
+        <w:lastRenderedPageBreak/>
+        <w:drawing>
+          <wp:inline distT="0" distB="0" distL="0" distR="0" wp14:anchorId="28799609" wp14:editId="5B7D8DAB">
+            <wp:extent cx="5943600" cy="2317750"/>
+            <wp:effectExtent l="0" t="0" r="0" b="6350"/>
+            <wp:docPr id="715131152" name="Picture 1"/>
+            <wp:cNvGraphicFramePr>
+              <a:graphicFrameLocks xmlns:a="http://schemas.openxmlformats.org/drawingml/2006/main" noChangeAspect="1"/>
+            </wp:cNvGraphicFramePr>
+            <a:graphic xmlns:a="http://schemas.openxmlformats.org/drawingml/2006/main">
+              <a:graphicData uri="http://schemas.openxmlformats.org/drawingml/2006/picture">
+                <pic:pic xmlns:pic="http://schemas.openxmlformats.org/drawingml/2006/picture">
+                  <pic:nvPicPr>
+                    <pic:cNvPr id="715131152" name=""/>
+                    <pic:cNvPicPr/>
+                  </pic:nvPicPr>
+                  <pic:blipFill>
+                    <a:blip r:embed="rId34"/>
+                    <a:stretch>
+                      <a:fillRect/>
+                    </a:stretch>
+                  </pic:blipFill>
+                  <pic:spPr>
+                    <a:xfrm>
+                      <a:off x="0" y="0"/>
+                      <a:ext cx="5943600" cy="2317750"/>
+                    </a:xfrm>
+                    <a:prstGeom prst="rect">
+                      <a:avLst/>
+                    </a:prstGeom>
+                  </pic:spPr>
+                </pic:pic>
+              </a:graphicData>
+            </a:graphic>
+          </wp:inline>
+        </w:drawing>
+      </w:r>
+    </w:p>
+    <w:p>
+      <w:pPr>
+        <w:pStyle w:val="ListParagraph"/>
+        <w:numPr>
+          <w:ilvl w:val="0"/>
+          <w:numId w:val="35"/>
+        </w:numPr>
+        <w:rPr>
+          <w:lang w:val="el-GR"/>
+        </w:rPr>
+      </w:pPr>
+      <w:r>
+        <w:rPr>
+          <w:lang w:val="el-GR"/>
+        </w:rPr>
+        <w:t>Στα πεδία εισάγετε τα παρακάτω:</w:t>
+      </w:r>
+      <w:r>
+        <w:rPr>
+          <w:lang w:val="el-GR"/>
+        </w:rPr>
+        <w:br/>
+      </w:r>
+      <w:r>
+        <w:rPr>
+          <w:lang w:val="el-GR"/>
+        </w:rPr>
+        <w:br/>
+      </w:r>
+      <w:r>
+        <w:rPr>
+          <w:b/>
+          <w:bCs/>
+          <w:lang w:val="el-GR"/>
+        </w:rPr>
+        <w:t>Αριθμός:</w:t>
+      </w:r>
+      <w:r>
+        <w:rPr>
+          <w:lang w:val="el-GR"/>
+        </w:rPr>
+        <w:t xml:space="preserve"> Πόσα μέλη να επιλεχθούν τυχαία από τα εγγεγραμμένα μέλη</w:t>
+      </w:r>
+    </w:p>
+    <w:p>
+      <w:pPr>
+        <w:pStyle w:val="ListParagraph"/>
+        <w:numPr>
+          <w:ilvl w:val="0"/>
+          <w:numId w:val="35"/>
+        </w:numPr>
+      </w:pPr>
+      <w:r>
+        <w:rPr>
+          <w:b/>
+          <w:bCs/>
+          <w:lang w:val="el-GR"/>
+        </w:rPr>
+        <w:t>Τίτλος Λοταρίας:</w:t>
+      </w:r>
+      <w:r>
+        <w:rPr>
+          <w:lang w:val="el-GR"/>
+        </w:rPr>
+        <w:t xml:space="preserve"> Χρησιμοποιείται για την εμφάνιση των αποτελεσμάτων καθώς και την εξαγωγή τους σε αρχείο </w:t>
+      </w:r>
+      <w:r>
+        <w:t>Excel</w:t>
+      </w:r>
+      <w:r>
+        <w:rPr>
+          <w:lang w:val="el-GR"/>
+        </w:rPr>
+        <w:t>.</w:t>
+      </w:r>
+    </w:p>
+    <w:p>
+      <w:pPr>
+        <w:pStyle w:val="ListParagraph"/>
+        <w:numPr>
+          <w:ilvl w:val="0"/>
+          <w:numId w:val="35"/>
+        </w:numPr>
+        <w:rPr>
+          <w:lang w:val="el-GR"/>
+        </w:rPr>
+      </w:pPr>
+      <w:r>
+        <w:rPr>
+          <w:b/>
+          <w:bCs/>
+          <w:lang w:val="el-GR"/>
+        </w:rPr>
+        <w:t>Εξαίρεση Μελών με Απλήρωτη Τρέχουσα Συνδρομή:</w:t>
+      </w:r>
+      <w:r>
+        <w:rPr>
+          <w:lang w:val="el-GR"/>
+        </w:rPr>
+        <w:t xml:space="preserve"> Εάν επιλεγεί, εξαιρούνται από τη διαδικασία τα μέλη που δεν έχουν καταβάλει τη συνδρομή του τρέχοντος έτους.</w:t>
+      </w:r>
+    </w:p>
+    <w:p>
+      <w:pPr>
+        <w:rPr>
+          <w:i/>
+          <w:iCs/>
+          <w:lang w:val="el-GR"/>
+        </w:rPr>
+      </w:pPr>
+      <w:r>
+        <w:rPr>
+          <w:i/>
+          <w:iCs/>
+          <w:lang w:val="el-GR"/>
+        </w:rPr>
+        <w:t>Αποτέλεσμα ερωτήματος</w:t>
+      </w:r>
+    </w:p>
+    <w:p>
+      <w:pPr>
+        <w:rPr>
+          <w:lang w:val="el-GR"/>
+        </w:rPr>
+      </w:pPr>
+      <w:r>
+        <w:rPr>
+          <w:noProof/>
+        </w:rPr>
+        <w:drawing>
+          <wp:inline distT="0" distB="0" distL="0" distR="0" wp14:anchorId="7AB0AE03" wp14:editId="6710A193">
+            <wp:extent cx="5943600" cy="3063240"/>
+            <wp:effectExtent l="0" t="0" r="0" b="3810"/>
+            <wp:docPr id="1730223112" name="Picture 1"/>
+            <wp:cNvGraphicFramePr>
+              <a:graphicFrameLocks xmlns:a="http://schemas.openxmlformats.org/drawingml/2006/main" noChangeAspect="1"/>
+            </wp:cNvGraphicFramePr>
+            <a:graphic xmlns:a="http://schemas.openxmlformats.org/drawingml/2006/main">
+              <a:graphicData uri="http://schemas.openxmlformats.org/drawingml/2006/picture">
+                <pic:pic xmlns:pic="http://schemas.openxmlformats.org/drawingml/2006/picture">
+                  <pic:nvPicPr>
+                    <pic:cNvPr id="1730223112" name=""/>
+                    <pic:cNvPicPr/>
+                  </pic:nvPicPr>
+                  <pic:blipFill>
+                    <a:blip r:embed="rId35"/>
+                    <a:stretch>
+                      <a:fillRect/>
+                    </a:stretch>
+                  </pic:blipFill>
+                  <pic:spPr>
+                    <a:xfrm>
+                      <a:off x="0" y="0"/>
+                      <a:ext cx="5943600" cy="3063240"/>
+                    </a:xfrm>
+                    <a:prstGeom prst="rect">
+                      <a:avLst/>
+                    </a:prstGeom>
+                  </pic:spPr>
+                </pic:pic>
+              </a:graphicData>
+            </a:graphic>
+          </wp:inline>
+        </w:drawing>
+      </w:r>
+    </w:p>
+    <w:p>
+      <w:pPr>
+        <w:rPr>
+          <w:lang w:val="el-GR"/>
+        </w:rPr>
+      </w:pPr>
+      <w:r>
+        <w:rPr>
+          <w:noProof/>
+        </w:rPr>
+        <w:lastRenderedPageBreak/>
+        <w:drawing>
+          <wp:inline distT="0" distB="0" distL="0" distR="0" wp14:anchorId="0413613E" wp14:editId="76863D05">
+            <wp:extent cx="3429000" cy="1533525"/>
+            <wp:effectExtent l="0" t="0" r="0" b="9525"/>
+            <wp:docPr id="2100206683" name="Picture 1"/>
+            <wp:cNvGraphicFramePr>
+              <a:graphicFrameLocks xmlns:a="http://schemas.openxmlformats.org/drawingml/2006/main" noChangeAspect="1"/>
+            </wp:cNvGraphicFramePr>
+            <a:graphic xmlns:a="http://schemas.openxmlformats.org/drawingml/2006/main">
+              <a:graphicData uri="http://schemas.openxmlformats.org/drawingml/2006/picture">
+                <pic:pic xmlns:pic="http://schemas.openxmlformats.org/drawingml/2006/picture">
+                  <pic:nvPicPr>
+                    <pic:cNvPr id="2100206683" name=""/>
+                    <pic:cNvPicPr/>
+                  </pic:nvPicPr>
+                  <pic:blipFill>
+                    <a:blip r:embed="rId36"/>
+                    <a:stretch>
+                      <a:fillRect/>
+                    </a:stretch>
+                  </pic:blipFill>
+                  <pic:spPr>
+                    <a:xfrm>
+                      <a:off x="0" y="0"/>
+                      <a:ext cx="3429000" cy="1533525"/>
+                    </a:xfrm>
+                    <a:prstGeom prst="rect">
+                      <a:avLst/>
+                    </a:prstGeom>
+                  </pic:spPr>
+                </pic:pic>
+              </a:graphicData>
+            </a:graphic>
+          </wp:inline>
+        </w:drawing>
+      </w:r>
+    </w:p>
+    <w:p>
+      <w:pPr>
+        <w:rPr>
+          <w:lang w:val="el-GR"/>
+        </w:rPr>
+      </w:pPr>
+    </w:p>
+    <w:p>
+      <w:pPr>
+        <w:rPr>
+          <w:lang w:val="el-GR"/>
+        </w:rPr>
+      </w:pPr>
+      <w:r>
+        <w:rPr>
+          <w:lang w:val="el-GR"/>
+        </w:rPr>
+        <w:t xml:space="preserve">Εξαγωγή του αποτελέσματος σε αρχείο </w:t>
+      </w:r>
+      <w:r>
+        <w:t>Excel</w:t>
+      </w:r>
+      <w:r>
+        <w:rPr>
+          <w:lang w:val="el-GR"/>
+        </w:rPr>
+        <w:t xml:space="preserve"> με όνομα αρχείου «</w:t>
+      </w:r>
+      <w:r>
+        <w:rPr>
+          <w:lang w:val="el-GR"/>
+        </w:rPr>
+        <w:t>ΚΛΗΡΩΣΗ ΓΕΥΜΑΤΟΣ ΣΕ ΕΣΤΙΑΤΟΡΙΟ (1 ΜΕΛΗ).</w:t>
+      </w:r>
+      <w:proofErr w:type="spellStart"/>
+      <w:r>
+        <w:rPr>
+          <w:lang w:val="el-GR"/>
+        </w:rPr>
+        <w:t>xlsx</w:t>
+      </w:r>
+      <w:proofErr w:type="spellEnd"/>
+      <w:r>
+        <w:rPr>
+          <w:lang w:val="el-GR"/>
+        </w:rPr>
+        <w:t>»</w:t>
+      </w:r>
+    </w:p>
+    <w:p>
+      <w:pPr>
+        <w:rPr>
+          <w:lang w:val="el-GR"/>
+        </w:rPr>
+      </w:pPr>
+      <w:r>
+        <w:rPr>
+          <w:noProof/>
+        </w:rPr>
+        <w:drawing>
+          <wp:inline distT="0" distB="0" distL="0" distR="0" wp14:anchorId="16DFDD2F" wp14:editId="25350B00">
+            <wp:extent cx="5943600" cy="447040"/>
+            <wp:effectExtent l="0" t="0" r="0" b="0"/>
+            <wp:docPr id="1308193940" name="Picture 1"/>
+            <wp:cNvGraphicFramePr>
+              <a:graphicFrameLocks xmlns:a="http://schemas.openxmlformats.org/drawingml/2006/main" noChangeAspect="1"/>
+            </wp:cNvGraphicFramePr>
+            <a:graphic xmlns:a="http://schemas.openxmlformats.org/drawingml/2006/main">
+              <a:graphicData uri="http://schemas.openxmlformats.org/drawingml/2006/picture">
+                <pic:pic xmlns:pic="http://schemas.openxmlformats.org/drawingml/2006/picture">
+                  <pic:nvPicPr>
+                    <pic:cNvPr id="1308193940" name=""/>
+                    <pic:cNvPicPr/>
+                  </pic:nvPicPr>
+                  <pic:blipFill>
+                    <a:blip r:embed="rId37"/>
+                    <a:stretch>
+                      <a:fillRect/>
+                    </a:stretch>
+                  </pic:blipFill>
+                  <pic:spPr>
+                    <a:xfrm>
+                      <a:off x="0" y="0"/>
+                      <a:ext cx="5943600" cy="447040"/>
+                    </a:xfrm>
+                    <a:prstGeom prst="rect">
+                      <a:avLst/>
+                    </a:prstGeom>
+                  </pic:spPr>
+                </pic:pic>
+              </a:graphicData>
+            </a:graphic>
+          </wp:inline>
+        </w:drawing>
+      </w:r>
+    </w:p>
+    <w:p>
+      <w:pPr>
+        <w:rPr>
+          <w:lang w:val="el-GR"/>
+        </w:rPr>
+      </w:pPr>
+    </w:p>
+    <w:p>
+      <w:pPr>
+        <w:pStyle w:val="Heading1"/>
+        <w:rPr>
+          <w:lang w:val="el-GR"/>
+        </w:rPr>
+      </w:pPr>
+      <w:bookmarkStart w:id="18" w:name="_Toc205197970"/>
+      <w:r>
+        <w:rPr>
+          <w:lang w:val="el-GR"/>
+        </w:rPr>
+        <w:t>Αντίγραφα Ασφαλείας</w:t>
+      </w:r>
+      <w:bookmarkEnd w:id="18"/>
+    </w:p>
+    <w:p>
+      <w:pPr>
+        <w:rPr>
+          <w:lang w:val="el-GR"/>
+        </w:rPr>
+      </w:pPr>
+      <w:r>
+        <w:rPr>
+          <w:lang w:val="el-GR"/>
+        </w:rPr>
+        <w:t>Τα δεδομένα της εφαρμογής, αποθηκεύονται σε βάση δεδομένων με όνομα «</w:t>
+      </w:r>
+      <w:proofErr w:type="spellStart"/>
+      <w:r>
+        <w:t>sylogos</w:t>
+      </w:r>
+      <w:proofErr w:type="spellEnd"/>
+      <w:r>
+        <w:rPr>
+          <w:lang w:val="el-GR"/>
+        </w:rPr>
+        <w:t>.</w:t>
+      </w:r>
+      <w:proofErr w:type="spellStart"/>
+      <w:r>
+        <w:t>db</w:t>
+      </w:r>
+      <w:proofErr w:type="spellEnd"/>
+      <w:r>
+        <w:rPr>
+          <w:lang w:val="el-GR"/>
+        </w:rPr>
+        <w:t xml:space="preserve">», </w:t>
+      </w:r>
+      <w:r>
+        <w:rPr>
+          <w:lang w:val="el-GR"/>
+        </w:rPr>
+        <w:t>η οποία βρίσκεται μέσα στον φάκελο της εφαρμογής.</w:t>
+      </w:r>
+    </w:p>
+    <w:p>
+      <w:pPr>
+        <w:rPr>
+          <w:lang w:val="el-GR"/>
+        </w:rPr>
+      </w:pPr>
+    </w:p>
+    <w:p>
+      <w:pPr>
+        <w:rPr>
+          <w:lang w:val="el-GR"/>
+        </w:rPr>
+      </w:pPr>
+      <w:r>
+        <w:rPr>
+          <w:noProof/>
+        </w:rPr>
+        <w:drawing>
+          <wp:inline distT="0" distB="0" distL="0" distR="0" wp14:anchorId="7EF3B7F1" wp14:editId="66E49A8D">
+            <wp:extent cx="5924550" cy="2171700"/>
+            <wp:effectExtent l="0" t="0" r="0" b="0"/>
+            <wp:docPr id="1414419820" name="Picture 1"/>
+            <wp:cNvGraphicFramePr>
+              <a:graphicFrameLocks xmlns:a="http://schemas.openxmlformats.org/drawingml/2006/main" noChangeAspect="1"/>
+            </wp:cNvGraphicFramePr>
+            <a:graphic xmlns:a="http://schemas.openxmlformats.org/drawingml/2006/main">
+              <a:graphicData uri="http://schemas.openxmlformats.org/drawingml/2006/picture">
+                <pic:pic xmlns:pic="http://schemas.openxmlformats.org/drawingml/2006/picture">
+                  <pic:nvPicPr>
+                    <pic:cNvPr id="1414419820" name=""/>
+                    <pic:cNvPicPr/>
+                  </pic:nvPicPr>
+                  <pic:blipFill>
+                    <a:blip r:embed="rId38"/>
+                    <a:stretch>
+                      <a:fillRect/>
+                    </a:stretch>
+                  </pic:blipFill>
+                  <pic:spPr>
+                    <a:xfrm>
+                      <a:off x="0" y="0"/>
+                      <a:ext cx="5924550" cy="2171700"/>
+                    </a:xfrm>
+                    <a:prstGeom prst="rect">
+                      <a:avLst/>
+                    </a:prstGeom>
+                  </pic:spPr>
+                </pic:pic>
+              </a:graphicData>
+            </a:graphic>
+          </wp:inline>
+        </w:drawing>
+      </w:r>
+    </w:p>
+    <w:p>
+      <w:pPr>
+        <w:rPr>
+          <w:lang w:val="el-GR"/>
+        </w:rPr>
+      </w:pPr>
+    </w:p>
+    <w:p>
+      <w:pPr>
+        <w:pStyle w:val="Heading2"/>
+        <w:rPr>
+          <w:lang w:val="el-GR"/>
+        </w:rPr>
+      </w:pPr>
+      <w:bookmarkStart w:id="19" w:name="_Toc205197971"/>
+      <w:r>
+        <w:rPr>
+          <w:lang w:val="el-GR"/>
+        </w:rPr>
+        <w:t>Δημιουργία Αντιγράφου Ασφαλείας</w:t>
+      </w:r>
+      <w:bookmarkEnd w:id="19"/>
+    </w:p>
+    <w:p>
+      <w:pPr>
+        <w:rPr>
+          <w:lang w:val="el-GR"/>
+        </w:rPr>
+      </w:pPr>
+    </w:p>
+    <w:p>
+      <w:pPr>
+        <w:rPr>
+          <w:lang w:val="el-GR"/>
+        </w:rPr>
+      </w:pPr>
+      <w:r>
+        <w:rPr>
+          <w:lang w:val="el-GR"/>
+        </w:rPr>
+        <w:lastRenderedPageBreak/>
+        <w:t>Για την τήρηση αντιγράφων ασφαλείας και την απρόσκοπτη επαναφορά σε περίπτωση βλάβης του υπολογιστή, σφάλματος της εφαρμογής ή του χειριστή, προβείτε στις παρακάτω ενέργειες:</w:t>
+      </w:r>
+      <w:r>
+        <w:rPr>
+          <w:lang w:val="el-GR"/>
+        </w:rPr>
+        <w:br/>
+      </w:r>
+    </w:p>
+    <w:p>
+      <w:pPr>
+        <w:pStyle w:val="ListParagraph"/>
+        <w:numPr>
+          <w:ilvl w:val="0"/>
+          <w:numId w:val="36"/>
+        </w:numPr>
+        <w:rPr>
+          <w:lang w:val="el-GR"/>
+        </w:rPr>
+      </w:pPr>
+      <w:r>
+        <w:rPr>
+          <w:lang w:val="el-GR"/>
+        </w:rPr>
+        <w:t>Έχοντας κλείσει την εφαρμογή</w:t>
+      </w:r>
+    </w:p>
+    <w:p>
+      <w:pPr>
+        <w:pStyle w:val="ListParagraph"/>
+        <w:numPr>
+          <w:ilvl w:val="0"/>
+          <w:numId w:val="36"/>
+        </w:numPr>
+        <w:rPr>
+          <w:lang w:val="el-GR"/>
+        </w:rPr>
+      </w:pPr>
+      <w:r>
+        <w:rPr>
+          <w:lang w:val="el-GR"/>
+        </w:rPr>
+        <w:t>Αντιγράψτε το αρχείο «</w:t>
+      </w:r>
+      <w:proofErr w:type="spellStart"/>
+      <w:r>
+        <w:t>sylogos</w:t>
+      </w:r>
+      <w:proofErr w:type="spellEnd"/>
+      <w:r>
+        <w:rPr>
+          <w:lang w:val="el-GR"/>
+        </w:rPr>
+        <w:t>.</w:t>
+      </w:r>
+      <w:proofErr w:type="spellStart"/>
+      <w:r>
+        <w:t>db</w:t>
+      </w:r>
+      <w:proofErr w:type="spellEnd"/>
+      <w:r>
+        <w:rPr>
+          <w:lang w:val="el-GR"/>
+        </w:rPr>
+        <w:t>» σε αποθηκευτικό μέσο (</w:t>
+      </w:r>
+      <w:r>
+        <w:t>USB</w:t>
+      </w:r>
+      <w:r>
+        <w:rPr>
+          <w:lang w:val="el-GR"/>
+        </w:rPr>
+        <w:t xml:space="preserve"> </w:t>
+      </w:r>
+      <w:r>
+        <w:t>stick</w:t>
+      </w:r>
+      <w:r>
+        <w:rPr>
+          <w:lang w:val="el-GR"/>
+        </w:rPr>
+        <w:t>) ή άλλο υπολογιστή.</w:t>
+      </w:r>
+    </w:p>
+    <w:p>
+      <w:pPr>
+        <w:pStyle w:val="Heading2"/>
+        <w:rPr>
+          <w:lang w:val="el-GR"/>
+        </w:rPr>
+      </w:pPr>
+      <w:bookmarkStart w:id="20" w:name="_Toc205197972"/>
+      <w:r>
+        <w:rPr>
+          <w:lang w:val="el-GR"/>
+        </w:rPr>
+        <w:t>Ανάκτηση Δεδομένων</w:t>
+      </w:r>
+      <w:bookmarkEnd w:id="20"/>
+    </w:p>
+    <w:p>
+      <w:pPr>
+        <w:pStyle w:val="ListParagraph"/>
+        <w:numPr>
+          <w:ilvl w:val="0"/>
+          <w:numId w:val="37"/>
+        </w:numPr>
+        <w:rPr>
+          <w:lang w:val="el-GR"/>
+        </w:rPr>
+      </w:pPr>
+      <w:r>
+        <w:rPr>
+          <w:lang w:val="el-GR"/>
+        </w:rPr>
+        <w:t>Έχοντας κλείσει την εφαρμογή</w:t>
+      </w:r>
+    </w:p>
+    <w:p>
+      <w:pPr>
+        <w:pStyle w:val="ListParagraph"/>
+        <w:numPr>
+          <w:ilvl w:val="0"/>
+          <w:numId w:val="37"/>
+        </w:numPr>
+        <w:rPr>
+          <w:lang w:val="el-GR"/>
+        </w:rPr>
+      </w:pPr>
+      <w:r>
+        <w:rPr>
+          <w:lang w:val="el-GR"/>
+        </w:rPr>
+        <w:t>Αντιγράψτε το αρχείο «</w:t>
+      </w:r>
+      <w:proofErr w:type="spellStart"/>
+      <w:r>
+        <w:t>sylogos</w:t>
+      </w:r>
+      <w:proofErr w:type="spellEnd"/>
+      <w:r>
+        <w:rPr>
+          <w:lang w:val="el-GR"/>
+        </w:rPr>
+        <w:t>.</w:t>
+      </w:r>
+      <w:proofErr w:type="spellStart"/>
+      <w:r>
+        <w:t>db</w:t>
+      </w:r>
+      <w:proofErr w:type="spellEnd"/>
+      <w:r>
+        <w:rPr>
+          <w:lang w:val="el-GR"/>
+        </w:rPr>
+        <w:t xml:space="preserve">» </w:t>
+      </w:r>
+      <w:r>
+        <w:rPr>
+          <w:lang w:val="el-GR"/>
+        </w:rPr>
+        <w:t xml:space="preserve">που είχατε αποθηκεύσει στο προηγούμενο βήμα, </w:t>
+      </w:r>
+      <w:r>
+        <w:rPr>
+          <w:lang w:val="el-GR"/>
+        </w:rPr>
+        <w:t>«</w:t>
+      </w:r>
+      <w:r>
+        <w:rPr>
+          <w:lang w:val="el-GR"/>
+        </w:rPr>
+        <w:t>Δημιουργία Αντιγράφου Ασφαλείας</w:t>
+      </w:r>
+      <w:r>
+        <w:rPr>
+          <w:lang w:val="el-GR"/>
+        </w:rPr>
+        <w:t xml:space="preserve">» </w:t>
+      </w:r>
+      <w:r>
+        <w:rPr>
+          <w:lang w:val="el-GR"/>
+        </w:rPr>
+        <w:t xml:space="preserve">μέσα στο φάκελο της εφαρμογής. </w:t>
+      </w:r>
+      <w:r>
+        <w:rPr>
+          <w:lang w:val="el-GR"/>
+        </w:rPr>
+        <w:br/>
+      </w:r>
+      <w:r>
+        <w:rPr>
+          <w:lang w:val="el-GR"/>
+        </w:rPr>
+        <w:br/>
+        <w:t xml:space="preserve">Η εφαρμογή, όταν εντοπίσει ότι το αρχείο </w:t>
+      </w:r>
+      <w:r>
+        <w:rPr>
+          <w:lang w:val="el-GR"/>
+        </w:rPr>
+        <w:t>«</w:t>
+      </w:r>
+      <w:proofErr w:type="spellStart"/>
+      <w:r>
+        <w:t>sylogos</w:t>
+      </w:r>
+      <w:proofErr w:type="spellEnd"/>
+      <w:r>
+        <w:rPr>
+          <w:lang w:val="el-GR"/>
+        </w:rPr>
+        <w:t>.</w:t>
+      </w:r>
+      <w:proofErr w:type="spellStart"/>
+      <w:r>
+        <w:t>db</w:t>
+      </w:r>
+      <w:proofErr w:type="spellEnd"/>
+      <w:r>
+        <w:rPr>
+          <w:lang w:val="el-GR"/>
+        </w:rPr>
+        <w:t>»</w:t>
+      </w:r>
+      <w:r>
+        <w:rPr>
+          <w:lang w:val="el-GR"/>
+        </w:rPr>
+        <w:t xml:space="preserve"> δεν υπάρχει, δημιουργεί νέο χωρίς όμως δεδομένα, οπότε θα σε αυτή τη περίπτωση θα σας ερωτηθεί να αντικαταστήσετε το υπάρχον αρχείο με αυτό που αντιγράψατε.</w:t>
+      </w:r>
+    </w:p>
+    <w:p>
+      <w:pPr>
+        <w:pStyle w:val="Heading2"/>
+        <w:rPr>
+          <w:lang w:val="el-GR"/>
+        </w:rPr>
+      </w:pPr>
+      <w:bookmarkStart w:id="21" w:name="_Toc205197973"/>
+      <w:r>
+        <w:rPr>
+          <w:lang w:val="el-GR"/>
+        </w:rPr>
+        <w:t>Επαναφορά Εφαρμογής</w:t>
+      </w:r>
+      <w:bookmarkEnd w:id="21"/>
+    </w:p>
+    <w:p>
+      <w:pPr>
+        <w:rPr>
+          <w:lang w:val="el-GR"/>
+        </w:rPr>
+      </w:pPr>
+      <w:r>
+        <w:rPr>
+          <w:lang w:val="el-GR"/>
+        </w:rPr>
+        <w:t xml:space="preserve">Σε περίπτωση καταστροφής του υπολογιστή ή σφάλματος της εφαρμογής, ακολουθήστε τις παρακάτω </w:t>
+      </w:r>
+      <w:r>
+        <w:rPr>
+          <w:lang w:val="el-GR"/>
+        </w:rPr>
+        <w:t>εν</w:t>
+      </w:r>
+      <w:r>
+        <w:rPr>
+          <w:lang w:val="el-GR"/>
+        </w:rPr>
+        <w:t>έργειες:</w:t>
+      </w:r>
+    </w:p>
+    <w:p>
+      <w:pPr>
+        <w:pStyle w:val="ListParagraph"/>
+        <w:numPr>
+          <w:ilvl w:val="0"/>
+          <w:numId w:val="38"/>
+        </w:numPr>
+        <w:rPr>
+          <w:lang w:val="el-GR"/>
+        </w:rPr>
+      </w:pPr>
+      <w:r>
+        <w:rPr>
+          <w:lang w:val="el-GR"/>
+        </w:rPr>
+        <w:t xml:space="preserve">κατεβάστε πάλι την εφαρμογή, </w:t>
+      </w:r>
+    </w:p>
+    <w:p>
+      <w:pPr>
+        <w:pStyle w:val="ListParagraph"/>
+        <w:numPr>
+          <w:ilvl w:val="0"/>
+          <w:numId w:val="38"/>
+        </w:numPr>
+        <w:rPr>
+          <w:lang w:val="el-GR"/>
+        </w:rPr>
+      </w:pPr>
+      <w:r>
+        <w:rPr>
+          <w:lang w:val="el-GR"/>
+        </w:rPr>
+        <w:t>αποσυμπιέστε την στο φάκελο επιλογής σας (από εκεί που θα την εκτελείτε)</w:t>
+      </w:r>
+    </w:p>
+    <w:p>
+      <w:pPr>
+        <w:pStyle w:val="ListParagraph"/>
+        <w:numPr>
+          <w:ilvl w:val="0"/>
+          <w:numId w:val="38"/>
+        </w:numPr>
+        <w:rPr>
+          <w:lang w:val="el-GR"/>
+        </w:rPr>
+      </w:pPr>
+      <w:r>
+        <w:rPr>
+          <w:lang w:val="el-GR"/>
+        </w:rPr>
+        <w:t>αντιγράψτε το αντίγραφο ασφαλείας που είχατε πάρει</w:t>
+      </w:r>
+      <w:r>
+        <w:rPr>
+          <w:lang w:val="el-GR"/>
+        </w:rPr>
+        <w:t xml:space="preserve">, όπως περιγράφεται στο </w:t>
+      </w:r>
+      <w:r>
+        <w:rPr>
+          <w:lang w:val="el-GR"/>
+        </w:rPr>
+        <w:t>«Δημιουργία Αντιγράφου Ασφαλείας»</w:t>
       </w:r>
     </w:p>
     <w:sectPr>
-      <w:footerReference w:type="default" r:id="rId11"/>
+      <w:footerReference w:type="default" r:id="rId39"/>
       <w:pgSz w:w="12240" w:h="15840"/>
       <w:pgMar w:top="1440" w:right="1440" w:bottom="1440" w:left="1440" w:header="288" w:footer="720" w:gutter="0"/>
       <w:pgNumType w:start="1"/>
@@ -662,6 +5710,92 @@
     </w:lvl>
   </w:abstractNum>
   <w:abstractNum w:abstractNumId="11" w15:restartNumberingAfterBreak="0">
+    <w:nsid w:val="27162EA5"/>
+    <w:multiLevelType w:val="hybridMultilevel"/>
+    <w:tmpl w:val="774E5B5C"/>
+    <w:lvl w:ilvl="0" w:tplc="FFFFFFFF">
+      <w:start w:val="1"/>
+      <w:numFmt w:val="decimal"/>
+      <w:lvlText w:val="%1."/>
+      <w:lvlJc w:val="left"/>
+      <w:pPr>
+        <w:ind w:left="720" w:hanging="360"/>
+      </w:pPr>
+    </w:lvl>
+    <w:lvl w:ilvl="1" w:tplc="FFFFFFFF" w:tentative="1">
+      <w:start w:val="1"/>
+      <w:numFmt w:val="lowerLetter"/>
+      <w:lvlText w:val="%2."/>
+      <w:lvlJc w:val="left"/>
+      <w:pPr>
+        <w:ind w:left="1440" w:hanging="360"/>
+      </w:pPr>
+    </w:lvl>
+    <w:lvl w:ilvl="2" w:tplc="FFFFFFFF" w:tentative="1">
+      <w:start w:val="1"/>
+      <w:numFmt w:val="lowerRoman"/>
+      <w:lvlText w:val="%3."/>
+      <w:lvlJc w:val="right"/>
+      <w:pPr>
+        <w:ind w:left="2160" w:hanging="180"/>
+      </w:pPr>
+    </w:lvl>
+    <w:lvl w:ilvl="3" w:tplc="FFFFFFFF" w:tentative="1">
+      <w:start w:val="1"/>
+      <w:numFmt w:val="decimal"/>
+      <w:lvlText w:val="%4."/>
+      <w:lvlJc w:val="left"/>
+      <w:pPr>
+        <w:ind w:left="2880" w:hanging="360"/>
+      </w:pPr>
+    </w:lvl>
+    <w:lvl w:ilvl="4" w:tplc="FFFFFFFF" w:tentative="1">
+      <w:start w:val="1"/>
+      <w:numFmt w:val="lowerLetter"/>
+      <w:lvlText w:val="%5."/>
+      <w:lvlJc w:val="left"/>
+      <w:pPr>
+        <w:ind w:left="3600" w:hanging="360"/>
+      </w:pPr>
+    </w:lvl>
+    <w:lvl w:ilvl="5" w:tplc="FFFFFFFF" w:tentative="1">
+      <w:start w:val="1"/>
+      <w:numFmt w:val="lowerRoman"/>
+      <w:lvlText w:val="%6."/>
+      <w:lvlJc w:val="right"/>
+      <w:pPr>
+        <w:ind w:left="4320" w:hanging="180"/>
+      </w:pPr>
+    </w:lvl>
+    <w:lvl w:ilvl="6" w:tplc="FFFFFFFF" w:tentative="1">
+      <w:start w:val="1"/>
+      <w:numFmt w:val="decimal"/>
+      <w:lvlText w:val="%7."/>
+      <w:lvlJc w:val="left"/>
+      <w:pPr>
+        <w:ind w:left="5040" w:hanging="360"/>
+      </w:pPr>
+    </w:lvl>
+    <w:lvl w:ilvl="7" w:tplc="FFFFFFFF" w:tentative="1">
+      <w:start w:val="1"/>
+      <w:numFmt w:val="lowerLetter"/>
+      <w:lvlText w:val="%8."/>
+      <w:lvlJc w:val="left"/>
+      <w:pPr>
+        <w:ind w:left="5760" w:hanging="360"/>
+      </w:pPr>
+    </w:lvl>
+    <w:lvl w:ilvl="8" w:tplc="FFFFFFFF" w:tentative="1">
+      <w:start w:val="1"/>
+      <w:numFmt w:val="lowerRoman"/>
+      <w:lvlText w:val="%9."/>
+      <w:lvlJc w:val="right"/>
+      <w:pPr>
+        <w:ind w:left="6480" w:hanging="180"/>
+      </w:pPr>
+    </w:lvl>
+  </w:abstractNum>
+  <w:abstractNum w:abstractNumId="12" w15:restartNumberingAfterBreak="0">
     <w:nsid w:val="41E77534"/>
     <w:multiLevelType w:val="hybridMultilevel"/>
     <w:tmpl w:val="49827B3C"/>
@@ -774,7 +5908,93 @@
       </w:rPr>
     </w:lvl>
   </w:abstractNum>
-  <w:abstractNum w:abstractNumId="12" w15:restartNumberingAfterBreak="0">
+  <w:abstractNum w:abstractNumId="13" w15:restartNumberingAfterBreak="0">
+    <w:nsid w:val="5A69291B"/>
+    <w:multiLevelType w:val="hybridMultilevel"/>
+    <w:tmpl w:val="4100FBA2"/>
+    <w:lvl w:ilvl="0" w:tplc="FFFFFFFF">
+      <w:start w:val="1"/>
+      <w:numFmt w:val="decimal"/>
+      <w:lvlText w:val="%1."/>
+      <w:lvlJc w:val="left"/>
+      <w:pPr>
+        <w:ind w:left="720" w:hanging="360"/>
+      </w:pPr>
+    </w:lvl>
+    <w:lvl w:ilvl="1" w:tplc="04090019" w:tentative="1">
+      <w:start w:val="1"/>
+      <w:numFmt w:val="lowerLetter"/>
+      <w:lvlText w:val="%2."/>
+      <w:lvlJc w:val="left"/>
+      <w:pPr>
+        <w:ind w:left="1440" w:hanging="360"/>
+      </w:pPr>
+    </w:lvl>
+    <w:lvl w:ilvl="2" w:tplc="0409001B" w:tentative="1">
+      <w:start w:val="1"/>
+      <w:numFmt w:val="lowerRoman"/>
+      <w:lvlText w:val="%3."/>
+      <w:lvlJc w:val="right"/>
+      <w:pPr>
+        <w:ind w:left="2160" w:hanging="180"/>
+      </w:pPr>
+    </w:lvl>
+    <w:lvl w:ilvl="3" w:tplc="0409000F" w:tentative="1">
+      <w:start w:val="1"/>
+      <w:numFmt w:val="decimal"/>
+      <w:lvlText w:val="%4."/>
+      <w:lvlJc w:val="left"/>
+      <w:pPr>
+        <w:ind w:left="2880" w:hanging="360"/>
+      </w:pPr>
+    </w:lvl>
+    <w:lvl w:ilvl="4" w:tplc="04090019" w:tentative="1">
+      <w:start w:val="1"/>
+      <w:numFmt w:val="lowerLetter"/>
+      <w:lvlText w:val="%5."/>
+      <w:lvlJc w:val="left"/>
+      <w:pPr>
+        <w:ind w:left="3600" w:hanging="360"/>
+      </w:pPr>
+    </w:lvl>
+    <w:lvl w:ilvl="5" w:tplc="0409001B" w:tentative="1">
+      <w:start w:val="1"/>
+      <w:numFmt w:val="lowerRoman"/>
+      <w:lvlText w:val="%6."/>
+      <w:lvlJc w:val="right"/>
+      <w:pPr>
+        <w:ind w:left="4320" w:hanging="180"/>
+      </w:pPr>
+    </w:lvl>
+    <w:lvl w:ilvl="6" w:tplc="0409000F" w:tentative="1">
+      <w:start w:val="1"/>
+      <w:numFmt w:val="decimal"/>
+      <w:lvlText w:val="%7."/>
+      <w:lvlJc w:val="left"/>
+      <w:pPr>
+        <w:ind w:left="5040" w:hanging="360"/>
+      </w:pPr>
+    </w:lvl>
+    <w:lvl w:ilvl="7" w:tplc="04090019" w:tentative="1">
+      <w:start w:val="1"/>
+      <w:numFmt w:val="lowerLetter"/>
+      <w:lvlText w:val="%8."/>
+      <w:lvlJc w:val="left"/>
+      <w:pPr>
+        <w:ind w:left="5760" w:hanging="360"/>
+      </w:pPr>
+    </w:lvl>
+    <w:lvl w:ilvl="8" w:tplc="0409001B" w:tentative="1">
+      <w:start w:val="1"/>
+      <w:numFmt w:val="lowerRoman"/>
+      <w:lvlText w:val="%9."/>
+      <w:lvlJc w:val="right"/>
+      <w:pPr>
+        <w:ind w:left="6480" w:hanging="180"/>
+      </w:pPr>
+    </w:lvl>
+  </w:abstractNum>
+  <w:abstractNum w:abstractNumId="14" w15:restartNumberingAfterBreak="0">
     <w:nsid w:val="5AF656CA"/>
     <w:multiLevelType w:val="hybridMultilevel"/>
     <w:tmpl w:val="1C067984"/>
@@ -887,7 +6107,233 @@
       </w:rPr>
     </w:lvl>
   </w:abstractNum>
-  <w:abstractNum w:abstractNumId="13" w15:restartNumberingAfterBreak="0">
+  <w:abstractNum w:abstractNumId="15" w15:restartNumberingAfterBreak="0">
+    <w:nsid w:val="5E4E2895"/>
+    <w:multiLevelType w:val="hybridMultilevel"/>
+    <w:tmpl w:val="2DAEBF0C"/>
+    <w:lvl w:ilvl="0" w:tplc="04090001">
+      <w:start w:val="1"/>
+      <w:numFmt w:val="bullet"/>
+      <w:lvlText w:val=""/>
+      <w:lvlJc w:val="left"/>
+      <w:pPr>
+        <w:ind w:left="720" w:hanging="360"/>
+      </w:pPr>
+      <w:rPr>
+        <w:rFonts w:ascii="Symbol" w:hAnsi="Symbol" w:hint="default"/>
+      </w:rPr>
+    </w:lvl>
+    <w:lvl w:ilvl="1" w:tplc="04090003">
+      <w:start w:val="1"/>
+      <w:numFmt w:val="bullet"/>
+      <w:lvlText w:val="o"/>
+      <w:lvlJc w:val="left"/>
+      <w:pPr>
+        <w:ind w:left="1440" w:hanging="360"/>
+      </w:pPr>
+      <w:rPr>
+        <w:rFonts w:ascii="Courier New" w:hAnsi="Courier New" w:cs="Courier New" w:hint="default"/>
+      </w:rPr>
+    </w:lvl>
+    <w:lvl w:ilvl="2" w:tplc="04090005" w:tentative="1">
+      <w:start w:val="1"/>
+      <w:numFmt w:val="bullet"/>
+      <w:lvlText w:val=""/>
+      <w:lvlJc w:val="left"/>
+      <w:pPr>
+        <w:ind w:left="2160" w:hanging="360"/>
+      </w:pPr>
+      <w:rPr>
+        <w:rFonts w:ascii="Wingdings" w:hAnsi="Wingdings" w:hint="default"/>
+      </w:rPr>
+    </w:lvl>
+    <w:lvl w:ilvl="3" w:tplc="04090001" w:tentative="1">
+      <w:start w:val="1"/>
+      <w:numFmt w:val="bullet"/>
+      <w:lvlText w:val=""/>
+      <w:lvlJc w:val="left"/>
+      <w:pPr>
+        <w:ind w:left="2880" w:hanging="360"/>
+      </w:pPr>
+      <w:rPr>
+        <w:rFonts w:ascii="Symbol" w:hAnsi="Symbol" w:hint="default"/>
+      </w:rPr>
+    </w:lvl>
+    <w:lvl w:ilvl="4" w:tplc="04090003" w:tentative="1">
+      <w:start w:val="1"/>
+      <w:numFmt w:val="bullet"/>
+      <w:lvlText w:val="o"/>
+      <w:lvlJc w:val="left"/>
+      <w:pPr>
+        <w:ind w:left="3600" w:hanging="360"/>
+      </w:pPr>
+      <w:rPr>
+        <w:rFonts w:ascii="Courier New" w:hAnsi="Courier New" w:cs="Courier New" w:hint="default"/>
+      </w:rPr>
+    </w:lvl>
+    <w:lvl w:ilvl="5" w:tplc="04090005" w:tentative="1">
+      <w:start w:val="1"/>
+      <w:numFmt w:val="bullet"/>
+      <w:lvlText w:val=""/>
+      <w:lvlJc w:val="left"/>
+      <w:pPr>
+        <w:ind w:left="4320" w:hanging="360"/>
+      </w:pPr>
+      <w:rPr>
+        <w:rFonts w:ascii="Wingdings" w:hAnsi="Wingdings" w:hint="default"/>
+      </w:rPr>
+    </w:lvl>
+    <w:lvl w:ilvl="6" w:tplc="04090001" w:tentative="1">
+      <w:start w:val="1"/>
+      <w:numFmt w:val="bullet"/>
+      <w:lvlText w:val=""/>
+      <w:lvlJc w:val="left"/>
+      <w:pPr>
+        <w:ind w:left="5040" w:hanging="360"/>
+      </w:pPr>
+      <w:rPr>
+        <w:rFonts w:ascii="Symbol" w:hAnsi="Symbol" w:hint="default"/>
+      </w:rPr>
+    </w:lvl>
+    <w:lvl w:ilvl="7" w:tplc="04090003" w:tentative="1">
+      <w:start w:val="1"/>
+      <w:numFmt w:val="bullet"/>
+      <w:lvlText w:val="o"/>
+      <w:lvlJc w:val="left"/>
+      <w:pPr>
+        <w:ind w:left="5760" w:hanging="360"/>
+      </w:pPr>
+      <w:rPr>
+        <w:rFonts w:ascii="Courier New" w:hAnsi="Courier New" w:cs="Courier New" w:hint="default"/>
+      </w:rPr>
+    </w:lvl>
+    <w:lvl w:ilvl="8" w:tplc="04090005" w:tentative="1">
+      <w:start w:val="1"/>
+      <w:numFmt w:val="bullet"/>
+      <w:lvlText w:val=""/>
+      <w:lvlJc w:val="left"/>
+      <w:pPr>
+        <w:ind w:left="6480" w:hanging="360"/>
+      </w:pPr>
+      <w:rPr>
+        <w:rFonts w:ascii="Wingdings" w:hAnsi="Wingdings" w:hint="default"/>
+      </w:rPr>
+    </w:lvl>
+  </w:abstractNum>
+  <w:abstractNum w:abstractNumId="16" w15:restartNumberingAfterBreak="0">
+    <w:nsid w:val="6022524B"/>
+    <w:multiLevelType w:val="hybridMultilevel"/>
+    <w:tmpl w:val="78C8F01E"/>
+    <w:lvl w:ilvl="0" w:tplc="04090001">
+      <w:start w:val="1"/>
+      <w:numFmt w:val="bullet"/>
+      <w:lvlText w:val=""/>
+      <w:lvlJc w:val="left"/>
+      <w:pPr>
+        <w:ind w:left="720" w:hanging="360"/>
+      </w:pPr>
+      <w:rPr>
+        <w:rFonts w:ascii="Symbol" w:hAnsi="Symbol" w:hint="default"/>
+      </w:rPr>
+    </w:lvl>
+    <w:lvl w:ilvl="1" w:tplc="04090003" w:tentative="1">
+      <w:start w:val="1"/>
+      <w:numFmt w:val="bullet"/>
+      <w:lvlText w:val="o"/>
+      <w:lvlJc w:val="left"/>
+      <w:pPr>
+        <w:ind w:left="1440" w:hanging="360"/>
+      </w:pPr>
+      <w:rPr>
+        <w:rFonts w:ascii="Courier New" w:hAnsi="Courier New" w:cs="Courier New" w:hint="default"/>
+      </w:rPr>
+    </w:lvl>
+    <w:lvl w:ilvl="2" w:tplc="04090005" w:tentative="1">
+      <w:start w:val="1"/>
+      <w:numFmt w:val="bullet"/>
+      <w:lvlText w:val=""/>
+      <w:lvlJc w:val="left"/>
+      <w:pPr>
+        <w:ind w:left="2160" w:hanging="360"/>
+      </w:pPr>
+      <w:rPr>
+        <w:rFonts w:ascii="Wingdings" w:hAnsi="Wingdings" w:hint="default"/>
+      </w:rPr>
+    </w:lvl>
+    <w:lvl w:ilvl="3" w:tplc="04090001" w:tentative="1">
+      <w:start w:val="1"/>
+      <w:numFmt w:val="bullet"/>
+      <w:lvlText w:val=""/>
+      <w:lvlJc w:val="left"/>
+      <w:pPr>
+        <w:ind w:left="2880" w:hanging="360"/>
+      </w:pPr>
+      <w:rPr>
+        <w:rFonts w:ascii="Symbol" w:hAnsi="Symbol" w:hint="default"/>
+      </w:rPr>
+    </w:lvl>
+    <w:lvl w:ilvl="4" w:tplc="04090003" w:tentative="1">
+      <w:start w:val="1"/>
+      <w:numFmt w:val="bullet"/>
+      <w:lvlText w:val="o"/>
+      <w:lvlJc w:val="left"/>
+      <w:pPr>
+        <w:ind w:left="3600" w:hanging="360"/>
+      </w:pPr>
+      <w:rPr>
+        <w:rFonts w:ascii="Courier New" w:hAnsi="Courier New" w:cs="Courier New" w:hint="default"/>
+      </w:rPr>
+    </w:lvl>
+    <w:lvl w:ilvl="5" w:tplc="04090005" w:tentative="1">
+      <w:start w:val="1"/>
+      <w:numFmt w:val="bullet"/>
+      <w:lvlText w:val=""/>
+      <w:lvlJc w:val="left"/>
+      <w:pPr>
+        <w:ind w:left="4320" w:hanging="360"/>
+      </w:pPr>
+      <w:rPr>
+        <w:rFonts w:ascii="Wingdings" w:hAnsi="Wingdings" w:hint="default"/>
+      </w:rPr>
+    </w:lvl>
+    <w:lvl w:ilvl="6" w:tplc="04090001" w:tentative="1">
+      <w:start w:val="1"/>
+      <w:numFmt w:val="bullet"/>
+      <w:lvlText w:val=""/>
+      <w:lvlJc w:val="left"/>
+      <w:pPr>
+        <w:ind w:left="5040" w:hanging="360"/>
+      </w:pPr>
+      <w:rPr>
+        <w:rFonts w:ascii="Symbol" w:hAnsi="Symbol" w:hint="default"/>
+      </w:rPr>
+    </w:lvl>
+    <w:lvl w:ilvl="7" w:tplc="04090003" w:tentative="1">
+      <w:start w:val="1"/>
+      <w:numFmt w:val="bullet"/>
+      <w:lvlText w:val="o"/>
+      <w:lvlJc w:val="left"/>
+      <w:pPr>
+        <w:ind w:left="5760" w:hanging="360"/>
+      </w:pPr>
+      <w:rPr>
+        <w:rFonts w:ascii="Courier New" w:hAnsi="Courier New" w:cs="Courier New" w:hint="default"/>
+      </w:rPr>
+    </w:lvl>
+    <w:lvl w:ilvl="8" w:tplc="04090005" w:tentative="1">
+      <w:start w:val="1"/>
+      <w:numFmt w:val="bullet"/>
+      <w:lvlText w:val=""/>
+      <w:lvlJc w:val="left"/>
+      <w:pPr>
+        <w:ind w:left="6480" w:hanging="360"/>
+      </w:pPr>
+      <w:rPr>
+        <w:rFonts w:ascii="Wingdings" w:hAnsi="Wingdings" w:hint="default"/>
+      </w:rPr>
+    </w:lvl>
+  </w:abstractNum>
+  <w:abstractNum w:abstractNumId="17" w15:restartNumberingAfterBreak="0">
     <w:nsid w:val="6A2A268C"/>
     <w:multiLevelType w:val="multilevel"/>
     <w:tmpl w:val="EE607F24"/>
@@ -1036,7 +6482,179 @@
       </w:rPr>
     </w:lvl>
   </w:abstractNum>
-  <w:abstractNum w:abstractNumId="14" w15:restartNumberingAfterBreak="0">
+  <w:abstractNum w:abstractNumId="18" w15:restartNumberingAfterBreak="0">
+    <w:nsid w:val="6C386222"/>
+    <w:multiLevelType w:val="hybridMultilevel"/>
+    <w:tmpl w:val="1EB6A180"/>
+    <w:lvl w:ilvl="0" w:tplc="FFFFFFFF">
+      <w:start w:val="1"/>
+      <w:numFmt w:val="decimal"/>
+      <w:lvlText w:val="%1."/>
+      <w:lvlJc w:val="left"/>
+      <w:pPr>
+        <w:ind w:left="720" w:hanging="360"/>
+      </w:pPr>
+    </w:lvl>
+    <w:lvl w:ilvl="1" w:tplc="04090019" w:tentative="1">
+      <w:start w:val="1"/>
+      <w:numFmt w:val="lowerLetter"/>
+      <w:lvlText w:val="%2."/>
+      <w:lvlJc w:val="left"/>
+      <w:pPr>
+        <w:ind w:left="1440" w:hanging="360"/>
+      </w:pPr>
+    </w:lvl>
+    <w:lvl w:ilvl="2" w:tplc="0409001B" w:tentative="1">
+      <w:start w:val="1"/>
+      <w:numFmt w:val="lowerRoman"/>
+      <w:lvlText w:val="%3."/>
+      <w:lvlJc w:val="right"/>
+      <w:pPr>
+        <w:ind w:left="2160" w:hanging="180"/>
+      </w:pPr>
+    </w:lvl>
+    <w:lvl w:ilvl="3" w:tplc="0409000F" w:tentative="1">
+      <w:start w:val="1"/>
+      <w:numFmt w:val="decimal"/>
+      <w:lvlText w:val="%4."/>
+      <w:lvlJc w:val="left"/>
+      <w:pPr>
+        <w:ind w:left="2880" w:hanging="360"/>
+      </w:pPr>
+    </w:lvl>
+    <w:lvl w:ilvl="4" w:tplc="04090019" w:tentative="1">
+      <w:start w:val="1"/>
+      <w:numFmt w:val="lowerLetter"/>
+      <w:lvlText w:val="%5."/>
+      <w:lvlJc w:val="left"/>
+      <w:pPr>
+        <w:ind w:left="3600" w:hanging="360"/>
+      </w:pPr>
+    </w:lvl>
+    <w:lvl w:ilvl="5" w:tplc="0409001B" w:tentative="1">
+      <w:start w:val="1"/>
+      <w:numFmt w:val="lowerRoman"/>
+      <w:lvlText w:val="%6."/>
+      <w:lvlJc w:val="right"/>
+      <w:pPr>
+        <w:ind w:left="4320" w:hanging="180"/>
+      </w:pPr>
+    </w:lvl>
+    <w:lvl w:ilvl="6" w:tplc="0409000F" w:tentative="1">
+      <w:start w:val="1"/>
+      <w:numFmt w:val="decimal"/>
+      <w:lvlText w:val="%7."/>
+      <w:lvlJc w:val="left"/>
+      <w:pPr>
+        <w:ind w:left="5040" w:hanging="360"/>
+      </w:pPr>
+    </w:lvl>
+    <w:lvl w:ilvl="7" w:tplc="04090019" w:tentative="1">
+      <w:start w:val="1"/>
+      <w:numFmt w:val="lowerLetter"/>
+      <w:lvlText w:val="%8."/>
+      <w:lvlJc w:val="left"/>
+      <w:pPr>
+        <w:ind w:left="5760" w:hanging="360"/>
+      </w:pPr>
+    </w:lvl>
+    <w:lvl w:ilvl="8" w:tplc="0409001B" w:tentative="1">
+      <w:start w:val="1"/>
+      <w:numFmt w:val="lowerRoman"/>
+      <w:lvlText w:val="%9."/>
+      <w:lvlJc w:val="right"/>
+      <w:pPr>
+        <w:ind w:left="6480" w:hanging="180"/>
+      </w:pPr>
+    </w:lvl>
+  </w:abstractNum>
+  <w:abstractNum w:abstractNumId="19" w15:restartNumberingAfterBreak="0">
+    <w:nsid w:val="6F195792"/>
+    <w:multiLevelType w:val="hybridMultilevel"/>
+    <w:tmpl w:val="774E5B5C"/>
+    <w:lvl w:ilvl="0" w:tplc="0409000F">
+      <w:start w:val="1"/>
+      <w:numFmt w:val="decimal"/>
+      <w:lvlText w:val="%1."/>
+      <w:lvlJc w:val="left"/>
+      <w:pPr>
+        <w:ind w:left="720" w:hanging="360"/>
+      </w:pPr>
+    </w:lvl>
+    <w:lvl w:ilvl="1" w:tplc="04090019" w:tentative="1">
+      <w:start w:val="1"/>
+      <w:numFmt w:val="lowerLetter"/>
+      <w:lvlText w:val="%2."/>
+      <w:lvlJc w:val="left"/>
+      <w:pPr>
+        <w:ind w:left="1440" w:hanging="360"/>
+      </w:pPr>
+    </w:lvl>
+    <w:lvl w:ilvl="2" w:tplc="0409001B" w:tentative="1">
+      <w:start w:val="1"/>
+      <w:numFmt w:val="lowerRoman"/>
+      <w:lvlText w:val="%3."/>
+      <w:lvlJc w:val="right"/>
+      <w:pPr>
+        <w:ind w:left="2160" w:hanging="180"/>
+      </w:pPr>
+    </w:lvl>
+    <w:lvl w:ilvl="3" w:tplc="0409000F" w:tentative="1">
+      <w:start w:val="1"/>
+      <w:numFmt w:val="decimal"/>
+      <w:lvlText w:val="%4."/>
+      <w:lvlJc w:val="left"/>
+      <w:pPr>
+        <w:ind w:left="2880" w:hanging="360"/>
+      </w:pPr>
+    </w:lvl>
+    <w:lvl w:ilvl="4" w:tplc="04090019" w:tentative="1">
+      <w:start w:val="1"/>
+      <w:numFmt w:val="lowerLetter"/>
+      <w:lvlText w:val="%5."/>
+      <w:lvlJc w:val="left"/>
+      <w:pPr>
+        <w:ind w:left="3600" w:hanging="360"/>
+      </w:pPr>
+    </w:lvl>
+    <w:lvl w:ilvl="5" w:tplc="0409001B" w:tentative="1">
+      <w:start w:val="1"/>
+      <w:numFmt w:val="lowerRoman"/>
+      <w:lvlText w:val="%6."/>
+      <w:lvlJc w:val="right"/>
+      <w:pPr>
+        <w:ind w:left="4320" w:hanging="180"/>
+      </w:pPr>
+    </w:lvl>
+    <w:lvl w:ilvl="6" w:tplc="0409000F" w:tentative="1">
+      <w:start w:val="1"/>
+      <w:numFmt w:val="decimal"/>
+      <w:lvlText w:val="%7."/>
+      <w:lvlJc w:val="left"/>
+      <w:pPr>
+        <w:ind w:left="5040" w:hanging="360"/>
+      </w:pPr>
+    </w:lvl>
+    <w:lvl w:ilvl="7" w:tplc="04090019" w:tentative="1">
+      <w:start w:val="1"/>
+      <w:numFmt w:val="lowerLetter"/>
+      <w:lvlText w:val="%8."/>
+      <w:lvlJc w:val="left"/>
+      <w:pPr>
+        <w:ind w:left="5760" w:hanging="360"/>
+      </w:pPr>
+    </w:lvl>
+    <w:lvl w:ilvl="8" w:tplc="0409001B" w:tentative="1">
+      <w:start w:val="1"/>
+      <w:numFmt w:val="lowerRoman"/>
+      <w:lvlText w:val="%9."/>
+      <w:lvlJc w:val="right"/>
+      <w:pPr>
+        <w:ind w:left="6480" w:hanging="180"/>
+      </w:pPr>
+    </w:lvl>
+  </w:abstractNum>
+  <w:abstractNum w:abstractNumId="20" w15:restartNumberingAfterBreak="0">
     <w:nsid w:val="731243D5"/>
     <w:multiLevelType w:val="multilevel"/>
     <w:tmpl w:val="22404232"/>
@@ -1149,7 +6767,7 @@
       </w:pPr>
     </w:lvl>
   </w:abstractNum>
-  <w:abstractNum w:abstractNumId="15" w15:restartNumberingAfterBreak="0">
+  <w:abstractNum w:abstractNumId="21" w15:restartNumberingAfterBreak="0">
     <w:nsid w:val="7A4C77C6"/>
     <w:multiLevelType w:val="multilevel"/>
     <w:tmpl w:val="FA005712"/>
@@ -1267,7 +6885,7 @@
       </w:rPr>
     </w:lvl>
   </w:abstractNum>
-  <w:abstractNum w:abstractNumId="16" w15:restartNumberingAfterBreak="0">
+  <w:abstractNum w:abstractNumId="22" w15:restartNumberingAfterBreak="0">
     <w:nsid w:val="7C226EBA"/>
     <w:multiLevelType w:val="multilevel"/>
     <w:tmpl w:val="4E58EA1E"/>
@@ -1417,19 +7035,19 @@
     </w:lvl>
   </w:abstractNum>
   <w:num w:numId="1" w16cid:durableId="639071763">
-    <w:abstractNumId w:val="15"/>
+    <w:abstractNumId w:val="21"/>
   </w:num>
   <w:num w:numId="2" w16cid:durableId="1805735067">
-    <w:abstractNumId w:val="15"/>
+    <w:abstractNumId w:val="21"/>
     <w:lvlOverride w:ilvl="0">
       <w:startOverride w:val="1"/>
     </w:lvlOverride>
   </w:num>
   <w:num w:numId="3" w16cid:durableId="2096171672">
-    <w:abstractNumId w:val="15"/>
+    <w:abstractNumId w:val="21"/>
   </w:num>
   <w:num w:numId="4" w16cid:durableId="1501047253">
-    <w:abstractNumId w:val="15"/>
+    <w:abstractNumId w:val="21"/>
     <w:lvlOverride w:ilvl="0">
       <w:startOverride w:val="1"/>
     </w:lvlOverride>
@@ -1438,13 +7056,13 @@
     <w:abstractNumId w:val="8"/>
   </w:num>
   <w:num w:numId="6" w16cid:durableId="805124553">
-    <w:abstractNumId w:val="15"/>
+    <w:abstractNumId w:val="21"/>
     <w:lvlOverride w:ilvl="0">
       <w:startOverride w:val="1"/>
     </w:lvlOverride>
   </w:num>
   <w:num w:numId="7" w16cid:durableId="395977791">
-    <w:abstractNumId w:val="15"/>
+    <w:abstractNumId w:val="21"/>
     <w:lvlOverride w:ilvl="0">
       <w:startOverride w:val="1"/>
     </w:lvlOverride>
@@ -1477,7 +7095,7 @@
     <w:abstractNumId w:val="10"/>
   </w:num>
   <w:num w:numId="9" w16cid:durableId="1112629691">
-    <w:abstractNumId w:val="15"/>
+    <w:abstractNumId w:val="21"/>
     <w:lvlOverride w:ilvl="0">
       <w:startOverride w:val="1"/>
     </w:lvlOverride>
@@ -1507,7 +7125,7 @@
     </w:lvlOverride>
   </w:num>
   <w:num w:numId="10" w16cid:durableId="2032490079">
-    <w:abstractNumId w:val="15"/>
+    <w:abstractNumId w:val="21"/>
     <w:lvlOverride w:ilvl="0">
       <w:startOverride w:val="1"/>
     </w:lvlOverride>
@@ -1561,25 +7179,25 @@
     <w:abstractNumId w:val="0"/>
   </w:num>
   <w:num w:numId="19" w16cid:durableId="1930577489">
-    <w:abstractNumId w:val="16"/>
+    <w:abstractNumId w:val="22"/>
   </w:num>
   <w:num w:numId="20" w16cid:durableId="868641708">
     <w:abstractNumId w:val="9"/>
   </w:num>
   <w:num w:numId="21" w16cid:durableId="336425887">
+    <w:abstractNumId w:val="20"/>
+  </w:num>
+  <w:num w:numId="22" w16cid:durableId="112329862">
+    <w:abstractNumId w:val="17"/>
+  </w:num>
+  <w:num w:numId="23" w16cid:durableId="259873255">
     <w:abstractNumId w:val="14"/>
   </w:num>
-  <w:num w:numId="22" w16cid:durableId="112329862">
-    <w:abstractNumId w:val="13"/>
-  </w:num>
-  <w:num w:numId="23" w16cid:durableId="259873255">
+  <w:num w:numId="24" w16cid:durableId="1736276622">
     <w:abstractNumId w:val="12"/>
   </w:num>
-  <w:num w:numId="24" w16cid:durableId="1736276622">
-    <w:abstractNumId w:val="11"/>
-  </w:num>
   <w:num w:numId="25" w16cid:durableId="1473133573">
-    <w:abstractNumId w:val="15"/>
+    <w:abstractNumId w:val="21"/>
     <w:lvlOverride w:ilvl="0">
       <w:startOverride w:val="1"/>
     </w:lvlOverride>
@@ -1609,7 +7227,7 @@
     </w:lvlOverride>
   </w:num>
   <w:num w:numId="26" w16cid:durableId="1145783085">
-    <w:abstractNumId w:val="15"/>
+    <w:abstractNumId w:val="21"/>
     <w:lvlOverride w:ilvl="0">
       <w:startOverride w:val="1"/>
     </w:lvlOverride>
@@ -1639,7 +7257,7 @@
     </w:lvlOverride>
   </w:num>
   <w:num w:numId="27" w16cid:durableId="1097098733">
-    <w:abstractNumId w:val="15"/>
+    <w:abstractNumId w:val="21"/>
     <w:lvlOverride w:ilvl="0">
       <w:startOverride w:val="1"/>
     </w:lvlOverride>
@@ -1669,7 +7287,7 @@
     </w:lvlOverride>
   </w:num>
   <w:num w:numId="28" w16cid:durableId="1021932320">
-    <w:abstractNumId w:val="15"/>
+    <w:abstractNumId w:val="21"/>
     <w:lvlOverride w:ilvl="0">
       <w:startOverride w:val="1"/>
     </w:lvlOverride>
@@ -1699,7 +7317,7 @@
     </w:lvlOverride>
   </w:num>
   <w:num w:numId="29" w16cid:durableId="848913730">
-    <w:abstractNumId w:val="15"/>
+    <w:abstractNumId w:val="21"/>
     <w:lvlOverride w:ilvl="0">
       <w:startOverride w:val="1"/>
     </w:lvlOverride>
@@ -1729,7 +7347,7 @@
     </w:lvlOverride>
   </w:num>
   <w:num w:numId="30" w16cid:durableId="689139317">
-    <w:abstractNumId w:val="15"/>
+    <w:abstractNumId w:val="21"/>
     <w:lvlOverride w:ilvl="0">
       <w:startOverride w:val="1"/>
     </w:lvlOverride>
@@ -1759,7 +7377,7 @@
     </w:lvlOverride>
   </w:num>
   <w:num w:numId="31" w16cid:durableId="100492221">
-    <w:abstractNumId w:val="15"/>
+    <w:abstractNumId w:val="21"/>
     <w:lvlOverride w:ilvl="0">
       <w:startOverride w:val="1"/>
     </w:lvlOverride>
@@ -1789,7 +7407,7 @@
     </w:lvlOverride>
   </w:num>
   <w:num w:numId="32" w16cid:durableId="548302220">
-    <w:abstractNumId w:val="15"/>
+    <w:abstractNumId w:val="21"/>
     <w:lvlOverride w:ilvl="0">
       <w:startOverride w:val="1"/>
     </w:lvlOverride>
@@ -1819,7 +7437,7 @@
     </w:lvlOverride>
   </w:num>
   <w:num w:numId="33" w16cid:durableId="1696157089">
-    <w:abstractNumId w:val="15"/>
+    <w:abstractNumId w:val="21"/>
     <w:lvlOverride w:ilvl="0">
       <w:startOverride w:val="1"/>
     </w:lvlOverride>
@@ -1847,6 +7465,24 @@
     <w:lvlOverride w:ilvl="8">
       <w:startOverride w:val="1"/>
     </w:lvlOverride>
+  </w:num>
+  <w:num w:numId="34" w16cid:durableId="1450516887">
+    <w:abstractNumId w:val="15"/>
+  </w:num>
+  <w:num w:numId="35" w16cid:durableId="340592081">
+    <w:abstractNumId w:val="16"/>
+  </w:num>
+  <w:num w:numId="36" w16cid:durableId="1947695621">
+    <w:abstractNumId w:val="19"/>
+  </w:num>
+  <w:num w:numId="37" w16cid:durableId="706949821">
+    <w:abstractNumId w:val="11"/>
+  </w:num>
+  <w:num w:numId="38" w16cid:durableId="1287664368">
+    <w:abstractNumId w:val="18"/>
+  </w:num>
+  <w:num w:numId="39" w16cid:durableId="417168574">
+    <w:abstractNumId w:val="13"/>
   </w:num>
 </w:numbering>
 </file>
@@ -2249,6 +7885,7 @@
   <w:style w:type="paragraph" w:default="1" w:styleId="Normal">
     <w:name w:val="Normal"/>
     <w:qFormat/>
+    <w:rsid w:val="009B792C"/>
   </w:style>
   <w:style w:type="paragraph" w:styleId="Heading1">
     <w:name w:val="heading 1"/>
@@ -2449,7 +8086,6 @@
   <w:style w:type="character" w:default="1" w:styleId="DefaultParagraphFont">
     <w:name w:val="Default Paragraph Font"/>
     <w:uiPriority w:val="1"/>
-    <w:semiHidden/>
     <w:unhideWhenUsed/>
   </w:style>
   <w:style w:type="table" w:default="1" w:styleId="TableNormal">

--- a/help.docx
+++ b/help.docx
@@ -162,6 +162,12 @@
     </w:p>
     <w:sdt>
       <w:sdtPr>
+        <w:rPr>
+          <w:rFonts w:asciiTheme="minorHAnsi" w:eastAsiaTheme="minorHAnsi" w:hAnsiTheme="minorHAnsi" w:cstheme="minorBidi"/>
+          <w:color w:val="auto"/>
+          <w:sz w:val="22"/>
+          <w:szCs w:val="22"/>
+        </w:rPr>
         <w:id w:val="-1304627018"/>
         <w:docPartObj>
           <w:docPartGallery w:val="Table of Contents"/>
@@ -170,13 +176,9 @@
       </w:sdtPr>
       <w:sdtEndPr>
         <w:rPr>
-          <w:rFonts w:asciiTheme="minorHAnsi" w:eastAsiaTheme="minorHAnsi" w:hAnsiTheme="minorHAnsi" w:cstheme="minorBidi"/>
           <w:b/>
           <w:bCs/>
           <w:noProof/>
-          <w:color w:val="auto"/>
-          <w:sz w:val="22"/>
-          <w:szCs w:val="22"/>
         </w:rPr>
       </w:sdtEndPr>
       <w:sdtContent>
@@ -217,7 +219,7 @@
           <w:r>
             <w:fldChar w:fldCharType="separate"/>
           </w:r>
-          <w:hyperlink w:anchor="_Toc205197959" w:history="1">
+          <w:hyperlink w:anchor="_Toc205199513" w:history="1">
             <w:r>
               <w:rPr>
                 <w:rStyle w:val="Hyperlink"/>
@@ -241,7 +243,7 @@
               <w:rPr>
                 <w:webHidden/>
               </w:rPr>
-              <w:instrText xml:space="preserve"> PAGEREF _Toc205197959 \h </w:instrText>
+              <w:instrText xml:space="preserve"> PAGEREF _Toc205199513 \h </w:instrText>
             </w:r>
             <w:r>
               <w:rPr>
@@ -282,7 +284,7 @@
               <w14:ligatures w14:val="standardContextual"/>
             </w:rPr>
           </w:pPr>
-          <w:hyperlink w:anchor="_Toc205197960" w:history="1">
+          <w:hyperlink w:anchor="_Toc205199514" w:history="1">
             <w:r>
               <w:rPr>
                 <w:rStyle w:val="Hyperlink"/>
@@ -306,7 +308,7 @@
               <w:rPr>
                 <w:webHidden/>
               </w:rPr>
-              <w:instrText xml:space="preserve"> PAGEREF _Toc205197960 \h </w:instrText>
+              <w:instrText xml:space="preserve"> PAGEREF _Toc205199514 \h </w:instrText>
             </w:r>
             <w:r>
               <w:rPr>
@@ -347,7 +349,7 @@
               <w14:ligatures w14:val="standardContextual"/>
             </w:rPr>
           </w:pPr>
-          <w:hyperlink w:anchor="_Toc205197961" w:history="1">
+          <w:hyperlink w:anchor="_Toc205199515" w:history="1">
             <w:r>
               <w:rPr>
                 <w:rStyle w:val="Hyperlink"/>
@@ -371,7 +373,7 @@
               <w:rPr>
                 <w:webHidden/>
               </w:rPr>
-              <w:instrText xml:space="preserve"> PAGEREF _Toc205197961 \h </w:instrText>
+              <w:instrText xml:space="preserve"> PAGEREF _Toc205199515 \h </w:instrText>
             </w:r>
             <w:r>
               <w:rPr>
@@ -412,7 +414,7 @@
               <w14:ligatures w14:val="standardContextual"/>
             </w:rPr>
           </w:pPr>
-          <w:hyperlink w:anchor="_Toc205197962" w:history="1">
+          <w:hyperlink w:anchor="_Toc205199516" w:history="1">
             <w:r>
               <w:rPr>
                 <w:rStyle w:val="Hyperlink"/>
@@ -436,7 +438,7 @@
               <w:rPr>
                 <w:webHidden/>
               </w:rPr>
-              <w:instrText xml:space="preserve"> PAGEREF _Toc205197962 \h </w:instrText>
+              <w:instrText xml:space="preserve"> PAGEREF _Toc205199516 \h </w:instrText>
             </w:r>
             <w:r>
               <w:rPr>
@@ -477,7 +479,7 @@
               <w14:ligatures w14:val="standardContextual"/>
             </w:rPr>
           </w:pPr>
-          <w:hyperlink w:anchor="_Toc205197963" w:history="1">
+          <w:hyperlink w:anchor="_Toc205199517" w:history="1">
             <w:r>
               <w:rPr>
                 <w:rStyle w:val="Hyperlink"/>
@@ -501,7 +503,7 @@
               <w:rPr>
                 <w:webHidden/>
               </w:rPr>
-              <w:instrText xml:space="preserve"> PAGEREF _Toc205197963 \h </w:instrText>
+              <w:instrText xml:space="preserve"> PAGEREF _Toc205199517 \h </w:instrText>
             </w:r>
             <w:r>
               <w:rPr>
@@ -542,7 +544,7 @@
               <w14:ligatures w14:val="standardContextual"/>
             </w:rPr>
           </w:pPr>
-          <w:hyperlink w:anchor="_Toc205197964" w:history="1">
+          <w:hyperlink w:anchor="_Toc205199518" w:history="1">
             <w:r>
               <w:rPr>
                 <w:rStyle w:val="Hyperlink"/>
@@ -566,7 +568,7 @@
               <w:rPr>
                 <w:webHidden/>
               </w:rPr>
-              <w:instrText xml:space="preserve"> PAGEREF _Toc205197964 \h </w:instrText>
+              <w:instrText xml:space="preserve"> PAGEREF _Toc205199518 \h </w:instrText>
             </w:r>
             <w:r>
               <w:rPr>
@@ -607,7 +609,7 @@
               <w14:ligatures w14:val="standardContextual"/>
             </w:rPr>
           </w:pPr>
-          <w:hyperlink w:anchor="_Toc205197965" w:history="1">
+          <w:hyperlink w:anchor="_Toc205199519" w:history="1">
             <w:r>
               <w:rPr>
                 <w:rStyle w:val="Hyperlink"/>
@@ -631,7 +633,7 @@
               <w:rPr>
                 <w:webHidden/>
               </w:rPr>
-              <w:instrText xml:space="preserve"> PAGEREF _Toc205197965 \h </w:instrText>
+              <w:instrText xml:space="preserve"> PAGEREF _Toc205199519 \h </w:instrText>
             </w:r>
             <w:r>
               <w:rPr>
@@ -672,7 +674,7 @@
               <w14:ligatures w14:val="standardContextual"/>
             </w:rPr>
           </w:pPr>
-          <w:hyperlink w:anchor="_Toc205197966" w:history="1">
+          <w:hyperlink w:anchor="_Toc205199520" w:history="1">
             <w:r>
               <w:rPr>
                 <w:rStyle w:val="Hyperlink"/>
@@ -696,7 +698,7 @@
               <w:rPr>
                 <w:webHidden/>
               </w:rPr>
-              <w:instrText xml:space="preserve"> PAGEREF _Toc205197966 \h </w:instrText>
+              <w:instrText xml:space="preserve"> PAGEREF _Toc205199520 \h </w:instrText>
             </w:r>
             <w:r>
               <w:rPr>
@@ -737,7 +739,7 @@
               <w14:ligatures w14:val="standardContextual"/>
             </w:rPr>
           </w:pPr>
-          <w:hyperlink w:anchor="_Toc205197967" w:history="1">
+          <w:hyperlink w:anchor="_Toc205199521" w:history="1">
             <w:r>
               <w:rPr>
                 <w:rStyle w:val="Hyperlink"/>
@@ -761,7 +763,7 @@
               <w:rPr>
                 <w:webHidden/>
               </w:rPr>
-              <w:instrText xml:space="preserve"> PAGEREF _Toc205197967 \h </w:instrText>
+              <w:instrText xml:space="preserve"> PAGEREF _Toc205199521 \h </w:instrText>
             </w:r>
             <w:r>
               <w:rPr>
@@ -803,7 +805,7 @@
               <w14:ligatures w14:val="standardContextual"/>
             </w:rPr>
           </w:pPr>
-          <w:hyperlink w:anchor="_Toc205197968" w:history="1">
+          <w:hyperlink w:anchor="_Toc205199522" w:history="1">
             <w:r>
               <w:rPr>
                 <w:rStyle w:val="Hyperlink"/>
@@ -831,7 +833,7 @@
                 <w:noProof/>
                 <w:webHidden/>
               </w:rPr>
-              <w:instrText xml:space="preserve"> PAGEREF _Toc205197968 \h </w:instrText>
+              <w:instrText xml:space="preserve"> PAGEREF _Toc205199522 \h </w:instrText>
             </w:r>
             <w:r>
               <w:rPr>
@@ -877,7 +879,7 @@
               <w14:ligatures w14:val="standardContextual"/>
             </w:rPr>
           </w:pPr>
-          <w:hyperlink w:anchor="_Toc205197969" w:history="1">
+          <w:hyperlink w:anchor="_Toc205199523" w:history="1">
             <w:r>
               <w:rPr>
                 <w:rStyle w:val="Hyperlink"/>
@@ -905,7 +907,7 @@
                 <w:noProof/>
                 <w:webHidden/>
               </w:rPr>
-              <w:instrText xml:space="preserve"> PAGEREF _Toc205197969 \h </w:instrText>
+              <w:instrText xml:space="preserve"> PAGEREF _Toc205199523 \h </w:instrText>
             </w:r>
             <w:r>
               <w:rPr>
@@ -950,7 +952,7 @@
               <w14:ligatures w14:val="standardContextual"/>
             </w:rPr>
           </w:pPr>
-          <w:hyperlink w:anchor="_Toc205197970" w:history="1">
+          <w:hyperlink w:anchor="_Toc205199524" w:history="1">
             <w:r>
               <w:rPr>
                 <w:rStyle w:val="Hyperlink"/>
@@ -974,7 +976,7 @@
               <w:rPr>
                 <w:webHidden/>
               </w:rPr>
-              <w:instrText xml:space="preserve"> PAGEREF _Toc205197970 \h </w:instrText>
+              <w:instrText xml:space="preserve"> PAGEREF _Toc205199524 \h </w:instrText>
             </w:r>
             <w:r>
               <w:rPr>
@@ -1016,7 +1018,7 @@
               <w14:ligatures w14:val="standardContextual"/>
             </w:rPr>
           </w:pPr>
-          <w:hyperlink w:anchor="_Toc205197971" w:history="1">
+          <w:hyperlink w:anchor="_Toc205199525" w:history="1">
             <w:r>
               <w:rPr>
                 <w:rStyle w:val="Hyperlink"/>
@@ -1044,7 +1046,7 @@
                 <w:noProof/>
                 <w:webHidden/>
               </w:rPr>
-              <w:instrText xml:space="preserve"> PAGEREF _Toc205197971 \h </w:instrText>
+              <w:instrText xml:space="preserve"> PAGEREF _Toc205199525 \h </w:instrText>
             </w:r>
             <w:r>
               <w:rPr>
@@ -1090,7 +1092,7 @@
               <w14:ligatures w14:val="standardContextual"/>
             </w:rPr>
           </w:pPr>
-          <w:hyperlink w:anchor="_Toc205197972" w:history="1">
+          <w:hyperlink w:anchor="_Toc205199526" w:history="1">
             <w:r>
               <w:rPr>
                 <w:rStyle w:val="Hyperlink"/>
@@ -1118,7 +1120,7 @@
                 <w:noProof/>
                 <w:webHidden/>
               </w:rPr>
-              <w:instrText xml:space="preserve"> PAGEREF _Toc205197972 \h </w:instrText>
+              <w:instrText xml:space="preserve"> PAGEREF _Toc205199526 \h </w:instrText>
             </w:r>
             <w:r>
               <w:rPr>
@@ -1164,7 +1166,7 @@
               <w14:ligatures w14:val="standardContextual"/>
             </w:rPr>
           </w:pPr>
-          <w:hyperlink w:anchor="_Toc205197973" w:history="1">
+          <w:hyperlink w:anchor="_Toc205199527" w:history="1">
             <w:r>
               <w:rPr>
                 <w:rStyle w:val="Hyperlink"/>
@@ -1192,7 +1194,7 @@
                 <w:noProof/>
                 <w:webHidden/>
               </w:rPr>
-              <w:instrText xml:space="preserve"> PAGEREF _Toc205197973 \h </w:instrText>
+              <w:instrText xml:space="preserve"> PAGEREF _Toc205199527 \h </w:instrText>
             </w:r>
             <w:r>
               <w:rPr>
@@ -1224,6 +1226,71 @@
           </w:hyperlink>
         </w:p>
         <w:p>
+          <w:pPr>
+            <w:pStyle w:val="TOC1"/>
+            <w:tabs>
+              <w:tab w:val="right" w:leader="dot" w:pos="9350"/>
+            </w:tabs>
+            <w:rPr>
+              <w:rFonts w:eastAsiaTheme="minorEastAsia"/>
+              <w:kern w:val="2"/>
+              <w:sz w:val="24"/>
+              <w:szCs w:val="24"/>
+              <w14:ligatures w14:val="standardContextual"/>
+            </w:rPr>
+          </w:pPr>
+          <w:hyperlink w:anchor="_Toc205199528" w:history="1">
+            <w:r>
+              <w:rPr>
+                <w:rStyle w:val="Hyperlink"/>
+                <w:lang w:val="el-GR"/>
+              </w:rPr>
+              <w:t>Αναφορά Σφαλμάτων - Προτάσεις</w:t>
+            </w:r>
+            <w:r>
+              <w:rPr>
+                <w:webHidden/>
+              </w:rPr>
+              <w:tab/>
+            </w:r>
+            <w:r>
+              <w:rPr>
+                <w:webHidden/>
+              </w:rPr>
+              <w:fldChar w:fldCharType="begin"/>
+            </w:r>
+            <w:r>
+              <w:rPr>
+                <w:webHidden/>
+              </w:rPr>
+              <w:instrText xml:space="preserve"> PAGEREF _Toc205199528 \h </w:instrText>
+            </w:r>
+            <w:r>
+              <w:rPr>
+                <w:webHidden/>
+              </w:rPr>
+            </w:r>
+            <w:r>
+              <w:rPr>
+                <w:webHidden/>
+              </w:rPr>
+              <w:fldChar w:fldCharType="separate"/>
+            </w:r>
+            <w:r>
+              <w:rPr>
+                <w:webHidden/>
+              </w:rPr>
+              <w:t>16</w:t>
+            </w:r>
+            <w:r>
+              <w:rPr>
+                <w:webHidden/>
+              </w:rPr>
+              <w:fldChar w:fldCharType="end"/>
+            </w:r>
+          </w:hyperlink>
+        </w:p>
+        <w:p>
           <w:r>
             <w:rPr>
               <w:b/>
@@ -1311,7 +1378,7 @@
         </w:rPr>
       </w:pPr>
       <w:bookmarkStart w:id="0" w:name="_Toc1001"/>
-      <w:bookmarkStart w:id="1" w:name="_Toc205197959"/>
+      <w:bookmarkStart w:id="1" w:name="_Toc205199513"/>
       <w:r>
         <w:rPr>
           <w:lang w:val="el-GR"/>
@@ -1369,7 +1436,7 @@
           <w:lang w:val="el-GR"/>
         </w:rPr>
       </w:pPr>
-      <w:bookmarkStart w:id="2" w:name="_Toc205197960"/>
+      <w:bookmarkStart w:id="2" w:name="_Toc205199514"/>
       <w:r>
         <w:rPr>
           <w:lang w:val="el-GR"/>
@@ -1417,13 +1484,7 @@
         <w:rPr>
           <w:lang w:val="el-GR"/>
         </w:rPr>
-        <w:t>ή δεξί κλικ και άνοιγμα</w:t>
-      </w:r>
-      <w:r>
-        <w:rPr>
-          <w:lang w:val="el-GR"/>
-        </w:rPr>
-        <w:t xml:space="preserve"> </w:t>
+        <w:t xml:space="preserve">ή δεξί κλικ και άνοιγμα </w:t>
       </w:r>
       <w:r>
         <w:rPr>
@@ -1807,7 +1868,7 @@
           <w:lang w:val="el-GR"/>
         </w:rPr>
       </w:pPr>
-      <w:bookmarkStart w:id="3" w:name="_Toc205197961"/>
+      <w:bookmarkStart w:id="3" w:name="_Toc205199515"/>
       <w:r>
         <w:rPr>
           <w:lang w:val="el-GR"/>
@@ -2035,13 +2096,7 @@
         <w:rPr>
           <w:lang w:val="el-GR"/>
         </w:rPr>
-        <w:t>Όπως θα φαίνεται στα εξαγόμενα αρχεία</w:t>
-      </w:r>
-      <w:r>
-        <w:rPr>
-          <w:lang w:val="el-GR"/>
-        </w:rPr>
-        <w:t>. Προσοχή όχι πολύ μεγάλες διευθύνσεις, πιθανό να δημιουργηθεί πρόβλημα στη διάταξη των εξαγόμενων αρχείων.</w:t>
+        <w:t>Όπως θα φαίνεται στα εξαγόμενα αρχεία. Προσοχή όχι πολύ μεγάλες διευθύνσεις, πιθανό να δημιουργηθεί πρόβλημα στη διάταξη των εξαγόμενων αρχείων.</w:t>
       </w:r>
     </w:p>
     <w:p>
@@ -2080,13 +2135,7 @@
         <w:rPr>
           <w:lang w:val="el-GR"/>
         </w:rPr>
-        <w:t>Όπως θα φαίνεται στα εξαγόμενα αρχεία</w:t>
-      </w:r>
-      <w:r>
-        <w:rPr>
-          <w:lang w:val="el-GR"/>
-        </w:rPr>
-        <w:t xml:space="preserve"> το λογότυπο του συλλόγου</w:t>
+        <w:t>Όπως θα φαίνεται στα εξαγόμενα αρχεία το λογότυπο του συλλόγου</w:t>
       </w:r>
     </w:p>
     <w:p>
@@ -2130,13 +2179,7 @@
         <w:rPr>
           <w:lang w:val="el-GR"/>
         </w:rPr>
-        <w:t>αυτόματα</w:t>
-      </w:r>
-      <w:r>
-        <w:rPr>
-          <w:lang w:val="el-GR"/>
-        </w:rPr>
-        <w:t xml:space="preserve"> να δημιουργεί σειρά αριθμών για τις αποδείξεις. </w:t>
+        <w:t xml:space="preserve">αυτόματα να δημιουργεί σειρά αριθμών για τις αποδείξεις. </w:t>
       </w:r>
       <w:r>
         <w:rPr>
@@ -2272,7 +2315,7 @@
         </w:rPr>
       </w:pPr>
       <w:bookmarkStart w:id="4" w:name="_Toc1002"/>
-      <w:bookmarkStart w:id="5" w:name="_Toc205197962"/>
+      <w:bookmarkStart w:id="5" w:name="_Toc205199516"/>
       <w:r>
         <w:rPr>
           <w:lang w:val="el-GR"/>
@@ -2424,7 +2467,7 @@
         </w:rPr>
       </w:pPr>
       <w:bookmarkStart w:id="6" w:name="_Toc1003"/>
-      <w:bookmarkStart w:id="7" w:name="_Toc205197963"/>
+      <w:bookmarkStart w:id="7" w:name="_Toc205199517"/>
       <w:r>
         <w:rPr>
           <w:lang w:val="el-GR"/>
@@ -2503,7 +2546,7 @@
         </w:rPr>
       </w:pPr>
       <w:bookmarkStart w:id="8" w:name="_Toc1004"/>
-      <w:bookmarkStart w:id="9" w:name="_Toc205197964"/>
+      <w:bookmarkStart w:id="9" w:name="_Toc205199518"/>
       <w:r>
         <w:rPr>
           <w:lang w:val="el-GR"/>
@@ -2568,21 +2611,7 @@
           <w:u w:val="single"/>
           <w:lang w:val="el-GR"/>
         </w:rPr>
-        <w:t xml:space="preserve">Πατώντας το κουμπί </w:t>
-      </w:r>
-      <w:r>
-        <w:rPr>
-          <w:u w:val="single"/>
-          <w:lang w:val="el-GR"/>
-        </w:rPr>
-        <w:t>«Αποθήκευση»</w:t>
-      </w:r>
-      <w:r>
-        <w:rPr>
-          <w:u w:val="single"/>
-          <w:lang w:val="el-GR"/>
-        </w:rPr>
-        <w:t>, η συνδρομή θεωρείται ότι έχει καταβληθεί και το έτος κλειδώνει χωρίς δυνατότητα αλλαγής έτους.</w:t>
+        <w:t>Πατώντας το κουμπί «Αποθήκευση», η συνδρομή θεωρείται ότι έχει καταβληθεί και το έτος κλειδώνει χωρίς δυνατότητα αλλαγής έτους.</w:t>
       </w:r>
     </w:p>
     <w:p>
@@ -2608,7 +2637,6 @@
           <w:iCs/>
           <w:lang w:val="el-GR"/>
         </w:rPr>
-        <w:lastRenderedPageBreak/>
         <w:t>Παράδειγμα ολοκληρωμένης – κλειδωμένης συνδρομής</w:t>
       </w:r>
     </w:p>
@@ -2623,6 +2651,7 @@
         <w:rPr>
           <w:noProof/>
         </w:rPr>
+        <w:lastRenderedPageBreak/>
         <w:drawing>
           <wp:inline distT="0" distB="0" distL="0" distR="0" wp14:anchorId="6EF00579" wp14:editId="090EF483">
             <wp:extent cx="5943600" cy="1014095"/>
@@ -2671,31 +2700,7 @@
         <w:rPr>
           <w:lang w:val="el-GR"/>
         </w:rPr>
-        <w:t xml:space="preserve">Η εφαρμογή δίνει την δυνατότητα για εισαγωγή παρελθόντων ετών. Πατήστε «Εισαγωγή Συνδρομής», αμέσως πριν πατήσετε </w:t>
-      </w:r>
-      <w:r>
-        <w:rPr>
-          <w:lang w:val="el-GR"/>
-        </w:rPr>
-        <w:t>«Αποθήκευση»</w:t>
-      </w:r>
-      <w:r>
-        <w:rPr>
-          <w:lang w:val="el-GR"/>
-        </w:rPr>
-        <w:t xml:space="preserve"> αλλάξτε το έτος στην επιθυμητή τιμή, συμπληρώστε το ποσό και τέλος πατήστε </w:t>
-      </w:r>
-      <w:r>
-        <w:rPr>
-          <w:lang w:val="el-GR"/>
-        </w:rPr>
-        <w:t>«Αποθήκευση»</w:t>
-      </w:r>
-      <w:r>
-        <w:rPr>
-          <w:lang w:val="el-GR"/>
-        </w:rPr>
-        <w:t>.</w:t>
+        <w:t>Η εφαρμογή δίνει την δυνατότητα για εισαγωγή παρελθόντων ετών. Πατήστε «Εισαγωγή Συνδρομής», αμέσως πριν πατήσετε «Αποθήκευση» αλλάξτε το έτος στην επιθυμητή τιμή, συμπληρώστε το ποσό και τέλος πατήστε «Αποθήκευση».</w:t>
       </w:r>
       <w:r>
         <w:rPr>
@@ -2733,7 +2738,7 @@
         </w:rPr>
       </w:pPr>
       <w:bookmarkStart w:id="10" w:name="_Toc1005"/>
-      <w:bookmarkStart w:id="11" w:name="_Toc205197965"/>
+      <w:bookmarkStart w:id="11" w:name="_Toc205199519"/>
       <w:r>
         <w:rPr>
           <w:lang w:val="el-GR"/>
@@ -2872,7 +2877,7 @@
         </w:rPr>
       </w:pPr>
       <w:bookmarkStart w:id="12" w:name="_Toc1006"/>
-      <w:bookmarkStart w:id="13" w:name="_Toc205197966"/>
+      <w:bookmarkStart w:id="13" w:name="_Toc205199520"/>
       <w:r>
         <w:rPr>
           <w:lang w:val="el-GR"/>
@@ -3185,13 +3190,7 @@
         <w:rPr>
           <w:lang w:val="el-GR"/>
         </w:rPr>
-        <w:t xml:space="preserve"> ΔΑΜΙΑΝΟΣ_2025</w:t>
-      </w:r>
-      <w:r>
-        <w:rPr>
-          <w:lang w:val="el-GR"/>
-        </w:rPr>
-        <w:t>.</w:t>
+        <w:t xml:space="preserve"> ΔΑΜΙΑΝΟΣ_2025.</w:t>
       </w:r>
       <w:r>
         <w:t>pdf</w:t>
@@ -3502,7 +3501,7 @@
         </w:rPr>
       </w:pPr>
       <w:bookmarkStart w:id="14" w:name="_Toc1007"/>
-      <w:bookmarkStart w:id="15" w:name="_Toc205197967"/>
+      <w:bookmarkStart w:id="15" w:name="_Toc205199521"/>
       <w:r>
         <w:rPr>
           <w:lang w:val="el-GR"/>
@@ -3933,7 +3932,7 @@
           <w:lang w:val="el-GR"/>
         </w:rPr>
       </w:pPr>
-      <w:bookmarkStart w:id="16" w:name="_Toc205197968"/>
+      <w:bookmarkStart w:id="16" w:name="_Toc205199522"/>
       <w:r>
         <w:rPr>
           <w:lang w:val="el-GR"/>
@@ -4211,7 +4210,7 @@
           <w:lang w:val="el-GR"/>
         </w:rPr>
       </w:pPr>
-      <w:bookmarkStart w:id="17" w:name="_Toc205197969"/>
+      <w:bookmarkStart w:id="17" w:name="_Toc205199523"/>
       <w:r>
         <w:rPr>
           <w:lang w:val="el-GR"/>
@@ -4377,6 +4376,9 @@
           <w:ilvl w:val="0"/>
           <w:numId w:val="35"/>
         </w:numPr>
+        <w:rPr>
+          <w:lang w:val="el-GR"/>
+        </w:rPr>
       </w:pPr>
       <w:r>
         <w:rPr>
@@ -4650,7 +4652,7 @@
           <w:lang w:val="el-GR"/>
         </w:rPr>
       </w:pPr>
-      <w:bookmarkStart w:id="18" w:name="_Toc205197970"/>
+      <w:bookmarkStart w:id="18" w:name="_Toc205199524"/>
       <w:r>
         <w:rPr>
           <w:lang w:val="el-GR"/>
@@ -4768,7 +4770,7 @@
           <w:lang w:val="el-GR"/>
         </w:rPr>
       </w:pPr>
-      <w:bookmarkStart w:id="19" w:name="_Toc205197971"/>
+      <w:bookmarkStart w:id="19" w:name="_Toc205199525"/>
       <w:r>
         <w:rPr>
           <w:lang w:val="el-GR"/>
@@ -4887,7 +4889,7 @@
           <w:lang w:val="el-GR"/>
         </w:rPr>
       </w:pPr>
-      <w:bookmarkStart w:id="20" w:name="_Toc205197972"/>
+      <w:bookmarkStart w:id="20" w:name="_Toc205199526"/>
       <w:r>
         <w:rPr>
           <w:lang w:val="el-GR"/>
@@ -5038,7 +5040,7 @@
           <w:lang w:val="el-GR"/>
         </w:rPr>
       </w:pPr>
-      <w:bookmarkStart w:id="21" w:name="_Toc205197973"/>
+      <w:bookmarkStart w:id="21" w:name="_Toc205199527"/>
       <w:r>
         <w:rPr>
           <w:lang w:val="el-GR"/>
@@ -5129,17 +5131,378 @@
         <w:rPr>
           <w:lang w:val="el-GR"/>
         </w:rPr>
-        <w:t xml:space="preserve">, όπως περιγράφεται στο </w:t>
-      </w:r>
-      <w:r>
-        <w:rPr>
-          <w:lang w:val="el-GR"/>
-        </w:rPr>
-        <w:t>«Δημιουργία Αντιγράφου Ασφαλείας»</w:t>
+        <w:t>, όπως περιγράφεται στο «Δημιουργία Αντιγράφου Ασφαλείας»</w:t>
+      </w:r>
+    </w:p>
+    <w:p>
+      <w:pPr>
+        <w:rPr>
+          <w:lang w:val="el-GR"/>
+        </w:rPr>
+      </w:pPr>
+    </w:p>
+    <w:p>
+      <w:pPr>
+        <w:pStyle w:val="Heading1"/>
+        <w:rPr>
+          <w:lang w:val="el-GR"/>
+        </w:rPr>
+      </w:pPr>
+      <w:bookmarkStart w:id="22" w:name="_Toc205199528"/>
+      <w:r>
+        <w:rPr>
+          <w:lang w:val="el-GR"/>
+        </w:rPr>
+        <w:t>Α</w:t>
+      </w:r>
+      <w:r>
+        <w:rPr>
+          <w:lang w:val="el-GR"/>
+        </w:rPr>
+        <w:t>ναφορά Σφαλμάτων - Προτάσεις</w:t>
+      </w:r>
+      <w:bookmarkEnd w:id="22"/>
+    </w:p>
+    <w:p>
+      <w:pPr>
+        <w:rPr>
+          <w:noProof/>
+          <w:lang w:val="el-GR"/>
+        </w:rPr>
+      </w:pPr>
+      <w:r>
+        <w:rPr>
+          <w:lang w:val="el-GR"/>
+        </w:rPr>
+        <w:t xml:space="preserve">Επισκεφτείτε την εφαρμογή </w:t>
+      </w:r>
+      <w:proofErr w:type="spellStart"/>
+      <w:r>
+        <w:t>Github</w:t>
+      </w:r>
+      <w:proofErr w:type="spellEnd"/>
+      <w:r>
+        <w:rPr>
+          <w:lang w:val="el-GR"/>
+        </w:rPr>
+        <w:t xml:space="preserve"> στη διεύθυνση </w:t>
+      </w:r>
+      <w:hyperlink r:id="rId39" w:history="1">
+        <w:r>
+          <w:rPr>
+            <w:rStyle w:val="Hyperlink"/>
+            <w:lang w:val="el-GR"/>
+          </w:rPr>
+          <w:t>https://github.com/stef-k/SYLOGOS</w:t>
+        </w:r>
+      </w:hyperlink>
+      <w:r>
+        <w:rPr>
+          <w:lang w:val="el-GR"/>
+        </w:rPr>
+        <w:t xml:space="preserve"> στο μενού με τους συνδέσμους, θα δείτε «</w:t>
+      </w:r>
+      <w:r>
+        <w:t>Issues</w:t>
+      </w:r>
+      <w:r>
+        <w:rPr>
+          <w:lang w:val="el-GR"/>
+        </w:rPr>
+        <w:t>», πατήστε εκεί. Στη σελίδα που θα μεταφερθείτε, θα δείτε το κουμπί «</w:t>
+      </w:r>
+      <w:r>
+        <w:t>New</w:t>
+      </w:r>
+      <w:r>
+        <w:rPr>
+          <w:lang w:val="el-GR"/>
+        </w:rPr>
+        <w:t xml:space="preserve"> </w:t>
+      </w:r>
+      <w:r>
+        <w:t>Issue</w:t>
+      </w:r>
+      <w:r>
+        <w:rPr>
+          <w:lang w:val="el-GR"/>
+        </w:rPr>
+        <w:t>», πατήστε και στα πεδία που θα εμφανιστούν εισάγετε: τον περιγραφικό τίτλο του προβλήματος ή πρότασης και στο πεδίο κυρίους κειμένου αναλυτικά το πρόβλημα ή πρόταση σας. Και πατήστε «</w:t>
+      </w:r>
+      <w:r>
+        <w:t>Create</w:t>
+      </w:r>
+      <w:r>
+        <w:rPr>
+          <w:lang w:val="el-GR"/>
+        </w:rPr>
+        <w:t>», όπως φαίνεται στις παρακάτω εικόνες:</w:t>
+      </w:r>
+      <w:r>
+        <w:rPr>
+          <w:lang w:val="el-GR"/>
+        </w:rPr>
+        <w:br/>
+      </w:r>
+      <w:r>
+        <w:rPr>
+          <w:lang w:val="el-GR"/>
+        </w:rPr>
+        <w:br/>
+      </w:r>
+    </w:p>
+    <w:p>
+      <w:pPr>
+        <w:rPr>
+          <w:lang w:val="el-GR"/>
+        </w:rPr>
+      </w:pPr>
+      <w:r>
+        <w:rPr>
+          <w:noProof/>
+        </w:rPr>
+        <w:lastRenderedPageBreak/>
+        <w:drawing>
+          <wp:inline distT="0" distB="0" distL="0" distR="0" wp14:anchorId="777BA8A0" wp14:editId="069A12DB">
+            <wp:extent cx="5943600" cy="996286"/>
+            <wp:effectExtent l="0" t="0" r="0" b="0"/>
+            <wp:docPr id="779536773" name="Picture 1"/>
+            <wp:cNvGraphicFramePr>
+              <a:graphicFrameLocks xmlns:a="http://schemas.openxmlformats.org/drawingml/2006/main" noChangeAspect="1"/>
+            </wp:cNvGraphicFramePr>
+            <a:graphic xmlns:a="http://schemas.openxmlformats.org/drawingml/2006/main">
+              <a:graphicData uri="http://schemas.openxmlformats.org/drawingml/2006/picture">
+                <pic:pic xmlns:pic="http://schemas.openxmlformats.org/drawingml/2006/picture">
+                  <pic:nvPicPr>
+                    <pic:cNvPr id="779536773" name=""/>
+                    <pic:cNvPicPr/>
+                  </pic:nvPicPr>
+                  <pic:blipFill rotWithShape="1">
+                    <a:blip r:embed="rId40"/>
+                    <a:srcRect b="64861"/>
+                    <a:stretch>
+                      <a:fillRect/>
+                    </a:stretch>
+                  </pic:blipFill>
+                  <pic:spPr bwMode="auto">
+                    <a:xfrm>
+                      <a:off x="0" y="0"/>
+                      <a:ext cx="5943600" cy="996286"/>
+                    </a:xfrm>
+                    <a:prstGeom prst="rect">
+                      <a:avLst/>
+                    </a:prstGeom>
+                    <a:ln>
+                      <a:noFill/>
+                    </a:ln>
+                    <a:extLst>
+                      <a:ext uri="{53640926-AAD7-44D8-BBD7-CCE9431645EC}">
+                        <a14:shadowObscured xmlns:a14="http://schemas.microsoft.com/office/drawing/2010/main"/>
+                      </a:ext>
+                    </a:extLst>
+                  </pic:spPr>
+                </pic:pic>
+              </a:graphicData>
+            </a:graphic>
+          </wp:inline>
+        </w:drawing>
+      </w:r>
+    </w:p>
+    <w:p>
+      <w:pPr>
+        <w:rPr>
+          <w:lang w:val="el-GR"/>
+        </w:rPr>
+      </w:pPr>
+    </w:p>
+    <w:p>
+      <w:pPr>
+        <w:rPr>
+          <w:lang w:val="el-GR"/>
+        </w:rPr>
+      </w:pPr>
+      <w:r>
+        <w:rPr>
+          <w:noProof/>
+        </w:rPr>
+        <w:drawing>
+          <wp:inline distT="0" distB="0" distL="0" distR="0" wp14:anchorId="0214B684" wp14:editId="710ABB4A">
+            <wp:extent cx="5943600" cy="1515110"/>
+            <wp:effectExtent l="0" t="0" r="0" b="8890"/>
+            <wp:docPr id="227699212" name="Picture 1"/>
+            <wp:cNvGraphicFramePr>
+              <a:graphicFrameLocks xmlns:a="http://schemas.openxmlformats.org/drawingml/2006/main" noChangeAspect="1"/>
+            </wp:cNvGraphicFramePr>
+            <a:graphic xmlns:a="http://schemas.openxmlformats.org/drawingml/2006/main">
+              <a:graphicData uri="http://schemas.openxmlformats.org/drawingml/2006/picture">
+                <pic:pic xmlns:pic="http://schemas.openxmlformats.org/drawingml/2006/picture">
+                  <pic:nvPicPr>
+                    <pic:cNvPr id="227699212" name=""/>
+                    <pic:cNvPicPr/>
+                  </pic:nvPicPr>
+                  <pic:blipFill>
+                    <a:blip r:embed="rId41"/>
+                    <a:stretch>
+                      <a:fillRect/>
+                    </a:stretch>
+                  </pic:blipFill>
+                  <pic:spPr>
+                    <a:xfrm>
+                      <a:off x="0" y="0"/>
+                      <a:ext cx="5943600" cy="1515110"/>
+                    </a:xfrm>
+                    <a:prstGeom prst="rect">
+                      <a:avLst/>
+                    </a:prstGeom>
+                  </pic:spPr>
+                </pic:pic>
+              </a:graphicData>
+            </a:graphic>
+          </wp:inline>
+        </w:drawing>
+      </w:r>
+    </w:p>
+    <w:p>
+      <w:pPr>
+        <w:rPr>
+          <w:lang w:val="el-GR"/>
+        </w:rPr>
+      </w:pPr>
+    </w:p>
+    <w:p>
+      <w:pPr>
+        <w:rPr>
+          <w:lang w:val="el-GR"/>
+        </w:rPr>
+      </w:pPr>
+      <w:r>
+        <w:rPr>
+          <w:noProof/>
+        </w:rPr>
+        <w:drawing>
+          <wp:inline distT="0" distB="0" distL="0" distR="0" wp14:anchorId="6CF6354A" wp14:editId="5C4BBDCF">
+            <wp:extent cx="5943600" cy="2848610"/>
+            <wp:effectExtent l="0" t="0" r="0" b="8890"/>
+            <wp:docPr id="1531906097" name="Picture 1"/>
+            <wp:cNvGraphicFramePr>
+              <a:graphicFrameLocks xmlns:a="http://schemas.openxmlformats.org/drawingml/2006/main" noChangeAspect="1"/>
+            </wp:cNvGraphicFramePr>
+            <a:graphic xmlns:a="http://schemas.openxmlformats.org/drawingml/2006/main">
+              <a:graphicData uri="http://schemas.openxmlformats.org/drawingml/2006/picture">
+                <pic:pic xmlns:pic="http://schemas.openxmlformats.org/drawingml/2006/picture">
+                  <pic:nvPicPr>
+                    <pic:cNvPr id="1531906097" name=""/>
+                    <pic:cNvPicPr/>
+                  </pic:nvPicPr>
+                  <pic:blipFill>
+                    <a:blip r:embed="rId42"/>
+                    <a:stretch>
+                      <a:fillRect/>
+                    </a:stretch>
+                  </pic:blipFill>
+                  <pic:spPr>
+                    <a:xfrm>
+                      <a:off x="0" y="0"/>
+                      <a:ext cx="5943600" cy="2848610"/>
+                    </a:xfrm>
+                    <a:prstGeom prst="rect">
+                      <a:avLst/>
+                    </a:prstGeom>
+                  </pic:spPr>
+                </pic:pic>
+              </a:graphicData>
+            </a:graphic>
+          </wp:inline>
+        </w:drawing>
+      </w:r>
+    </w:p>
+    <w:p>
+      <w:pPr>
+        <w:rPr>
+          <w:lang w:val="el-GR"/>
+        </w:rPr>
+      </w:pPr>
+      <w:r>
+        <w:rPr>
+          <w:lang w:val="el-GR"/>
+        </w:rPr>
+        <w:br w:type="page"/>
+      </w:r>
+    </w:p>
+    <w:p>
+      <w:pPr>
+        <w:rPr>
+          <w:lang w:val="el-GR"/>
+        </w:rPr>
+      </w:pPr>
+      <w:r>
+        <w:rPr>
+          <w:lang w:val="el-GR"/>
+        </w:rPr>
+        <w:lastRenderedPageBreak/>
+        <w:t>Εναλλακτικά, μπορείτε να μεταβείτε στη παραπάνω σελίδα, από το κύριο μενού της εφαρμογής ΒΟΗΘΕΙΑ – ΠΛΗΡΟΦΟΡΙΕΣ</w:t>
+      </w:r>
+      <w:r>
+        <w:rPr>
+          <w:lang w:val="el-GR"/>
+        </w:rPr>
+        <w:t xml:space="preserve"> και τέλος να ακολουθήσετε τα παραπάνω βήματα για τη δημιουργία αναφοράς σφάλματος ή προτάσεως.</w:t>
+      </w:r>
+      <w:r>
+        <w:rPr>
+          <w:lang w:val="el-GR"/>
+        </w:rPr>
+        <w:br/>
+      </w:r>
+      <w:r>
+        <w:rPr>
+          <w:lang w:val="el-GR"/>
+        </w:rPr>
+        <w:br/>
+      </w:r>
+      <w:r>
+        <w:rPr>
+          <w:noProof/>
+        </w:rPr>
+        <w:drawing>
+          <wp:inline distT="0" distB="0" distL="0" distR="0" wp14:anchorId="42D87D1D" wp14:editId="0644881F">
+            <wp:extent cx="4667250" cy="2857500"/>
+            <wp:effectExtent l="0" t="0" r="0" b="0"/>
+            <wp:docPr id="238765011" name="Picture 1"/>
+            <wp:cNvGraphicFramePr>
+              <a:graphicFrameLocks xmlns:a="http://schemas.openxmlformats.org/drawingml/2006/main" noChangeAspect="1"/>
+            </wp:cNvGraphicFramePr>
+            <a:graphic xmlns:a="http://schemas.openxmlformats.org/drawingml/2006/main">
+              <a:graphicData uri="http://schemas.openxmlformats.org/drawingml/2006/picture">
+                <pic:pic xmlns:pic="http://schemas.openxmlformats.org/drawingml/2006/picture">
+                  <pic:nvPicPr>
+                    <pic:cNvPr id="238765011" name=""/>
+                    <pic:cNvPicPr/>
+                  </pic:nvPicPr>
+                  <pic:blipFill>
+                    <a:blip r:embed="rId43"/>
+                    <a:stretch>
+                      <a:fillRect/>
+                    </a:stretch>
+                  </pic:blipFill>
+                  <pic:spPr>
+                    <a:xfrm>
+                      <a:off x="0" y="0"/>
+                      <a:ext cx="4667250" cy="2857500"/>
+                    </a:xfrm>
+                    <a:prstGeom prst="rect">
+                      <a:avLst/>
+                    </a:prstGeom>
+                  </pic:spPr>
+                </pic:pic>
+              </a:graphicData>
+            </a:graphic>
+          </wp:inline>
+        </w:drawing>
       </w:r>
     </w:p>
     <w:sectPr>
-      <w:footerReference w:type="default" r:id="rId39"/>
+      <w:footerReference w:type="default" r:id="rId44"/>
       <w:pgSz w:w="12240" w:h="15840"/>
       <w:pgMar w:top="1440" w:right="1440" w:bottom="1440" w:left="1440" w:header="288" w:footer="720" w:gutter="0"/>
       <w:pgNumType w:start="1"/>
@@ -5231,7 +5594,40 @@
   <w:p>
     <w:pPr>
       <w:pStyle w:val="Footer"/>
+      <w:jc w:val="center"/>
+      <w:rPr>
+        <w:rFonts w:ascii="Consolas" w:hAnsi="Consolas"/>
+        <w:sz w:val="16"/>
+        <w:szCs w:val="16"/>
+      </w:rPr>
     </w:pPr>
+    <w:r>
+      <w:rPr>
+        <w:rFonts w:ascii="Consolas" w:hAnsi="Consolas"/>
+        <w:sz w:val="16"/>
+        <w:szCs w:val="16"/>
+      </w:rPr>
+      <w:t>©2025</w:t>
+    </w:r>
+    <w:r>
+      <w:rPr>
+        <w:rFonts w:ascii="Consolas" w:hAnsi="Consolas"/>
+        <w:sz w:val="16"/>
+        <w:szCs w:val="16"/>
+      </w:rPr>
+      <w:t xml:space="preserve"> | Stef Karyotidis </w:t>
+    </w:r>
+    <w:hyperlink r:id="rId1" w:history="1">
+      <w:r>
+        <w:rPr>
+          <w:rStyle w:val="Hyperlink"/>
+          <w:rFonts w:ascii="Consolas" w:hAnsi="Consolas"/>
+          <w:sz w:val="16"/>
+          <w:szCs w:val="16"/>
+        </w:rPr>
+        <w:t>https://stefk.me</w:t>
+      </w:r>
+    </w:hyperlink>
   </w:p>
 </w:ftr>
 </file>
@@ -32709,6 +33105,25 @@
 </file>
 
 <file path=customXml/item1.xml><?xml version="1.0" encoding="utf-8"?>
+<p:properties xmlns:p="http://schemas.microsoft.com/office/2006/metadata/properties" xmlns:xsi="http://www.w3.org/2001/XMLSchema-instance" xmlns:pc="http://schemas.microsoft.com/office/infopath/2007/PartnerControls">
+  <documentManagement>
+    <_ip_UnifiedCompliancePolicyUIAction xmlns="http://schemas.microsoft.com/sharepoint/v3" xsi:nil="true"/>
+    <Image xmlns="71af3243-3dd4-4a8d-8c0d-dd76da1f02a5">
+      <Url xsi:nil="true"/>
+      <Description xsi:nil="true"/>
+    </Image>
+    <Status xmlns="71af3243-3dd4-4a8d-8c0d-dd76da1f02a5">Not started</Status>
+    <_ip_UnifiedCompliancePolicyProperties xmlns="http://schemas.microsoft.com/sharepoint/v3" xsi:nil="true"/>
+    <ImageTagsTaxHTField xmlns="71af3243-3dd4-4a8d-8c0d-dd76da1f02a5">
+      <Terms xmlns="http://schemas.microsoft.com/office/infopath/2007/PartnerControls"/>
+    </ImageTagsTaxHTField>
+    <TaxCatchAll xmlns="230e9df3-be65-4c73-a93b-d1236ebd677e"/>
+    <MediaServiceKeyPoints xmlns="71af3243-3dd4-4a8d-8c0d-dd76da1f02a5" xsi:nil="true"/>
+  </documentManagement>
+</p:properties>
+</file>
+
+<file path=customXml/item2.xml><?xml version="1.0" encoding="utf-8"?>
 <ct:contentTypeSchema xmlns:ct="http://schemas.microsoft.com/office/2006/metadata/contentType" xmlns:ma="http://schemas.microsoft.com/office/2006/metadata/properties/metaAttributes" ct:_="" ma:_="" ma:contentTypeName="Document" ma:contentTypeID="0x01010079F111ED35F8CC479449609E8A0923A6" ma:contentTypeVersion="20" ma:contentTypeDescription="Create a new document." ma:contentTypeScope="" ma:versionID="1267097ee5f5874adfcc408041ae252e">
   <xsd:schema xmlns:xsd="http://www.w3.org/2001/XMLSchema" xmlns:xs="http://www.w3.org/2001/XMLSchema" xmlns:p="http://schemas.microsoft.com/office/2006/metadata/properties" xmlns:ns1="http://schemas.microsoft.com/sharepoint/v3" xmlns:ns2="71af3243-3dd4-4a8d-8c0d-dd76da1f02a5" xmlns:ns3="16c05727-aa75-4e4a-9b5f-8a80a1165891" xmlns:ns4="230e9df3-be65-4c73-a93b-d1236ebd677e" targetNamespace="http://schemas.microsoft.com/office/2006/metadata/properties" ma:root="true" ma:fieldsID="395891a93df65b14727750f2c06c306c" ns1:_="" ns2:_="" ns3:_="" ns4:_="">
     <xsd:import namespace="http://schemas.microsoft.com/sharepoint/v3"/>
@@ -32984,30 +33399,7 @@
 </ct:contentTypeSchema>
 </file>
 
-<file path=customXml/item2.xml><?xml version="1.0" encoding="utf-8"?>
-<p:properties xmlns:p="http://schemas.microsoft.com/office/2006/metadata/properties" xmlns:xsi="http://www.w3.org/2001/XMLSchema-instance" xmlns:pc="http://schemas.microsoft.com/office/infopath/2007/PartnerControls">
-  <documentManagement>
-    <_ip_UnifiedCompliancePolicyUIAction xmlns="http://schemas.microsoft.com/sharepoint/v3" xsi:nil="true"/>
-    <Image xmlns="71af3243-3dd4-4a8d-8c0d-dd76da1f02a5">
-      <Url xsi:nil="true"/>
-      <Description xsi:nil="true"/>
-    </Image>
-    <Status xmlns="71af3243-3dd4-4a8d-8c0d-dd76da1f02a5">Not started</Status>
-    <_ip_UnifiedCompliancePolicyProperties xmlns="http://schemas.microsoft.com/sharepoint/v3" xsi:nil="true"/>
-    <ImageTagsTaxHTField xmlns="71af3243-3dd4-4a8d-8c0d-dd76da1f02a5">
-      <Terms xmlns="http://schemas.microsoft.com/office/infopath/2007/PartnerControls"/>
-    </ImageTagsTaxHTField>
-    <TaxCatchAll xmlns="230e9df3-be65-4c73-a93b-d1236ebd677e"/>
-    <MediaServiceKeyPoints xmlns="71af3243-3dd4-4a8d-8c0d-dd76da1f02a5" xsi:nil="true"/>
-  </documentManagement>
-</p:properties>
-</file>
-
 <file path=customXml/item3.xml><?xml version="1.0" encoding="utf-8"?>
-<b:Sources xmlns:b="http://schemas.openxmlformats.org/officeDocument/2006/bibliography" xmlns="http://schemas.openxmlformats.org/officeDocument/2006/bibliography" SelectedStyle="\APASixthEditionOfficeOnline.xsl" StyleName="APA" Version="6"/>
-</file>
-
-<file path=customXml/item4.xml><?xml version="1.0" encoding="utf-8"?>
 <?mso-contentType ?>
 <FormTemplates xmlns="http://schemas.microsoft.com/sharepoint/v3/contenttype/forms">
   <Display>DocumentLibraryForm</Display>
@@ -33016,7 +33408,23 @@
 </FormTemplates>
 </file>
 
+<file path=customXml/item4.xml><?xml version="1.0" encoding="utf-8"?>
+<b:Sources xmlns:b="http://schemas.openxmlformats.org/officeDocument/2006/bibliography" xmlns="http://schemas.openxmlformats.org/officeDocument/2006/bibliography" SelectedStyle="\APASixthEditionOfficeOnline.xsl" StyleName="APA" Version="6"/>
+</file>
+
 <file path=customXml/itemProps1.xml><?xml version="1.0" encoding="utf-8"?>
+<ds:datastoreItem xmlns:ds="http://schemas.openxmlformats.org/officeDocument/2006/customXml" ds:itemID="{91E7373D-5DCA-4092-912F-7D030B4FE61E}">
+  <ds:schemaRefs>
+    <ds:schemaRef ds:uri="http://schemas.microsoft.com/office/2006/metadata/properties"/>
+    <ds:schemaRef ds:uri="http://schemas.microsoft.com/office/infopath/2007/PartnerControls"/>
+    <ds:schemaRef ds:uri="http://schemas.microsoft.com/sharepoint/v3"/>
+    <ds:schemaRef ds:uri="71af3243-3dd4-4a8d-8c0d-dd76da1f02a5"/>
+    <ds:schemaRef ds:uri="230e9df3-be65-4c73-a93b-d1236ebd677e"/>
+  </ds:schemaRefs>
+</ds:datastoreItem>
+</file>
+
+<file path=customXml/itemProps2.xml><?xml version="1.0" encoding="utf-8"?>
 <ds:datastoreItem xmlns:ds="http://schemas.openxmlformats.org/officeDocument/2006/customXml" ds:itemID="{B15B1B51-5121-472B-BA9E-DC61343F5AF6}">
   <ds:schemaRefs>
     <ds:schemaRef ds:uri="http://schemas.microsoft.com/office/2006/metadata/contentType"/>
@@ -33037,30 +33445,18 @@
 </ds:datastoreItem>
 </file>
 
-<file path=customXml/itemProps2.xml><?xml version="1.0" encoding="utf-8"?>
-<ds:datastoreItem xmlns:ds="http://schemas.openxmlformats.org/officeDocument/2006/customXml" ds:itemID="{91E7373D-5DCA-4092-912F-7D030B4FE61E}">
+<file path=customXml/itemProps3.xml><?xml version="1.0" encoding="utf-8"?>
+<ds:datastoreItem xmlns:ds="http://schemas.openxmlformats.org/officeDocument/2006/customXml" ds:itemID="{878A3276-187E-405F-966A-BDA24FF7DCFF}">
   <ds:schemaRefs>
-    <ds:schemaRef ds:uri="http://schemas.microsoft.com/office/2006/metadata/properties"/>
-    <ds:schemaRef ds:uri="http://schemas.microsoft.com/office/infopath/2007/PartnerControls"/>
-    <ds:schemaRef ds:uri="http://schemas.microsoft.com/sharepoint/v3"/>
-    <ds:schemaRef ds:uri="71af3243-3dd4-4a8d-8c0d-dd76da1f02a5"/>
-    <ds:schemaRef ds:uri="230e9df3-be65-4c73-a93b-d1236ebd677e"/>
+    <ds:schemaRef ds:uri="http://schemas.microsoft.com/sharepoint/v3/contenttype/forms"/>
   </ds:schemaRefs>
 </ds:datastoreItem>
 </file>
 
-<file path=customXml/itemProps3.xml><?xml version="1.0" encoding="utf-8"?>
+<file path=customXml/itemProps4.xml><?xml version="1.0" encoding="utf-8"?>
 <ds:datastoreItem xmlns:ds="http://schemas.openxmlformats.org/officeDocument/2006/customXml" ds:itemID="{9EAA2E9E-4E47-497B-A79A-B397382D8E2F}">
   <ds:schemaRefs>
     <ds:schemaRef ds:uri="http://schemas.openxmlformats.org/officeDocument/2006/bibliography"/>
   </ds:schemaRefs>
 </ds:datastoreItem>
-</file>
-
-<file path=customXml/itemProps4.xml><?xml version="1.0" encoding="utf-8"?>
-<ds:datastoreItem xmlns:ds="http://schemas.openxmlformats.org/officeDocument/2006/customXml" ds:itemID="{878A3276-187E-405F-966A-BDA24FF7DCFF}">
-  <ds:schemaRefs>
-    <ds:schemaRef ds:uri="http://schemas.microsoft.com/sharepoint/v3/contenttype/forms"/>
-  </ds:schemaRefs>
-</ds:datastoreItem>
 </file>